--- a/docs/chat_bot.docx
+++ b/docs/chat_bot.docx
@@ -32,15 +32,7 @@
         <w:ind w:left="1440"/>
       </w:pPr>
       <w:r>
-        <w:t xml:space="preserve">Необходимо разработать </w:t>
-      </w:r>
-      <w:proofErr w:type="gramStart"/>
-      <w:r>
-        <w:t>программу</w:t>
-      </w:r>
-      <w:proofErr w:type="gramEnd"/>
-      <w:r>
-        <w:t xml:space="preserve"> которая на естественном языке взаимодействует с пользователем и выполняет один из заданных сценариев (вызов необходимой прогностической модели, ответ пользователю). </w:t>
+        <w:t xml:space="preserve">Необходимо разработать программу которая на естественном языке взаимодействует с пользователем и выполняет один из заданных сценариев (вызов необходимой прогностической модели, ответ пользователю). </w:t>
       </w:r>
     </w:p>
     <w:p>
@@ -132,11 +124,9 @@
           <w:numId w:val="3"/>
         </w:numPr>
       </w:pPr>
-      <w:proofErr w:type="spellStart"/>
       <w:r>
         <w:t>Антицели</w:t>
       </w:r>
-      <w:proofErr w:type="spellEnd"/>
     </w:p>
     <w:p>
       <w:pPr>
@@ -246,15 +236,7 @@
         <w:ind w:left="1416"/>
       </w:pPr>
       <w:r>
-        <w:t xml:space="preserve">- чат бот не сможет понять о каком ряде говорит пользователь или для тех </w:t>
-      </w:r>
-      <w:proofErr w:type="gramStart"/>
-      <w:r>
-        <w:t>вопросов</w:t>
-      </w:r>
-      <w:proofErr w:type="gramEnd"/>
-      <w:r>
-        <w:t xml:space="preserve"> где пользователь не указывает ряд, чат-бот всё равно будет находить какой-то ряд</w:t>
+        <w:t>- чат бот не сможет понять о каком ряде говорит пользователь или для тех вопросов где пользователь не указывает ряд, чат-бот всё равно будет находить какой-то ряд</w:t>
       </w:r>
     </w:p>
     <w:p>
@@ -271,6 +253,42 @@
       </w:pPr>
       <w:r>
         <w:t>- чат-бот должен запускаться на устройстве рекрутера</w:t>
+      </w:r>
+    </w:p>
+    <w:p>
+      <w:pPr>
+        <w:ind w:left="1416"/>
+      </w:pPr>
+      <w:r>
+        <w:t xml:space="preserve">- </w:t>
+      </w:r>
+      <w:r>
+        <w:t>помимо даты прогноза относительно «сегодня» могут быть вопросы</w:t>
+      </w:r>
+      <w:r>
+        <w:t xml:space="preserve">: </w:t>
+      </w:r>
+      <w:r>
+        <w:t>предскажи сколько будет поездок за следующую неделю (т.е. чат-бот должен понять дату начала и дату окончания прогноза и сопоставить её с сегодняшним числом)</w:t>
+      </w:r>
+    </w:p>
+    <w:p>
+      <w:pPr>
+        <w:ind w:left="1416"/>
+      </w:pPr>
+      <w:r>
+        <w:t xml:space="preserve">- </w:t>
+      </w:r>
+      <w:r>
+        <w:t>чат-бот не должен помнить историю диалога</w:t>
+      </w:r>
+    </w:p>
+    <w:p>
+      <w:pPr>
+        <w:ind w:left="1416"/>
+      </w:pPr>
+      <w:r>
+        <w:t>- Что делать если пользователь задал несколько вопросов в одном? Например, оцени как изменятся продажи и поездки через неделю.</w:t>
       </w:r>
     </w:p>
     <w:p/>
@@ -315,15 +333,7 @@
         <w:ind w:left="720"/>
       </w:pPr>
       <w:r>
-        <w:t xml:space="preserve">Предлагается разработать жесткий </w:t>
-      </w:r>
-      <w:proofErr w:type="spellStart"/>
-      <w:r>
-        <w:t>пайплайн</w:t>
-      </w:r>
-      <w:proofErr w:type="spellEnd"/>
-      <w:r>
-        <w:t xml:space="preserve"> для работы с вопросом пользователя с использованием </w:t>
+        <w:t xml:space="preserve">Предлагается разработать жесткий пайплайн для работы с вопросом пользователя с использованием </w:t>
       </w:r>
       <w:r>
         <w:rPr>
@@ -343,13 +353,9 @@
         </w:rPr>
       </w:pPr>
       <w:r>
-        <w:t xml:space="preserve">Этапы </w:t>
-      </w:r>
-      <w:proofErr w:type="spellStart"/>
-      <w:r>
-        <w:t>пайплайны</w:t>
-      </w:r>
-      <w:proofErr w:type="spellEnd"/>
+        <w:lastRenderedPageBreak/>
+        <w:t>Этапы пайплайны</w:t>
+      </w:r>
       <w:r>
         <w:rPr>
           <w:lang w:val="en-US"/>
@@ -377,13 +383,56 @@
           <w:numId w:val="6"/>
         </w:numPr>
       </w:pPr>
-      <w:proofErr w:type="spellStart"/>
-      <w:r>
-        <w:t>Распарсить</w:t>
-      </w:r>
-      <w:proofErr w:type="spellEnd"/>
-      <w:r>
-        <w:t xml:space="preserve"> из вопроса пользователя дату прогноза или вернуть ответ что информация по дате и длительности прогноза не найдена</w:t>
+      <w:r>
+        <w:t>Распарсить из вопроса пользователя дату прогноза или вернуть ответ что информация по дате и длительности прогноза не найдена</w:t>
+      </w:r>
+      <w:r>
+        <w:t xml:space="preserve">: </w:t>
+      </w:r>
+      <w:r>
+        <w:t xml:space="preserve">дата парсится в формате </w:t>
+      </w:r>
+      <w:r>
+        <w:rPr>
+          <w:lang w:val="en-US"/>
+        </w:rPr>
+        <w:t>start</w:t>
+      </w:r>
+      <w:r>
+        <w:t>_</w:t>
+      </w:r>
+      <w:r>
+        <w:rPr>
+          <w:lang w:val="en-US"/>
+        </w:rPr>
+        <w:t>date</w:t>
+      </w:r>
+      <w:r>
+        <w:t xml:space="preserve"> </w:t>
+      </w:r>
+      <w:r>
+        <w:t xml:space="preserve">и </w:t>
+      </w:r>
+      <w:r>
+        <w:rPr>
+          <w:lang w:val="en-US"/>
+        </w:rPr>
+        <w:t>end</w:t>
+      </w:r>
+      <w:r>
+        <w:t>_</w:t>
+      </w:r>
+      <w:r>
+        <w:rPr>
+          <w:lang w:val="en-US"/>
+        </w:rPr>
+        <w:t>date</w:t>
+      </w:r>
+      <w:r>
+        <w:t xml:space="preserve">, </w:t>
+      </w:r>
+      <w:r>
+        <w:t>т.е. дата начала прогноза и дата окончания прогноза соответственно.</w:t>
       </w:r>
     </w:p>
     <w:p>
@@ -416,6 +465,15 @@
         <w:t>Вернуть ответ пользователю</w:t>
       </w:r>
     </w:p>
+    <w:p/>
+    <w:p>
+      <w:pPr>
+        <w:ind w:left="708"/>
+      </w:pPr>
+      <w:r>
+        <w:t xml:space="preserve">Данный пайплайн имеет уязвимость к вопросам, которые в себе содержат несколько атомарных вопросов. </w:t>
+      </w:r>
+    </w:p>
     <w:p>
       <w:r>
         <w:t xml:space="preserve">В качестве </w:t>
@@ -448,7 +506,6 @@
         </w:rPr>
       </w:pPr>
       <w:r>
-        <w:lastRenderedPageBreak/>
         <w:t>Методы вызова моделей</w:t>
       </w:r>
     </w:p>
@@ -469,6 +526,9 @@
       <w:r>
         <w:t>поскольку не указано относительно чего мы должны указывать текущую дату, будет использоваться дата и время сервера, на котором развернута система</w:t>
       </w:r>
+      <w:r>
+        <w:t xml:space="preserve"> (В итоговом решении не используется, текущая дата передается в системный промпт агент)</w:t>
+      </w:r>
     </w:p>
     <w:p>
       <w:pPr>
@@ -486,6 +546,118 @@
       <w:pPr>
         <w:pStyle w:val="a5"/>
       </w:pPr>
+      <w:r>
+        <w:t>Метрики будут разделены по следующему принципу</w:t>
+      </w:r>
+      <w:r>
+        <w:t xml:space="preserve">: </w:t>
+      </w:r>
+      <w:r>
+        <w:t xml:space="preserve">отдельно оценивается каждый этап пайплайна, затем оценивается итоговый ответ, далее </w:t>
+      </w:r>
+    </w:p>
+    <w:p>
+      <w:pPr>
+        <w:pStyle w:val="a5"/>
+      </w:pPr>
+    </w:p>
+    <w:p>
+      <w:pPr>
+        <w:pStyle w:val="a5"/>
+        <w:numPr>
+          <w:ilvl w:val="0"/>
+          <w:numId w:val="7"/>
+        </w:numPr>
+      </w:pPr>
+      <w:r>
+        <w:t>Парсинг типа задачи</w:t>
+      </w:r>
+      <w:r>
+        <w:t xml:space="preserve">: </w:t>
+      </w:r>
+      <w:r>
+        <w:t xml:space="preserve">нам важно чтобы агент точно определял «тип задачи» когда он указан в вопросе. Менее значимо, но желательно контролировать, когда тип задачи не указан, но агент его придумывает. В качестве метрик предлагается использовать </w:t>
+      </w:r>
+      <w:r>
+        <w:rPr>
+          <w:lang w:val="en-US"/>
+        </w:rPr>
+        <w:t>recall</w:t>
+      </w:r>
+      <w:r>
+        <w:t xml:space="preserve"> </w:t>
+      </w:r>
+      <w:r>
+        <w:t xml:space="preserve">и </w:t>
+      </w:r>
+      <w:r>
+        <w:rPr>
+          <w:lang w:val="en-US"/>
+        </w:rPr>
+        <w:t>specifity</w:t>
+      </w:r>
+    </w:p>
+    <w:p>
+      <w:pPr>
+        <w:pStyle w:val="a5"/>
+        <w:numPr>
+          <w:ilvl w:val="0"/>
+          <w:numId w:val="7"/>
+        </w:numPr>
+      </w:pPr>
+      <w:r>
+        <w:t>Парсинг дат</w:t>
+      </w:r>
+      <w:r>
+        <w:t xml:space="preserve">: </w:t>
+      </w:r>
+      <w:r>
+        <w:t xml:space="preserve">очень важно чтобы агент четко определял дату прогноза. При этом если дата не указана, но агент её нашел, это некритично. Используем аналогичные метрики </w:t>
+      </w:r>
+      <w:r>
+        <w:rPr>
+          <w:lang w:val="en-US"/>
+        </w:rPr>
+        <w:t xml:space="preserve">recall </w:t>
+      </w:r>
+      <w:r>
+        <w:t xml:space="preserve">и </w:t>
+      </w:r>
+      <w:r>
+        <w:rPr>
+          <w:lang w:val="en-US"/>
+        </w:rPr>
+        <w:t>specifity</w:t>
+      </w:r>
+    </w:p>
+    <w:p>
+      <w:pPr>
+        <w:pStyle w:val="a5"/>
+        <w:numPr>
+          <w:ilvl w:val="0"/>
+          <w:numId w:val="7"/>
+        </w:numPr>
+      </w:pPr>
+      <w:r>
+        <w:t>Итоговый ответ агента</w:t>
+      </w:r>
+      <w:r>
+        <w:t xml:space="preserve">: </w:t>
+      </w:r>
+      <w:r>
+        <w:t xml:space="preserve">важно чтобы агент ответил правильно на вопросы когда нужен прогноз по временным рядам. При этом мы не знаем цену ошибки если агент дал ложный прогноз когда его об этом не просили. Поэтому будем использовать </w:t>
+      </w:r>
+      <w:r>
+        <w:rPr>
+          <w:lang w:val="en-US"/>
+        </w:rPr>
+        <w:t>accuracy</w:t>
+      </w:r>
+    </w:p>
+    <w:p>
+      <w:pPr>
+        <w:pStyle w:val="a5"/>
+      </w:pPr>
     </w:p>
     <w:p>
       <w:pPr>
@@ -499,15 +671,5931 @@
         <w:t>Валидация</w:t>
       </w:r>
     </w:p>
+    <w:p/>
+    <w:p/>
+    <w:p/>
+    <w:p/>
     <w:p>
       <w:pPr>
-        <w:pStyle w:val="a5"/>
+        <w:rPr>
+          <w:lang w:val="en-US"/>
+        </w:rPr>
+      </w:pPr>
+      <w:r>
+        <w:t>Первая версия пайплайна, метрики</w:t>
+      </w:r>
+      <w:r>
+        <w:rPr>
+          <w:lang w:val="en-US"/>
+        </w:rPr>
+        <w:t>:</w:t>
+      </w:r>
+    </w:p>
+    <w:p>
+      <w:pPr>
+        <w:spacing w:before="300" w:after="150" w:line="240" w:lineRule="auto"/>
+        <w:outlineLvl w:val="1"/>
+        <w:rPr>
+          <w:rFonts w:eastAsia="Times New Roman" w:cs="Times New Roman"/>
+          <w:b/>
+          <w:bCs/>
+          <w:sz w:val="31"/>
+          <w:szCs w:val="31"/>
+          <w:lang w:eastAsia="ru-RU"/>
+        </w:rPr>
+      </w:pPr>
+      <w:r>
+        <w:rPr>
+          <w:rFonts w:ascii="Segoe UI Emoji" w:eastAsia="Times New Roman" w:hAnsi="Segoe UI Emoji" w:cs="Segoe UI Emoji"/>
+          <w:b/>
+          <w:bCs/>
+          <w:sz w:val="31"/>
+          <w:szCs w:val="31"/>
+          <w:lang w:eastAsia="ru-RU"/>
+        </w:rPr>
+        <w:t>📊</w:t>
+      </w:r>
+      <w:r>
+        <w:rPr>
+          <w:rFonts w:eastAsia="Times New Roman" w:cs="Times New Roman"/>
+          <w:b/>
+          <w:bCs/>
+          <w:sz w:val="31"/>
+          <w:szCs w:val="31"/>
+          <w:lang w:eastAsia="ru-RU"/>
+        </w:rPr>
+        <w:t xml:space="preserve"> Метрики качества агента</w:t>
+      </w:r>
+    </w:p>
+    <w:p>
+      <w:pPr>
+        <w:spacing w:after="0" w:line="240" w:lineRule="auto"/>
+        <w:rPr>
+          <w:rFonts w:eastAsia="Times New Roman" w:cs="Times New Roman"/>
+          <w:szCs w:val="24"/>
+          <w:lang w:eastAsia="ru-RU"/>
+        </w:rPr>
+      </w:pPr>
+      <w:r>
+        <w:rPr>
+          <w:rFonts w:eastAsia="Times New Roman" w:cs="Times New Roman"/>
+          <w:szCs w:val="24"/>
+          <w:lang w:eastAsia="ru-RU"/>
+        </w:rPr>
+        <w:lastRenderedPageBreak/>
+        <w:t>Данные: </w:t>
+      </w:r>
+      <w:r>
+        <w:rPr>
+          <w:rFonts w:eastAsia="Times New Roman" w:cs="Times New Roman"/>
+          <w:b/>
+          <w:bCs/>
+          <w:szCs w:val="24"/>
+          <w:lang w:eastAsia="ru-RU"/>
+        </w:rPr>
+        <w:t>58 вопросов</w:t>
+      </w:r>
+      <w:r>
+        <w:rPr>
+          <w:rFonts w:eastAsia="Times New Roman" w:cs="Times New Roman"/>
+          <w:szCs w:val="24"/>
+          <w:lang w:eastAsia="ru-RU"/>
+        </w:rPr>
+        <w:t>, прогон </w:t>
+      </w:r>
+      <w:r>
+        <w:rPr>
+          <w:rFonts w:ascii="Consolas" w:eastAsia="Times New Roman" w:hAnsi="Consolas" w:cs="Times New Roman"/>
+          <w:sz w:val="22"/>
+          <w:lang w:eastAsia="ru-RU"/>
+        </w:rPr>
+        <w:t>test_run_20260302_081749.csv</w:t>
+      </w:r>
+      <w:r>
+        <w:rPr>
+          <w:rFonts w:eastAsia="Times New Roman" w:cs="Times New Roman"/>
+          <w:szCs w:val="24"/>
+          <w:lang w:eastAsia="ru-RU"/>
+        </w:rPr>
+        <w:t>, сравнение с golden dataset.</w:t>
+      </w:r>
+    </w:p>
+    <w:p>
+      <w:pPr>
+        <w:spacing w:before="240" w:after="240" w:line="240" w:lineRule="auto"/>
+        <w:rPr>
+          <w:rFonts w:eastAsia="Times New Roman" w:cs="Times New Roman"/>
+          <w:szCs w:val="24"/>
+          <w:lang w:eastAsia="ru-RU"/>
+        </w:rPr>
+      </w:pPr>
+      <w:r>
+        <w:rPr>
+          <w:rFonts w:eastAsia="Times New Roman" w:cs="Times New Roman"/>
+          <w:szCs w:val="24"/>
+          <w:lang w:eastAsia="ru-RU"/>
+        </w:rPr>
+        <w:pict w14:anchorId="55D689E3">
+          <v:rect id="_x0000_i1025" style="width:0;height:.75pt" o:hralign="center" o:hrstd="t" o:hr="t" fillcolor="#a0a0a0" stroked="f"/>
+        </w:pict>
+      </w:r>
+    </w:p>
+    <w:p>
+      <w:pPr>
+        <w:spacing w:before="270" w:after="120" w:line="240" w:lineRule="auto"/>
+        <w:outlineLvl w:val="2"/>
+        <w:rPr>
+          <w:rFonts w:eastAsia="Times New Roman" w:cs="Times New Roman"/>
+          <w:b/>
+          <w:bCs/>
+          <w:sz w:val="28"/>
+          <w:szCs w:val="28"/>
+          <w:lang w:eastAsia="ru-RU"/>
+        </w:rPr>
+      </w:pPr>
+      <w:r>
+        <w:rPr>
+          <w:rFonts w:eastAsia="Times New Roman" w:cs="Times New Roman"/>
+          <w:b/>
+          <w:bCs/>
+          <w:sz w:val="28"/>
+          <w:szCs w:val="28"/>
+          <w:lang w:eastAsia="ru-RU"/>
+        </w:rPr>
+        <w:t>1. Парсинг типа задачи (</w:t>
+      </w:r>
+      <w:r>
+        <w:rPr>
+          <w:rFonts w:ascii="Consolas" w:eastAsia="Times New Roman" w:hAnsi="Consolas" w:cs="Times New Roman"/>
+          <w:b/>
+          <w:bCs/>
+          <w:sz w:val="25"/>
+          <w:szCs w:val="25"/>
+          <w:lang w:eastAsia="ru-RU"/>
+        </w:rPr>
+        <w:t>parse_task_type</w:t>
+      </w:r>
+      <w:r>
+        <w:rPr>
+          <w:rFonts w:eastAsia="Times New Roman" w:cs="Times New Roman"/>
+          <w:b/>
+          <w:bCs/>
+          <w:sz w:val="28"/>
+          <w:szCs w:val="28"/>
+          <w:lang w:eastAsia="ru-RU"/>
+        </w:rPr>
+        <w:t>)</w:t>
+      </w:r>
+    </w:p>
+    <w:tbl>
+      <w:tblPr>
+        <w:tblW w:w="0" w:type="auto"/>
+        <w:tblCellMar>
+          <w:top w:w="15" w:type="dxa"/>
+          <w:left w:w="15" w:type="dxa"/>
+          <w:bottom w:w="15" w:type="dxa"/>
+          <w:right w:w="15" w:type="dxa"/>
+        </w:tblCellMar>
+        <w:tblLook w:val="04A0" w:firstRow="1" w:lastRow="0" w:firstColumn="1" w:lastColumn="0" w:noHBand="0" w:noVBand="1"/>
+      </w:tblPr>
+      <w:tblGrid>
+        <w:gridCol w:w="1517"/>
+        <w:gridCol w:w="4578"/>
+        <w:gridCol w:w="3260"/>
+      </w:tblGrid>
+      <w:tr>
+        <w:trPr>
+          <w:tblHeader/>
+        </w:trPr>
+        <w:tc>
+          <w:tcPr>
+            <w:tcW w:w="0" w:type="auto"/>
+            <w:noWrap/>
+            <w:tcMar>
+              <w:top w:w="75" w:type="dxa"/>
+              <w:left w:w="135" w:type="dxa"/>
+              <w:bottom w:w="75" w:type="dxa"/>
+              <w:right w:w="135" w:type="dxa"/>
+            </w:tcMar>
+            <w:vAlign w:val="center"/>
+            <w:hideMark/>
+          </w:tcPr>
+          <w:p>
+            <w:pPr>
+              <w:spacing w:after="0" w:line="240" w:lineRule="auto"/>
+              <w:rPr>
+                <w:rFonts w:eastAsia="Times New Roman" w:cs="Times New Roman"/>
+                <w:sz w:val="28"/>
+                <w:szCs w:val="28"/>
+                <w:lang w:eastAsia="ru-RU"/>
+              </w:rPr>
+            </w:pPr>
+          </w:p>
+        </w:tc>
+        <w:tc>
+          <w:tcPr>
+            <w:tcW w:w="0" w:type="auto"/>
+            <w:noWrap/>
+            <w:tcMar>
+              <w:top w:w="75" w:type="dxa"/>
+              <w:left w:w="135" w:type="dxa"/>
+              <w:bottom w:w="75" w:type="dxa"/>
+              <w:right w:w="135" w:type="dxa"/>
+            </w:tcMar>
+            <w:vAlign w:val="center"/>
+            <w:hideMark/>
+          </w:tcPr>
+          <w:p>
+            <w:pPr>
+              <w:spacing w:after="0" w:line="240" w:lineRule="auto"/>
+              <w:rPr>
+                <w:rFonts w:eastAsia="Times New Roman" w:cs="Times New Roman"/>
+                <w:b/>
+                <w:bCs/>
+                <w:szCs w:val="24"/>
+                <w:lang w:eastAsia="ru-RU"/>
+              </w:rPr>
+            </w:pPr>
+            <w:r>
+              <w:rPr>
+                <w:rFonts w:eastAsia="Times New Roman" w:cs="Times New Roman"/>
+                <w:b/>
+                <w:bCs/>
+                <w:szCs w:val="24"/>
+                <w:lang w:eastAsia="ru-RU"/>
+              </w:rPr>
+              <w:t>Серия есть (Q1–Q50)</w:t>
+            </w:r>
+          </w:p>
+        </w:tc>
+        <w:tc>
+          <w:tcPr>
+            <w:tcW w:w="0" w:type="auto"/>
+            <w:tcBorders>
+              <w:right w:val="nil"/>
+            </w:tcBorders>
+            <w:noWrap/>
+            <w:tcMar>
+              <w:top w:w="75" w:type="dxa"/>
+              <w:left w:w="135" w:type="dxa"/>
+              <w:bottom w:w="75" w:type="dxa"/>
+              <w:right w:w="135" w:type="dxa"/>
+            </w:tcMar>
+            <w:vAlign w:val="center"/>
+            <w:hideMark/>
+          </w:tcPr>
+          <w:p>
+            <w:pPr>
+              <w:spacing w:after="0" w:line="240" w:lineRule="auto"/>
+              <w:rPr>
+                <w:rFonts w:eastAsia="Times New Roman" w:cs="Times New Roman"/>
+                <w:b/>
+                <w:bCs/>
+                <w:szCs w:val="24"/>
+                <w:lang w:eastAsia="ru-RU"/>
+              </w:rPr>
+            </w:pPr>
+            <w:r>
+              <w:rPr>
+                <w:rFonts w:eastAsia="Times New Roman" w:cs="Times New Roman"/>
+                <w:b/>
+                <w:bCs/>
+                <w:szCs w:val="24"/>
+                <w:lang w:eastAsia="ru-RU"/>
+              </w:rPr>
+              <w:t>Серии нет (Q51–Q58)</w:t>
+            </w:r>
+          </w:p>
+        </w:tc>
+      </w:tr>
+      <w:tr>
+        <w:tc>
+          <w:tcPr>
+            <w:tcW w:w="0" w:type="auto"/>
+            <w:noWrap/>
+            <w:tcMar>
+              <w:top w:w="75" w:type="dxa"/>
+              <w:left w:w="135" w:type="dxa"/>
+              <w:bottom w:w="75" w:type="dxa"/>
+              <w:right w:w="135" w:type="dxa"/>
+            </w:tcMar>
+            <w:vAlign w:val="center"/>
+            <w:hideMark/>
+          </w:tcPr>
+          <w:p>
+            <w:pPr>
+              <w:spacing w:after="0" w:line="240" w:lineRule="auto"/>
+              <w:rPr>
+                <w:rFonts w:eastAsia="Times New Roman" w:cs="Times New Roman"/>
+                <w:szCs w:val="24"/>
+                <w:lang w:eastAsia="ru-RU"/>
+              </w:rPr>
+            </w:pPr>
+            <w:r>
+              <w:rPr>
+                <w:rFonts w:eastAsia="Times New Roman" w:cs="Times New Roman"/>
+                <w:b/>
+                <w:bCs/>
+                <w:szCs w:val="24"/>
+                <w:lang w:eastAsia="ru-RU"/>
+              </w:rPr>
+              <w:t>Positive</w:t>
+            </w:r>
+            <w:r>
+              <w:rPr>
+                <w:rFonts w:eastAsia="Times New Roman" w:cs="Times New Roman"/>
+                <w:szCs w:val="24"/>
+                <w:lang w:eastAsia="ru-RU"/>
+              </w:rPr>
+              <w:t> (50 шт.)</w:t>
+            </w:r>
+          </w:p>
+        </w:tc>
+        <w:tc>
+          <w:tcPr>
+            <w:tcW w:w="0" w:type="auto"/>
+            <w:noWrap/>
+            <w:tcMar>
+              <w:top w:w="75" w:type="dxa"/>
+              <w:left w:w="135" w:type="dxa"/>
+              <w:bottom w:w="75" w:type="dxa"/>
+              <w:right w:w="135" w:type="dxa"/>
+            </w:tcMar>
+            <w:vAlign w:val="center"/>
+            <w:hideMark/>
+          </w:tcPr>
+          <w:p>
+            <w:pPr>
+              <w:spacing w:after="0" w:line="240" w:lineRule="auto"/>
+              <w:rPr>
+                <w:rFonts w:eastAsia="Times New Roman" w:cs="Times New Roman"/>
+                <w:szCs w:val="24"/>
+                <w:lang w:eastAsia="ru-RU"/>
+              </w:rPr>
+            </w:pPr>
+            <w:r>
+              <w:rPr>
+                <w:rFonts w:eastAsia="Times New Roman" w:cs="Times New Roman"/>
+                <w:szCs w:val="24"/>
+                <w:lang w:eastAsia="ru-RU"/>
+              </w:rPr>
+              <w:t>TP = </w:t>
+            </w:r>
+            <w:r>
+              <w:rPr>
+                <w:rFonts w:eastAsia="Times New Roman" w:cs="Times New Roman"/>
+                <w:b/>
+                <w:bCs/>
+                <w:szCs w:val="24"/>
+                <w:lang w:eastAsia="ru-RU"/>
+              </w:rPr>
+              <w:t>49</w:t>
+            </w:r>
+          </w:p>
+        </w:tc>
+        <w:tc>
+          <w:tcPr>
+            <w:tcW w:w="0" w:type="auto"/>
+            <w:tcBorders>
+              <w:right w:val="nil"/>
+            </w:tcBorders>
+            <w:noWrap/>
+            <w:tcMar>
+              <w:top w:w="75" w:type="dxa"/>
+              <w:left w:w="135" w:type="dxa"/>
+              <w:bottom w:w="75" w:type="dxa"/>
+              <w:right w:w="135" w:type="dxa"/>
+            </w:tcMar>
+            <w:vAlign w:val="center"/>
+            <w:hideMark/>
+          </w:tcPr>
+          <w:p>
+            <w:pPr>
+              <w:spacing w:after="0" w:line="240" w:lineRule="auto"/>
+              <w:rPr>
+                <w:rFonts w:eastAsia="Times New Roman" w:cs="Times New Roman"/>
+                <w:szCs w:val="24"/>
+                <w:lang w:eastAsia="ru-RU"/>
+              </w:rPr>
+            </w:pPr>
+            <w:r>
+              <w:rPr>
+                <w:rFonts w:eastAsia="Times New Roman" w:cs="Times New Roman"/>
+                <w:szCs w:val="24"/>
+                <w:lang w:eastAsia="ru-RU"/>
+              </w:rPr>
+              <w:t>—</w:t>
+            </w:r>
+          </w:p>
+        </w:tc>
+      </w:tr>
+      <w:tr>
+        <w:tc>
+          <w:tcPr>
+            <w:tcW w:w="0" w:type="auto"/>
+            <w:noWrap/>
+            <w:tcMar>
+              <w:top w:w="75" w:type="dxa"/>
+              <w:left w:w="135" w:type="dxa"/>
+              <w:bottom w:w="75" w:type="dxa"/>
+              <w:right w:w="135" w:type="dxa"/>
+            </w:tcMar>
+            <w:vAlign w:val="center"/>
+            <w:hideMark/>
+          </w:tcPr>
+          <w:p>
+            <w:pPr>
+              <w:spacing w:after="0" w:line="240" w:lineRule="auto"/>
+              <w:rPr>
+                <w:rFonts w:eastAsia="Times New Roman" w:cs="Times New Roman"/>
+                <w:szCs w:val="24"/>
+                <w:lang w:eastAsia="ru-RU"/>
+              </w:rPr>
+            </w:pPr>
+            <w:r>
+              <w:rPr>
+                <w:rFonts w:eastAsia="Times New Roman" w:cs="Times New Roman"/>
+                <w:b/>
+                <w:bCs/>
+                <w:szCs w:val="24"/>
+                <w:lang w:eastAsia="ru-RU"/>
+              </w:rPr>
+              <w:t>Negative</w:t>
+            </w:r>
+            <w:r>
+              <w:rPr>
+                <w:rFonts w:eastAsia="Times New Roman" w:cs="Times New Roman"/>
+                <w:szCs w:val="24"/>
+                <w:lang w:eastAsia="ru-RU"/>
+              </w:rPr>
+              <w:t> (8 шт.)</w:t>
+            </w:r>
+          </w:p>
+        </w:tc>
+        <w:tc>
+          <w:tcPr>
+            <w:tcW w:w="0" w:type="auto"/>
+            <w:noWrap/>
+            <w:tcMar>
+              <w:top w:w="75" w:type="dxa"/>
+              <w:left w:w="135" w:type="dxa"/>
+              <w:bottom w:w="75" w:type="dxa"/>
+              <w:right w:w="135" w:type="dxa"/>
+            </w:tcMar>
+            <w:vAlign w:val="center"/>
+            <w:hideMark/>
+          </w:tcPr>
+          <w:p>
+            <w:pPr>
+              <w:spacing w:after="0" w:line="240" w:lineRule="auto"/>
+              <w:rPr>
+                <w:rFonts w:eastAsia="Times New Roman" w:cs="Times New Roman"/>
+                <w:szCs w:val="24"/>
+                <w:lang w:eastAsia="ru-RU"/>
+              </w:rPr>
+            </w:pPr>
+            <w:r>
+              <w:rPr>
+                <w:rFonts w:eastAsia="Times New Roman" w:cs="Times New Roman"/>
+                <w:szCs w:val="24"/>
+                <w:lang w:eastAsia="ru-RU"/>
+              </w:rPr>
+              <w:t>—</w:t>
+            </w:r>
+          </w:p>
+        </w:tc>
+        <w:tc>
+          <w:tcPr>
+            <w:tcW w:w="0" w:type="auto"/>
+            <w:tcBorders>
+              <w:right w:val="nil"/>
+            </w:tcBorders>
+            <w:noWrap/>
+            <w:tcMar>
+              <w:top w:w="75" w:type="dxa"/>
+              <w:left w:w="135" w:type="dxa"/>
+              <w:bottom w:w="75" w:type="dxa"/>
+              <w:right w:w="135" w:type="dxa"/>
+            </w:tcMar>
+            <w:vAlign w:val="center"/>
+            <w:hideMark/>
+          </w:tcPr>
+          <w:p>
+            <w:pPr>
+              <w:spacing w:after="0" w:line="240" w:lineRule="auto"/>
+              <w:rPr>
+                <w:rFonts w:eastAsia="Times New Roman" w:cs="Times New Roman"/>
+                <w:szCs w:val="24"/>
+                <w:lang w:eastAsia="ru-RU"/>
+              </w:rPr>
+            </w:pPr>
+            <w:r>
+              <w:rPr>
+                <w:rFonts w:eastAsia="Times New Roman" w:cs="Times New Roman"/>
+                <w:szCs w:val="24"/>
+                <w:lang w:eastAsia="ru-RU"/>
+              </w:rPr>
+              <w:t>TN = </w:t>
+            </w:r>
+            <w:r>
+              <w:rPr>
+                <w:rFonts w:eastAsia="Times New Roman" w:cs="Times New Roman"/>
+                <w:b/>
+                <w:bCs/>
+                <w:szCs w:val="24"/>
+                <w:lang w:eastAsia="ru-RU"/>
+              </w:rPr>
+              <w:t>4</w:t>
+            </w:r>
+            <w:r>
+              <w:rPr>
+                <w:rFonts w:eastAsia="Times New Roman" w:cs="Times New Roman"/>
+                <w:szCs w:val="24"/>
+                <w:lang w:eastAsia="ru-RU"/>
+              </w:rPr>
+              <w:t>, FP = </w:t>
+            </w:r>
+            <w:r>
+              <w:rPr>
+                <w:rFonts w:eastAsia="Times New Roman" w:cs="Times New Roman"/>
+                <w:b/>
+                <w:bCs/>
+                <w:szCs w:val="24"/>
+                <w:lang w:eastAsia="ru-RU"/>
+              </w:rPr>
+              <w:t>4</w:t>
+            </w:r>
+          </w:p>
+        </w:tc>
+      </w:tr>
+      <w:tr>
+        <w:tc>
+          <w:tcPr>
+            <w:tcW w:w="0" w:type="auto"/>
+            <w:tcBorders>
+              <w:bottom w:val="nil"/>
+            </w:tcBorders>
+            <w:noWrap/>
+            <w:tcMar>
+              <w:top w:w="75" w:type="dxa"/>
+              <w:left w:w="135" w:type="dxa"/>
+              <w:bottom w:w="75" w:type="dxa"/>
+              <w:right w:w="135" w:type="dxa"/>
+            </w:tcMar>
+            <w:vAlign w:val="center"/>
+            <w:hideMark/>
+          </w:tcPr>
+          <w:p>
+            <w:pPr>
+              <w:spacing w:after="0" w:line="240" w:lineRule="auto"/>
+              <w:rPr>
+                <w:rFonts w:eastAsia="Times New Roman" w:cs="Times New Roman"/>
+                <w:szCs w:val="24"/>
+                <w:lang w:eastAsia="ru-RU"/>
+              </w:rPr>
+            </w:pPr>
+            <w:r>
+              <w:rPr>
+                <w:rFonts w:eastAsia="Times New Roman" w:cs="Times New Roman"/>
+                <w:szCs w:val="24"/>
+                <w:lang w:eastAsia="ru-RU"/>
+              </w:rPr>
+              <w:t>Ошибки</w:t>
+            </w:r>
+          </w:p>
+        </w:tc>
+        <w:tc>
+          <w:tcPr>
+            <w:tcW w:w="0" w:type="auto"/>
+            <w:tcBorders>
+              <w:bottom w:val="nil"/>
+            </w:tcBorders>
+            <w:noWrap/>
+            <w:tcMar>
+              <w:top w:w="75" w:type="dxa"/>
+              <w:left w:w="135" w:type="dxa"/>
+              <w:bottom w:w="75" w:type="dxa"/>
+              <w:right w:w="135" w:type="dxa"/>
+            </w:tcMar>
+            <w:vAlign w:val="center"/>
+            <w:hideMark/>
+          </w:tcPr>
+          <w:p>
+            <w:pPr>
+              <w:spacing w:after="0" w:line="240" w:lineRule="auto"/>
+              <w:rPr>
+                <w:rFonts w:eastAsia="Times New Roman" w:cs="Times New Roman"/>
+                <w:szCs w:val="24"/>
+                <w:lang w:eastAsia="ru-RU"/>
+              </w:rPr>
+            </w:pPr>
+            <w:r>
+              <w:rPr>
+                <w:rFonts w:eastAsia="Times New Roman" w:cs="Times New Roman"/>
+                <w:szCs w:val="24"/>
+                <w:lang w:eastAsia="ru-RU"/>
+              </w:rPr>
+              <w:t>FN = </w:t>
+            </w:r>
+            <w:r>
+              <w:rPr>
+                <w:rFonts w:eastAsia="Times New Roman" w:cs="Times New Roman"/>
+                <w:b/>
+                <w:bCs/>
+                <w:szCs w:val="24"/>
+                <w:lang w:eastAsia="ru-RU"/>
+              </w:rPr>
+              <w:t>1</w:t>
+            </w:r>
+            <w:r>
+              <w:rPr>
+                <w:rFonts w:eastAsia="Times New Roman" w:cs="Times New Roman"/>
+                <w:szCs w:val="24"/>
+                <w:lang w:eastAsia="ru-RU"/>
+              </w:rPr>
+              <w:t> (Q33 — вернул только </w:t>
+            </w:r>
+            <w:r>
+              <w:rPr>
+                <w:rFonts w:ascii="Consolas" w:eastAsia="Times New Roman" w:hAnsi="Consolas" w:cs="Times New Roman"/>
+                <w:szCs w:val="24"/>
+                <w:lang w:eastAsia="ru-RU"/>
+              </w:rPr>
+              <w:t>price</w:t>
+            </w:r>
+            <w:r>
+              <w:rPr>
+                <w:rFonts w:eastAsia="Times New Roman" w:cs="Times New Roman"/>
+                <w:szCs w:val="24"/>
+                <w:lang w:eastAsia="ru-RU"/>
+              </w:rPr>
+              <w:t>, пропустил </w:t>
+            </w:r>
+            <w:r>
+              <w:rPr>
+                <w:rFonts w:ascii="Consolas" w:eastAsia="Times New Roman" w:hAnsi="Consolas" w:cs="Times New Roman"/>
+                <w:szCs w:val="24"/>
+                <w:lang w:eastAsia="ru-RU"/>
+              </w:rPr>
+              <w:t>sales</w:t>
+            </w:r>
+            <w:r>
+              <w:rPr>
+                <w:rFonts w:eastAsia="Times New Roman" w:cs="Times New Roman"/>
+                <w:szCs w:val="24"/>
+                <w:lang w:eastAsia="ru-RU"/>
+              </w:rPr>
+              <w:t>)</w:t>
+            </w:r>
+          </w:p>
+        </w:tc>
+        <w:tc>
+          <w:tcPr>
+            <w:tcW w:w="0" w:type="auto"/>
+            <w:tcBorders>
+              <w:bottom w:val="nil"/>
+              <w:right w:val="nil"/>
+            </w:tcBorders>
+            <w:noWrap/>
+            <w:tcMar>
+              <w:top w:w="75" w:type="dxa"/>
+              <w:left w:w="135" w:type="dxa"/>
+              <w:bottom w:w="75" w:type="dxa"/>
+              <w:right w:w="135" w:type="dxa"/>
+            </w:tcMar>
+            <w:vAlign w:val="center"/>
+            <w:hideMark/>
+          </w:tcPr>
+          <w:p>
+            <w:pPr>
+              <w:spacing w:after="0" w:line="240" w:lineRule="auto"/>
+              <w:rPr>
+                <w:rFonts w:eastAsia="Times New Roman" w:cs="Times New Roman"/>
+                <w:szCs w:val="24"/>
+                <w:lang w:eastAsia="ru-RU"/>
+              </w:rPr>
+            </w:pPr>
+            <w:r>
+              <w:rPr>
+                <w:rFonts w:eastAsia="Times New Roman" w:cs="Times New Roman"/>
+                <w:szCs w:val="24"/>
+                <w:lang w:eastAsia="ru-RU"/>
+              </w:rPr>
+              <w:t>Q51–Q54 — ловушки, агент «купился»</w:t>
+            </w:r>
+          </w:p>
+        </w:tc>
+      </w:tr>
+    </w:tbl>
+    <w:p>
+      <w:pPr>
+        <w:spacing w:after="0" w:line="240" w:lineRule="auto"/>
+        <w:rPr>
+          <w:rFonts w:eastAsia="Times New Roman" w:cs="Times New Roman"/>
+          <w:szCs w:val="24"/>
+          <w:lang w:eastAsia="ru-RU"/>
+        </w:rPr>
+      </w:pPr>
+      <w:r>
+        <w:rPr>
+          <w:rFonts w:eastAsia="Times New Roman" w:cs="Times New Roman"/>
+          <w:b/>
+          <w:bCs/>
+          <w:szCs w:val="24"/>
+          <w:lang w:eastAsia="ru-RU"/>
+        </w:rPr>
+        <w:t>Recall = 49 / 50 = 98.0%</w:t>
+      </w:r>
+      <w:r>
+        <w:rPr>
+          <w:rFonts w:eastAsia="Times New Roman" w:cs="Times New Roman"/>
+          <w:szCs w:val="24"/>
+          <w:lang w:eastAsia="ru-RU"/>
+        </w:rPr>
+        <w:t> </w:t>
+      </w:r>
+      <w:r>
+        <w:rPr>
+          <w:rFonts w:ascii="Segoe UI Emoji" w:eastAsia="Times New Roman" w:hAnsi="Segoe UI Emoji" w:cs="Segoe UI Emoji"/>
+          <w:szCs w:val="24"/>
+          <w:lang w:eastAsia="ru-RU"/>
+        </w:rPr>
+        <w:t>✅</w:t>
+      </w:r>
+      <w:r>
+        <w:rPr>
+          <w:rFonts w:eastAsia="Times New Roman" w:cs="Times New Roman"/>
+          <w:b/>
+          <w:bCs/>
+          <w:szCs w:val="24"/>
+          <w:lang w:eastAsia="ru-RU"/>
+        </w:rPr>
+        <w:t>Specificity = 4 / 8 = 50.0%</w:t>
+      </w:r>
+      <w:r>
+        <w:rPr>
+          <w:rFonts w:eastAsia="Times New Roman" w:cs="Times New Roman"/>
+          <w:szCs w:val="24"/>
+          <w:lang w:eastAsia="ru-RU"/>
+        </w:rPr>
+        <w:t> </w:t>
+      </w:r>
+      <w:r>
+        <w:rPr>
+          <w:rFonts w:ascii="Segoe UI Emoji" w:eastAsia="Times New Roman" w:hAnsi="Segoe UI Emoji" w:cs="Segoe UI Emoji"/>
+          <w:szCs w:val="24"/>
+          <w:lang w:eastAsia="ru-RU"/>
+        </w:rPr>
+        <w:t>⚠️</w:t>
+      </w:r>
+      <w:r>
+        <w:rPr>
+          <w:rFonts w:eastAsia="Times New Roman" w:cs="Times New Roman"/>
+          <w:szCs w:val="24"/>
+          <w:lang w:eastAsia="ru-RU"/>
+        </w:rPr>
+        <w:t>&lt;details&gt;&lt;summary&gt;Подробности FP (ложно определил серию)&lt;/summary&gt;</w:t>
+      </w:r>
+    </w:p>
+    <w:tbl>
+      <w:tblPr>
+        <w:tblW w:w="0" w:type="auto"/>
+        <w:tblCellMar>
+          <w:top w:w="15" w:type="dxa"/>
+          <w:left w:w="15" w:type="dxa"/>
+          <w:bottom w:w="15" w:type="dxa"/>
+          <w:right w:w="15" w:type="dxa"/>
+        </w:tblCellMar>
+        <w:tblLook w:val="04A0" w:firstRow="1" w:lastRow="0" w:firstColumn="1" w:lastColumn="0" w:noHBand="0" w:noVBand="1"/>
+      </w:tblPr>
+      <w:tblGrid>
+        <w:gridCol w:w="512"/>
+        <w:gridCol w:w="4246"/>
+        <w:gridCol w:w="1394"/>
+        <w:gridCol w:w="853"/>
+        <w:gridCol w:w="2095"/>
+      </w:tblGrid>
+      <w:tr>
+        <w:trPr>
+          <w:tblHeader/>
+        </w:trPr>
+        <w:tc>
+          <w:tcPr>
+            <w:tcW w:w="0" w:type="auto"/>
+            <w:noWrap/>
+            <w:tcMar>
+              <w:top w:w="75" w:type="dxa"/>
+              <w:left w:w="135" w:type="dxa"/>
+              <w:bottom w:w="75" w:type="dxa"/>
+              <w:right w:w="135" w:type="dxa"/>
+            </w:tcMar>
+            <w:vAlign w:val="center"/>
+            <w:hideMark/>
+          </w:tcPr>
+          <w:p>
+            <w:pPr>
+              <w:spacing w:after="0" w:line="240" w:lineRule="auto"/>
+              <w:rPr>
+                <w:rFonts w:eastAsia="Times New Roman" w:cs="Times New Roman"/>
+                <w:b/>
+                <w:bCs/>
+                <w:szCs w:val="24"/>
+                <w:lang w:eastAsia="ru-RU"/>
+              </w:rPr>
+            </w:pPr>
+            <w:r>
+              <w:rPr>
+                <w:rFonts w:eastAsia="Times New Roman" w:cs="Times New Roman"/>
+                <w:b/>
+                <w:bCs/>
+                <w:szCs w:val="24"/>
+                <w:lang w:eastAsia="ru-RU"/>
+              </w:rPr>
+              <w:t>№</w:t>
+            </w:r>
+          </w:p>
+        </w:tc>
+        <w:tc>
+          <w:tcPr>
+            <w:tcW w:w="0" w:type="auto"/>
+            <w:noWrap/>
+            <w:tcMar>
+              <w:top w:w="75" w:type="dxa"/>
+              <w:left w:w="135" w:type="dxa"/>
+              <w:bottom w:w="75" w:type="dxa"/>
+              <w:right w:w="135" w:type="dxa"/>
+            </w:tcMar>
+            <w:vAlign w:val="center"/>
+            <w:hideMark/>
+          </w:tcPr>
+          <w:p>
+            <w:pPr>
+              <w:spacing w:after="0" w:line="240" w:lineRule="auto"/>
+              <w:rPr>
+                <w:rFonts w:eastAsia="Times New Roman" w:cs="Times New Roman"/>
+                <w:b/>
+                <w:bCs/>
+                <w:szCs w:val="24"/>
+                <w:lang w:eastAsia="ru-RU"/>
+              </w:rPr>
+            </w:pPr>
+            <w:r>
+              <w:rPr>
+                <w:rFonts w:eastAsia="Times New Roman" w:cs="Times New Roman"/>
+                <w:b/>
+                <w:bCs/>
+                <w:szCs w:val="24"/>
+                <w:lang w:eastAsia="ru-RU"/>
+              </w:rPr>
+              <w:t>Вопрос</w:t>
+            </w:r>
+          </w:p>
+        </w:tc>
+        <w:tc>
+          <w:tcPr>
+            <w:tcW w:w="0" w:type="auto"/>
+            <w:noWrap/>
+            <w:tcMar>
+              <w:top w:w="75" w:type="dxa"/>
+              <w:left w:w="135" w:type="dxa"/>
+              <w:bottom w:w="75" w:type="dxa"/>
+              <w:right w:w="135" w:type="dxa"/>
+            </w:tcMar>
+            <w:vAlign w:val="center"/>
+            <w:hideMark/>
+          </w:tcPr>
+          <w:p>
+            <w:pPr>
+              <w:spacing w:after="0" w:line="240" w:lineRule="auto"/>
+              <w:rPr>
+                <w:rFonts w:eastAsia="Times New Roman" w:cs="Times New Roman"/>
+                <w:b/>
+                <w:bCs/>
+                <w:szCs w:val="24"/>
+                <w:lang w:eastAsia="ru-RU"/>
+              </w:rPr>
+            </w:pPr>
+            <w:r>
+              <w:rPr>
+                <w:rFonts w:eastAsia="Times New Roman" w:cs="Times New Roman"/>
+                <w:b/>
+                <w:bCs/>
+                <w:szCs w:val="24"/>
+                <w:lang w:eastAsia="ru-RU"/>
+              </w:rPr>
+              <w:t>Ожидание</w:t>
+            </w:r>
+          </w:p>
+        </w:tc>
+        <w:tc>
+          <w:tcPr>
+            <w:tcW w:w="0" w:type="auto"/>
+            <w:noWrap/>
+            <w:tcMar>
+              <w:top w:w="75" w:type="dxa"/>
+              <w:left w:w="135" w:type="dxa"/>
+              <w:bottom w:w="75" w:type="dxa"/>
+              <w:right w:w="135" w:type="dxa"/>
+            </w:tcMar>
+            <w:vAlign w:val="center"/>
+            <w:hideMark/>
+          </w:tcPr>
+          <w:p>
+            <w:pPr>
+              <w:spacing w:after="0" w:line="240" w:lineRule="auto"/>
+              <w:rPr>
+                <w:rFonts w:eastAsia="Times New Roman" w:cs="Times New Roman"/>
+                <w:b/>
+                <w:bCs/>
+                <w:szCs w:val="24"/>
+                <w:lang w:eastAsia="ru-RU"/>
+              </w:rPr>
+            </w:pPr>
+            <w:r>
+              <w:rPr>
+                <w:rFonts w:eastAsia="Times New Roman" w:cs="Times New Roman"/>
+                <w:b/>
+                <w:bCs/>
+                <w:szCs w:val="24"/>
+                <w:lang w:eastAsia="ru-RU"/>
+              </w:rPr>
+              <w:t>Факт</w:t>
+            </w:r>
+          </w:p>
+        </w:tc>
+        <w:tc>
+          <w:tcPr>
+            <w:tcW w:w="0" w:type="auto"/>
+            <w:tcBorders>
+              <w:right w:val="nil"/>
+            </w:tcBorders>
+            <w:noWrap/>
+            <w:tcMar>
+              <w:top w:w="75" w:type="dxa"/>
+              <w:left w:w="135" w:type="dxa"/>
+              <w:bottom w:w="75" w:type="dxa"/>
+              <w:right w:w="135" w:type="dxa"/>
+            </w:tcMar>
+            <w:vAlign w:val="center"/>
+            <w:hideMark/>
+          </w:tcPr>
+          <w:p>
+            <w:pPr>
+              <w:spacing w:after="0" w:line="240" w:lineRule="auto"/>
+              <w:rPr>
+                <w:rFonts w:eastAsia="Times New Roman" w:cs="Times New Roman"/>
+                <w:b/>
+                <w:bCs/>
+                <w:szCs w:val="24"/>
+                <w:lang w:eastAsia="ru-RU"/>
+              </w:rPr>
+            </w:pPr>
+            <w:r>
+              <w:rPr>
+                <w:rFonts w:eastAsia="Times New Roman" w:cs="Times New Roman"/>
+                <w:b/>
+                <w:bCs/>
+                <w:szCs w:val="24"/>
+                <w:lang w:eastAsia="ru-RU"/>
+              </w:rPr>
+              <w:t>Комментарий</w:t>
+            </w:r>
+          </w:p>
+        </w:tc>
+      </w:tr>
+      <w:tr>
+        <w:tc>
+          <w:tcPr>
+            <w:tcW w:w="0" w:type="auto"/>
+            <w:noWrap/>
+            <w:tcMar>
+              <w:top w:w="75" w:type="dxa"/>
+              <w:left w:w="135" w:type="dxa"/>
+              <w:bottom w:w="75" w:type="dxa"/>
+              <w:right w:w="135" w:type="dxa"/>
+            </w:tcMar>
+            <w:vAlign w:val="center"/>
+            <w:hideMark/>
+          </w:tcPr>
+          <w:p>
+            <w:pPr>
+              <w:spacing w:after="0" w:line="240" w:lineRule="auto"/>
+              <w:rPr>
+                <w:rFonts w:eastAsia="Times New Roman" w:cs="Times New Roman"/>
+                <w:szCs w:val="24"/>
+                <w:lang w:eastAsia="ru-RU"/>
+              </w:rPr>
+            </w:pPr>
+            <w:r>
+              <w:rPr>
+                <w:rFonts w:eastAsia="Times New Roman" w:cs="Times New Roman"/>
+                <w:szCs w:val="24"/>
+                <w:lang w:eastAsia="ru-RU"/>
+              </w:rPr>
+              <w:t>51</w:t>
+            </w:r>
+          </w:p>
+        </w:tc>
+        <w:tc>
+          <w:tcPr>
+            <w:tcW w:w="0" w:type="auto"/>
+            <w:noWrap/>
+            <w:tcMar>
+              <w:top w:w="75" w:type="dxa"/>
+              <w:left w:w="135" w:type="dxa"/>
+              <w:bottom w:w="75" w:type="dxa"/>
+              <w:right w:w="135" w:type="dxa"/>
+            </w:tcMar>
+            <w:vAlign w:val="center"/>
+            <w:hideMark/>
+          </w:tcPr>
+          <w:p>
+            <w:pPr>
+              <w:spacing w:after="0" w:line="240" w:lineRule="auto"/>
+              <w:rPr>
+                <w:rFonts w:eastAsia="Times New Roman" w:cs="Times New Roman"/>
+                <w:szCs w:val="24"/>
+                <w:lang w:eastAsia="ru-RU"/>
+              </w:rPr>
+            </w:pPr>
+            <w:r>
+              <w:rPr>
+                <w:rFonts w:eastAsia="Times New Roman" w:cs="Times New Roman"/>
+                <w:szCs w:val="24"/>
+                <w:lang w:eastAsia="ru-RU"/>
+              </w:rPr>
+              <w:t>Какие продажи акций на бирже труда?</w:t>
+            </w:r>
+          </w:p>
+        </w:tc>
+        <w:tc>
+          <w:tcPr>
+            <w:tcW w:w="0" w:type="auto"/>
+            <w:noWrap/>
+            <w:tcMar>
+              <w:top w:w="75" w:type="dxa"/>
+              <w:left w:w="135" w:type="dxa"/>
+              <w:bottom w:w="75" w:type="dxa"/>
+              <w:right w:w="135" w:type="dxa"/>
+            </w:tcMar>
+            <w:vAlign w:val="center"/>
+            <w:hideMark/>
+          </w:tcPr>
+          <w:p>
+            <w:pPr>
+              <w:spacing w:after="0" w:line="240" w:lineRule="auto"/>
+              <w:rPr>
+                <w:rFonts w:eastAsia="Times New Roman" w:cs="Times New Roman"/>
+                <w:szCs w:val="24"/>
+                <w:lang w:eastAsia="ru-RU"/>
+              </w:rPr>
+            </w:pPr>
+            <w:r>
+              <w:rPr>
+                <w:rFonts w:eastAsia="Times New Roman" w:cs="Times New Roman"/>
+                <w:szCs w:val="24"/>
+                <w:lang w:eastAsia="ru-RU"/>
+              </w:rPr>
+              <w:t>null</w:t>
+            </w:r>
+          </w:p>
+        </w:tc>
+        <w:tc>
+          <w:tcPr>
+            <w:tcW w:w="0" w:type="auto"/>
+            <w:noWrap/>
+            <w:tcMar>
+              <w:top w:w="75" w:type="dxa"/>
+              <w:left w:w="135" w:type="dxa"/>
+              <w:bottom w:w="75" w:type="dxa"/>
+              <w:right w:w="135" w:type="dxa"/>
+            </w:tcMar>
+            <w:vAlign w:val="center"/>
+            <w:hideMark/>
+          </w:tcPr>
+          <w:p>
+            <w:pPr>
+              <w:spacing w:after="0" w:line="240" w:lineRule="auto"/>
+              <w:rPr>
+                <w:rFonts w:eastAsia="Times New Roman" w:cs="Times New Roman"/>
+                <w:szCs w:val="24"/>
+                <w:lang w:eastAsia="ru-RU"/>
+              </w:rPr>
+            </w:pPr>
+            <w:r>
+              <w:rPr>
+                <w:rFonts w:eastAsia="Times New Roman" w:cs="Times New Roman"/>
+                <w:szCs w:val="24"/>
+                <w:lang w:eastAsia="ru-RU"/>
+              </w:rPr>
+              <w:t>sales</w:t>
+            </w:r>
+          </w:p>
+        </w:tc>
+        <w:tc>
+          <w:tcPr>
+            <w:tcW w:w="0" w:type="auto"/>
+            <w:tcBorders>
+              <w:right w:val="nil"/>
+            </w:tcBorders>
+            <w:noWrap/>
+            <w:tcMar>
+              <w:top w:w="75" w:type="dxa"/>
+              <w:left w:w="135" w:type="dxa"/>
+              <w:bottom w:w="75" w:type="dxa"/>
+              <w:right w:w="135" w:type="dxa"/>
+            </w:tcMar>
+            <w:vAlign w:val="center"/>
+            <w:hideMark/>
+          </w:tcPr>
+          <w:p>
+            <w:pPr>
+              <w:spacing w:after="0" w:line="240" w:lineRule="auto"/>
+              <w:rPr>
+                <w:rFonts w:eastAsia="Times New Roman" w:cs="Times New Roman"/>
+                <w:szCs w:val="24"/>
+                <w:lang w:eastAsia="ru-RU"/>
+              </w:rPr>
+            </w:pPr>
+            <w:r>
+              <w:rPr>
+                <w:rFonts w:eastAsia="Times New Roman" w:cs="Times New Roman"/>
+                <w:szCs w:val="24"/>
+                <w:lang w:eastAsia="ru-RU"/>
+              </w:rPr>
+              <w:t>Слово «продажи»</w:t>
+            </w:r>
+          </w:p>
+        </w:tc>
+      </w:tr>
+      <w:tr>
+        <w:tc>
+          <w:tcPr>
+            <w:tcW w:w="0" w:type="auto"/>
+            <w:noWrap/>
+            <w:tcMar>
+              <w:top w:w="75" w:type="dxa"/>
+              <w:left w:w="135" w:type="dxa"/>
+              <w:bottom w:w="75" w:type="dxa"/>
+              <w:right w:w="135" w:type="dxa"/>
+            </w:tcMar>
+            <w:vAlign w:val="center"/>
+            <w:hideMark/>
+          </w:tcPr>
+          <w:p>
+            <w:pPr>
+              <w:spacing w:after="0" w:line="240" w:lineRule="auto"/>
+              <w:rPr>
+                <w:rFonts w:eastAsia="Times New Roman" w:cs="Times New Roman"/>
+                <w:szCs w:val="24"/>
+                <w:lang w:eastAsia="ru-RU"/>
+              </w:rPr>
+            </w:pPr>
+            <w:r>
+              <w:rPr>
+                <w:rFonts w:eastAsia="Times New Roman" w:cs="Times New Roman"/>
+                <w:szCs w:val="24"/>
+                <w:lang w:eastAsia="ru-RU"/>
+              </w:rPr>
+              <w:t>52</w:t>
+            </w:r>
+          </w:p>
+        </w:tc>
+        <w:tc>
+          <w:tcPr>
+            <w:tcW w:w="0" w:type="auto"/>
+            <w:noWrap/>
+            <w:tcMar>
+              <w:top w:w="75" w:type="dxa"/>
+              <w:left w:w="135" w:type="dxa"/>
+              <w:bottom w:w="75" w:type="dxa"/>
+              <w:right w:w="135" w:type="dxa"/>
+            </w:tcMar>
+            <w:vAlign w:val="center"/>
+            <w:hideMark/>
+          </w:tcPr>
+          <w:p>
+            <w:pPr>
+              <w:spacing w:after="0" w:line="240" w:lineRule="auto"/>
+              <w:rPr>
+                <w:rFonts w:eastAsia="Times New Roman" w:cs="Times New Roman"/>
+                <w:szCs w:val="24"/>
+                <w:lang w:eastAsia="ru-RU"/>
+              </w:rPr>
+            </w:pPr>
+            <w:r>
+              <w:rPr>
+                <w:rFonts w:eastAsia="Times New Roman" w:cs="Times New Roman"/>
+                <w:szCs w:val="24"/>
+                <w:lang w:eastAsia="ru-RU"/>
+              </w:rPr>
+              <w:t>Сколько стоит мясо на прилавке?</w:t>
+            </w:r>
+          </w:p>
+        </w:tc>
+        <w:tc>
+          <w:tcPr>
+            <w:tcW w:w="0" w:type="auto"/>
+            <w:noWrap/>
+            <w:tcMar>
+              <w:top w:w="75" w:type="dxa"/>
+              <w:left w:w="135" w:type="dxa"/>
+              <w:bottom w:w="75" w:type="dxa"/>
+              <w:right w:w="135" w:type="dxa"/>
+            </w:tcMar>
+            <w:vAlign w:val="center"/>
+            <w:hideMark/>
+          </w:tcPr>
+          <w:p>
+            <w:pPr>
+              <w:spacing w:after="0" w:line="240" w:lineRule="auto"/>
+              <w:rPr>
+                <w:rFonts w:eastAsia="Times New Roman" w:cs="Times New Roman"/>
+                <w:szCs w:val="24"/>
+                <w:lang w:eastAsia="ru-RU"/>
+              </w:rPr>
+            </w:pPr>
+            <w:r>
+              <w:rPr>
+                <w:rFonts w:eastAsia="Times New Roman" w:cs="Times New Roman"/>
+                <w:szCs w:val="24"/>
+                <w:lang w:eastAsia="ru-RU"/>
+              </w:rPr>
+              <w:t>null</w:t>
+            </w:r>
+          </w:p>
+        </w:tc>
+        <w:tc>
+          <w:tcPr>
+            <w:tcW w:w="0" w:type="auto"/>
+            <w:noWrap/>
+            <w:tcMar>
+              <w:top w:w="75" w:type="dxa"/>
+              <w:left w:w="135" w:type="dxa"/>
+              <w:bottom w:w="75" w:type="dxa"/>
+              <w:right w:w="135" w:type="dxa"/>
+            </w:tcMar>
+            <w:vAlign w:val="center"/>
+            <w:hideMark/>
+          </w:tcPr>
+          <w:p>
+            <w:pPr>
+              <w:spacing w:after="0" w:line="240" w:lineRule="auto"/>
+              <w:rPr>
+                <w:rFonts w:eastAsia="Times New Roman" w:cs="Times New Roman"/>
+                <w:szCs w:val="24"/>
+                <w:lang w:eastAsia="ru-RU"/>
+              </w:rPr>
+            </w:pPr>
+            <w:r>
+              <w:rPr>
+                <w:rFonts w:eastAsia="Times New Roman" w:cs="Times New Roman"/>
+                <w:szCs w:val="24"/>
+                <w:lang w:eastAsia="ru-RU"/>
+              </w:rPr>
+              <w:t>price</w:t>
+            </w:r>
+          </w:p>
+        </w:tc>
+        <w:tc>
+          <w:tcPr>
+            <w:tcW w:w="0" w:type="auto"/>
+            <w:tcBorders>
+              <w:right w:val="nil"/>
+            </w:tcBorders>
+            <w:noWrap/>
+            <w:tcMar>
+              <w:top w:w="75" w:type="dxa"/>
+              <w:left w:w="135" w:type="dxa"/>
+              <w:bottom w:w="75" w:type="dxa"/>
+              <w:right w:w="135" w:type="dxa"/>
+            </w:tcMar>
+            <w:vAlign w:val="center"/>
+            <w:hideMark/>
+          </w:tcPr>
+          <w:p>
+            <w:pPr>
+              <w:spacing w:after="0" w:line="240" w:lineRule="auto"/>
+              <w:rPr>
+                <w:rFonts w:eastAsia="Times New Roman" w:cs="Times New Roman"/>
+                <w:szCs w:val="24"/>
+                <w:lang w:eastAsia="ru-RU"/>
+              </w:rPr>
+            </w:pPr>
+            <w:r>
+              <w:rPr>
+                <w:rFonts w:eastAsia="Times New Roman" w:cs="Times New Roman"/>
+                <w:szCs w:val="24"/>
+                <w:lang w:eastAsia="ru-RU"/>
+              </w:rPr>
+              <w:t>Слово «стоит»</w:t>
+            </w:r>
+          </w:p>
+        </w:tc>
+      </w:tr>
+      <w:tr>
+        <w:tc>
+          <w:tcPr>
+            <w:tcW w:w="0" w:type="auto"/>
+            <w:noWrap/>
+            <w:tcMar>
+              <w:top w:w="75" w:type="dxa"/>
+              <w:left w:w="135" w:type="dxa"/>
+              <w:bottom w:w="75" w:type="dxa"/>
+              <w:right w:w="135" w:type="dxa"/>
+            </w:tcMar>
+            <w:vAlign w:val="center"/>
+            <w:hideMark/>
+          </w:tcPr>
+          <w:p>
+            <w:pPr>
+              <w:spacing w:after="0" w:line="240" w:lineRule="auto"/>
+              <w:rPr>
+                <w:rFonts w:eastAsia="Times New Roman" w:cs="Times New Roman"/>
+                <w:szCs w:val="24"/>
+                <w:lang w:eastAsia="ru-RU"/>
+              </w:rPr>
+            </w:pPr>
+            <w:r>
+              <w:rPr>
+                <w:rFonts w:eastAsia="Times New Roman" w:cs="Times New Roman"/>
+                <w:szCs w:val="24"/>
+                <w:lang w:eastAsia="ru-RU"/>
+              </w:rPr>
+              <w:t>53</w:t>
+            </w:r>
+          </w:p>
+        </w:tc>
+        <w:tc>
+          <w:tcPr>
+            <w:tcW w:w="0" w:type="auto"/>
+            <w:noWrap/>
+            <w:tcMar>
+              <w:top w:w="75" w:type="dxa"/>
+              <w:left w:w="135" w:type="dxa"/>
+              <w:bottom w:w="75" w:type="dxa"/>
+              <w:right w:w="135" w:type="dxa"/>
+            </w:tcMar>
+            <w:vAlign w:val="center"/>
+            <w:hideMark/>
+          </w:tcPr>
+          <w:p>
+            <w:pPr>
+              <w:spacing w:after="0" w:line="240" w:lineRule="auto"/>
+              <w:rPr>
+                <w:rFonts w:eastAsia="Times New Roman" w:cs="Times New Roman"/>
+                <w:szCs w:val="24"/>
+                <w:lang w:eastAsia="ru-RU"/>
+              </w:rPr>
+            </w:pPr>
+            <w:r>
+              <w:rPr>
+                <w:rFonts w:eastAsia="Times New Roman" w:cs="Times New Roman"/>
+                <w:szCs w:val="24"/>
+                <w:lang w:eastAsia="ru-RU"/>
+              </w:rPr>
+              <w:t>Цена на улице?</w:t>
+            </w:r>
+          </w:p>
+        </w:tc>
+        <w:tc>
+          <w:tcPr>
+            <w:tcW w:w="0" w:type="auto"/>
+            <w:noWrap/>
+            <w:tcMar>
+              <w:top w:w="75" w:type="dxa"/>
+              <w:left w:w="135" w:type="dxa"/>
+              <w:bottom w:w="75" w:type="dxa"/>
+              <w:right w:w="135" w:type="dxa"/>
+            </w:tcMar>
+            <w:vAlign w:val="center"/>
+            <w:hideMark/>
+          </w:tcPr>
+          <w:p>
+            <w:pPr>
+              <w:spacing w:after="0" w:line="240" w:lineRule="auto"/>
+              <w:rPr>
+                <w:rFonts w:eastAsia="Times New Roman" w:cs="Times New Roman"/>
+                <w:szCs w:val="24"/>
+                <w:lang w:eastAsia="ru-RU"/>
+              </w:rPr>
+            </w:pPr>
+            <w:r>
+              <w:rPr>
+                <w:rFonts w:eastAsia="Times New Roman" w:cs="Times New Roman"/>
+                <w:szCs w:val="24"/>
+                <w:lang w:eastAsia="ru-RU"/>
+              </w:rPr>
+              <w:t>null</w:t>
+            </w:r>
+          </w:p>
+        </w:tc>
+        <w:tc>
+          <w:tcPr>
+            <w:tcW w:w="0" w:type="auto"/>
+            <w:noWrap/>
+            <w:tcMar>
+              <w:top w:w="75" w:type="dxa"/>
+              <w:left w:w="135" w:type="dxa"/>
+              <w:bottom w:w="75" w:type="dxa"/>
+              <w:right w:w="135" w:type="dxa"/>
+            </w:tcMar>
+            <w:vAlign w:val="center"/>
+            <w:hideMark/>
+          </w:tcPr>
+          <w:p>
+            <w:pPr>
+              <w:spacing w:after="0" w:line="240" w:lineRule="auto"/>
+              <w:rPr>
+                <w:rFonts w:eastAsia="Times New Roman" w:cs="Times New Roman"/>
+                <w:szCs w:val="24"/>
+                <w:lang w:eastAsia="ru-RU"/>
+              </w:rPr>
+            </w:pPr>
+            <w:r>
+              <w:rPr>
+                <w:rFonts w:eastAsia="Times New Roman" w:cs="Times New Roman"/>
+                <w:szCs w:val="24"/>
+                <w:lang w:eastAsia="ru-RU"/>
+              </w:rPr>
+              <w:t>price</w:t>
+            </w:r>
+          </w:p>
+        </w:tc>
+        <w:tc>
+          <w:tcPr>
+            <w:tcW w:w="0" w:type="auto"/>
+            <w:tcBorders>
+              <w:right w:val="nil"/>
+            </w:tcBorders>
+            <w:noWrap/>
+            <w:tcMar>
+              <w:top w:w="75" w:type="dxa"/>
+              <w:left w:w="135" w:type="dxa"/>
+              <w:bottom w:w="75" w:type="dxa"/>
+              <w:right w:w="135" w:type="dxa"/>
+            </w:tcMar>
+            <w:vAlign w:val="center"/>
+            <w:hideMark/>
+          </w:tcPr>
+          <w:p>
+            <w:pPr>
+              <w:spacing w:after="0" w:line="240" w:lineRule="auto"/>
+              <w:rPr>
+                <w:rFonts w:eastAsia="Times New Roman" w:cs="Times New Roman"/>
+                <w:szCs w:val="24"/>
+                <w:lang w:eastAsia="ru-RU"/>
+              </w:rPr>
+            </w:pPr>
+            <w:r>
+              <w:rPr>
+                <w:rFonts w:eastAsia="Times New Roman" w:cs="Times New Roman"/>
+                <w:szCs w:val="24"/>
+                <w:lang w:eastAsia="ru-RU"/>
+              </w:rPr>
+              <w:t>Слово «цена»</w:t>
+            </w:r>
+          </w:p>
+        </w:tc>
+      </w:tr>
+      <w:tr>
+        <w:tc>
+          <w:tcPr>
+            <w:tcW w:w="0" w:type="auto"/>
+            <w:tcBorders>
+              <w:bottom w:val="nil"/>
+            </w:tcBorders>
+            <w:noWrap/>
+            <w:tcMar>
+              <w:top w:w="75" w:type="dxa"/>
+              <w:left w:w="135" w:type="dxa"/>
+              <w:bottom w:w="75" w:type="dxa"/>
+              <w:right w:w="135" w:type="dxa"/>
+            </w:tcMar>
+            <w:vAlign w:val="center"/>
+            <w:hideMark/>
+          </w:tcPr>
+          <w:p>
+            <w:pPr>
+              <w:spacing w:after="0" w:line="240" w:lineRule="auto"/>
+              <w:rPr>
+                <w:rFonts w:eastAsia="Times New Roman" w:cs="Times New Roman"/>
+                <w:szCs w:val="24"/>
+                <w:lang w:eastAsia="ru-RU"/>
+              </w:rPr>
+            </w:pPr>
+            <w:r>
+              <w:rPr>
+                <w:rFonts w:eastAsia="Times New Roman" w:cs="Times New Roman"/>
+                <w:szCs w:val="24"/>
+                <w:lang w:eastAsia="ru-RU"/>
+              </w:rPr>
+              <w:t>54</w:t>
+            </w:r>
+          </w:p>
+        </w:tc>
+        <w:tc>
+          <w:tcPr>
+            <w:tcW w:w="0" w:type="auto"/>
+            <w:tcBorders>
+              <w:bottom w:val="nil"/>
+            </w:tcBorders>
+            <w:noWrap/>
+            <w:tcMar>
+              <w:top w:w="75" w:type="dxa"/>
+              <w:left w:w="135" w:type="dxa"/>
+              <w:bottom w:w="75" w:type="dxa"/>
+              <w:right w:w="135" w:type="dxa"/>
+            </w:tcMar>
+            <w:vAlign w:val="center"/>
+            <w:hideMark/>
+          </w:tcPr>
+          <w:p>
+            <w:pPr>
+              <w:spacing w:after="0" w:line="240" w:lineRule="auto"/>
+              <w:rPr>
+                <w:rFonts w:eastAsia="Times New Roman" w:cs="Times New Roman"/>
+                <w:szCs w:val="24"/>
+                <w:lang w:eastAsia="ru-RU"/>
+              </w:rPr>
+            </w:pPr>
+            <w:r>
+              <w:rPr>
+                <w:rFonts w:eastAsia="Times New Roman" w:cs="Times New Roman"/>
+                <w:szCs w:val="24"/>
+                <w:lang w:eastAsia="ru-RU"/>
+              </w:rPr>
+              <w:t>Как выиграть поездку в дубай?</w:t>
+            </w:r>
+          </w:p>
+        </w:tc>
+        <w:tc>
+          <w:tcPr>
+            <w:tcW w:w="0" w:type="auto"/>
+            <w:tcBorders>
+              <w:bottom w:val="nil"/>
+            </w:tcBorders>
+            <w:noWrap/>
+            <w:tcMar>
+              <w:top w:w="75" w:type="dxa"/>
+              <w:left w:w="135" w:type="dxa"/>
+              <w:bottom w:w="75" w:type="dxa"/>
+              <w:right w:w="135" w:type="dxa"/>
+            </w:tcMar>
+            <w:vAlign w:val="center"/>
+            <w:hideMark/>
+          </w:tcPr>
+          <w:p>
+            <w:pPr>
+              <w:spacing w:after="0" w:line="240" w:lineRule="auto"/>
+              <w:rPr>
+                <w:rFonts w:eastAsia="Times New Roman" w:cs="Times New Roman"/>
+                <w:szCs w:val="24"/>
+                <w:lang w:eastAsia="ru-RU"/>
+              </w:rPr>
+            </w:pPr>
+            <w:r>
+              <w:rPr>
+                <w:rFonts w:eastAsia="Times New Roman" w:cs="Times New Roman"/>
+                <w:szCs w:val="24"/>
+                <w:lang w:eastAsia="ru-RU"/>
+              </w:rPr>
+              <w:t>null</w:t>
+            </w:r>
+          </w:p>
+        </w:tc>
+        <w:tc>
+          <w:tcPr>
+            <w:tcW w:w="0" w:type="auto"/>
+            <w:tcBorders>
+              <w:bottom w:val="nil"/>
+            </w:tcBorders>
+            <w:noWrap/>
+            <w:tcMar>
+              <w:top w:w="75" w:type="dxa"/>
+              <w:left w:w="135" w:type="dxa"/>
+              <w:bottom w:w="75" w:type="dxa"/>
+              <w:right w:w="135" w:type="dxa"/>
+            </w:tcMar>
+            <w:vAlign w:val="center"/>
+            <w:hideMark/>
+          </w:tcPr>
+          <w:p>
+            <w:pPr>
+              <w:spacing w:after="0" w:line="240" w:lineRule="auto"/>
+              <w:rPr>
+                <w:rFonts w:eastAsia="Times New Roman" w:cs="Times New Roman"/>
+                <w:szCs w:val="24"/>
+                <w:lang w:eastAsia="ru-RU"/>
+              </w:rPr>
+            </w:pPr>
+            <w:r>
+              <w:rPr>
+                <w:rFonts w:eastAsia="Times New Roman" w:cs="Times New Roman"/>
+                <w:szCs w:val="24"/>
+                <w:lang w:eastAsia="ru-RU"/>
+              </w:rPr>
+              <w:t>trips</w:t>
+            </w:r>
+          </w:p>
+        </w:tc>
+        <w:tc>
+          <w:tcPr>
+            <w:tcW w:w="0" w:type="auto"/>
+            <w:tcBorders>
+              <w:bottom w:val="nil"/>
+              <w:right w:val="nil"/>
+            </w:tcBorders>
+            <w:noWrap/>
+            <w:tcMar>
+              <w:top w:w="75" w:type="dxa"/>
+              <w:left w:w="135" w:type="dxa"/>
+              <w:bottom w:w="75" w:type="dxa"/>
+              <w:right w:w="135" w:type="dxa"/>
+            </w:tcMar>
+            <w:vAlign w:val="center"/>
+            <w:hideMark/>
+          </w:tcPr>
+          <w:p>
+            <w:pPr>
+              <w:spacing w:after="0" w:line="240" w:lineRule="auto"/>
+              <w:rPr>
+                <w:rFonts w:eastAsia="Times New Roman" w:cs="Times New Roman"/>
+                <w:szCs w:val="24"/>
+                <w:lang w:eastAsia="ru-RU"/>
+              </w:rPr>
+            </w:pPr>
+            <w:r>
+              <w:rPr>
+                <w:rFonts w:eastAsia="Times New Roman" w:cs="Times New Roman"/>
+                <w:szCs w:val="24"/>
+                <w:lang w:eastAsia="ru-RU"/>
+              </w:rPr>
+              <w:t>Слово «поездку»</w:t>
+            </w:r>
+          </w:p>
+        </w:tc>
+      </w:tr>
+    </w:tbl>
+    <w:p>
+      <w:pPr>
+        <w:spacing w:after="0" w:line="240" w:lineRule="auto"/>
+        <w:rPr>
+          <w:rFonts w:eastAsia="Times New Roman" w:cs="Times New Roman"/>
+          <w:szCs w:val="24"/>
+          <w:lang w:eastAsia="ru-RU"/>
+        </w:rPr>
+      </w:pPr>
+      <w:r>
+        <w:rPr>
+          <w:rFonts w:eastAsia="Times New Roman" w:cs="Times New Roman"/>
+          <w:szCs w:val="24"/>
+          <w:lang w:eastAsia="ru-RU"/>
+        </w:rPr>
+        <w:t>&lt;/details&gt;</w:t>
+      </w:r>
+      <w:r>
+        <w:rPr>
+          <w:rFonts w:eastAsia="Times New Roman" w:cs="Times New Roman"/>
+          <w:b/>
+          <w:bCs/>
+          <w:szCs w:val="24"/>
+          <w:lang w:eastAsia="ru-RU"/>
+        </w:rPr>
+        <w:t>Вывод:</w:t>
+      </w:r>
+      <w:r>
+        <w:rPr>
+          <w:rFonts w:eastAsia="Times New Roman" w:cs="Times New Roman"/>
+          <w:szCs w:val="24"/>
+          <w:lang w:eastAsia="ru-RU"/>
+        </w:rPr>
+        <w:t> Агент отлично определяет серию, когда она действительно есть (</w:t>
+      </w:r>
+      <w:r>
+        <w:rPr>
+          <w:rFonts w:eastAsia="Times New Roman" w:cs="Times New Roman"/>
+          <w:b/>
+          <w:bCs/>
+          <w:szCs w:val="24"/>
+          <w:lang w:eastAsia="ru-RU"/>
+        </w:rPr>
+        <w:t>98%</w:t>
+      </w:r>
+      <w:r>
+        <w:rPr>
+          <w:rFonts w:eastAsia="Times New Roman" w:cs="Times New Roman"/>
+          <w:szCs w:val="24"/>
+          <w:lang w:eastAsia="ru-RU"/>
+        </w:rPr>
+        <w:t>), но плохо отличает ловушки от реальных вопросов (</w:t>
+      </w:r>
+      <w:r>
+        <w:rPr>
+          <w:rFonts w:eastAsia="Times New Roman" w:cs="Times New Roman"/>
+          <w:b/>
+          <w:bCs/>
+          <w:szCs w:val="24"/>
+          <w:lang w:eastAsia="ru-RU"/>
+        </w:rPr>
+        <w:t>50%</w:t>
+      </w:r>
+      <w:r>
+        <w:rPr>
+          <w:rFonts w:eastAsia="Times New Roman" w:cs="Times New Roman"/>
+          <w:szCs w:val="24"/>
+          <w:lang w:eastAsia="ru-RU"/>
+        </w:rPr>
+        <w:t>) — цепляется за ключевые слова без анализа контекста.</w:t>
+      </w:r>
+    </w:p>
+    <w:p>
+      <w:pPr>
+        <w:spacing w:before="240" w:after="240" w:line="240" w:lineRule="auto"/>
+        <w:rPr>
+          <w:rFonts w:eastAsia="Times New Roman" w:cs="Times New Roman"/>
+          <w:szCs w:val="24"/>
+          <w:lang w:eastAsia="ru-RU"/>
+        </w:rPr>
+      </w:pPr>
+      <w:r>
+        <w:rPr>
+          <w:rFonts w:eastAsia="Times New Roman" w:cs="Times New Roman"/>
+          <w:szCs w:val="24"/>
+          <w:lang w:eastAsia="ru-RU"/>
+        </w:rPr>
+        <w:pict w14:anchorId="227499F1">
+          <v:rect id="_x0000_i1026" style="width:0;height:.75pt" o:hralign="center" o:hrstd="t" o:hr="t" fillcolor="#a0a0a0" stroked="f"/>
+        </w:pict>
+      </w:r>
+    </w:p>
+    <w:p>
+      <w:pPr>
+        <w:spacing w:before="270" w:after="120" w:line="240" w:lineRule="auto"/>
+        <w:outlineLvl w:val="2"/>
+        <w:rPr>
+          <w:rFonts w:eastAsia="Times New Roman" w:cs="Times New Roman"/>
+          <w:b/>
+          <w:bCs/>
+          <w:sz w:val="28"/>
+          <w:szCs w:val="28"/>
+          <w:lang w:eastAsia="ru-RU"/>
+        </w:rPr>
+      </w:pPr>
+      <w:r>
+        <w:rPr>
+          <w:rFonts w:eastAsia="Times New Roman" w:cs="Times New Roman"/>
+          <w:b/>
+          <w:bCs/>
+          <w:sz w:val="28"/>
+          <w:szCs w:val="28"/>
+          <w:lang w:eastAsia="ru-RU"/>
+        </w:rPr>
+        <w:t>2. Парсинг дат (</w:t>
+      </w:r>
+      <w:r>
+        <w:rPr>
+          <w:rFonts w:ascii="Consolas" w:eastAsia="Times New Roman" w:hAnsi="Consolas" w:cs="Times New Roman"/>
+          <w:b/>
+          <w:bCs/>
+          <w:color w:val="81A1C1"/>
+          <w:sz w:val="25"/>
+          <w:szCs w:val="25"/>
+          <w:bdr w:val="none" w:sz="0" w:space="0" w:color="auto" w:frame="1"/>
+          <w:lang w:eastAsia="ru-RU"/>
+        </w:rPr>
+        <w:t>parse_date</w:t>
+      </w:r>
+      <w:r>
+        <w:rPr>
+          <w:rFonts w:eastAsia="Times New Roman" w:cs="Times New Roman"/>
+          <w:b/>
+          <w:bCs/>
+          <w:sz w:val="28"/>
+          <w:szCs w:val="28"/>
+          <w:lang w:eastAsia="ru-RU"/>
+        </w:rPr>
+        <w:t>)</w:t>
+      </w:r>
+    </w:p>
+    <w:tbl>
+      <w:tblPr>
+        <w:tblW w:w="0" w:type="auto"/>
+        <w:tblCellMar>
+          <w:top w:w="15" w:type="dxa"/>
+          <w:left w:w="15" w:type="dxa"/>
+          <w:bottom w:w="15" w:type="dxa"/>
+          <w:right w:w="15" w:type="dxa"/>
+        </w:tblCellMar>
+        <w:tblLook w:val="04A0" w:firstRow="1" w:lastRow="0" w:firstColumn="1" w:lastColumn="0" w:noHBand="0" w:noVBand="1"/>
+      </w:tblPr>
+      <w:tblGrid>
+        <w:gridCol w:w="2033"/>
+        <w:gridCol w:w="2385"/>
+        <w:gridCol w:w="2477"/>
+      </w:tblGrid>
+      <w:tr>
+        <w:trPr>
+          <w:tblHeader/>
+        </w:trPr>
+        <w:tc>
+          <w:tcPr>
+            <w:tcW w:w="0" w:type="auto"/>
+            <w:noWrap/>
+            <w:tcMar>
+              <w:top w:w="75" w:type="dxa"/>
+              <w:left w:w="135" w:type="dxa"/>
+              <w:bottom w:w="75" w:type="dxa"/>
+              <w:right w:w="135" w:type="dxa"/>
+            </w:tcMar>
+            <w:vAlign w:val="center"/>
+            <w:hideMark/>
+          </w:tcPr>
+          <w:p>
+            <w:pPr>
+              <w:spacing w:after="0" w:line="240" w:lineRule="auto"/>
+              <w:rPr>
+                <w:rFonts w:eastAsia="Times New Roman" w:cs="Times New Roman"/>
+                <w:sz w:val="28"/>
+                <w:szCs w:val="28"/>
+                <w:lang w:eastAsia="ru-RU"/>
+              </w:rPr>
+            </w:pPr>
+          </w:p>
+        </w:tc>
+        <w:tc>
+          <w:tcPr>
+            <w:tcW w:w="0" w:type="auto"/>
+            <w:noWrap/>
+            <w:tcMar>
+              <w:top w:w="75" w:type="dxa"/>
+              <w:left w:w="135" w:type="dxa"/>
+              <w:bottom w:w="75" w:type="dxa"/>
+              <w:right w:w="135" w:type="dxa"/>
+            </w:tcMar>
+            <w:vAlign w:val="center"/>
+            <w:hideMark/>
+          </w:tcPr>
+          <w:p>
+            <w:pPr>
+              <w:spacing w:after="0" w:line="240" w:lineRule="auto"/>
+              <w:rPr>
+                <w:rFonts w:eastAsia="Times New Roman" w:cs="Times New Roman"/>
+                <w:b/>
+                <w:bCs/>
+                <w:szCs w:val="24"/>
+                <w:lang w:eastAsia="ru-RU"/>
+              </w:rPr>
+            </w:pPr>
+            <w:r>
+              <w:rPr>
+                <w:rFonts w:eastAsia="Times New Roman" w:cs="Times New Roman"/>
+                <w:b/>
+                <w:bCs/>
+                <w:szCs w:val="24"/>
+                <w:lang w:eastAsia="ru-RU"/>
+              </w:rPr>
+              <w:t>Дата есть (Q1–Q40)</w:t>
+            </w:r>
+          </w:p>
+        </w:tc>
+        <w:tc>
+          <w:tcPr>
+            <w:tcW w:w="0" w:type="auto"/>
+            <w:tcBorders>
+              <w:right w:val="nil"/>
+            </w:tcBorders>
+            <w:noWrap/>
+            <w:tcMar>
+              <w:top w:w="75" w:type="dxa"/>
+              <w:left w:w="135" w:type="dxa"/>
+              <w:bottom w:w="75" w:type="dxa"/>
+              <w:right w:w="135" w:type="dxa"/>
+            </w:tcMar>
+            <w:vAlign w:val="center"/>
+            <w:hideMark/>
+          </w:tcPr>
+          <w:p>
+            <w:pPr>
+              <w:spacing w:after="0" w:line="240" w:lineRule="auto"/>
+              <w:rPr>
+                <w:rFonts w:eastAsia="Times New Roman" w:cs="Times New Roman"/>
+                <w:b/>
+                <w:bCs/>
+                <w:szCs w:val="24"/>
+                <w:lang w:eastAsia="ru-RU"/>
+              </w:rPr>
+            </w:pPr>
+            <w:r>
+              <w:rPr>
+                <w:rFonts w:eastAsia="Times New Roman" w:cs="Times New Roman"/>
+                <w:b/>
+                <w:bCs/>
+                <w:szCs w:val="24"/>
+                <w:lang w:eastAsia="ru-RU"/>
+              </w:rPr>
+              <w:t>Даты нет (Q41–Q50)</w:t>
+            </w:r>
+          </w:p>
+        </w:tc>
+      </w:tr>
+      <w:tr>
+        <w:tc>
+          <w:tcPr>
+            <w:tcW w:w="0" w:type="auto"/>
+            <w:noWrap/>
+            <w:tcMar>
+              <w:top w:w="75" w:type="dxa"/>
+              <w:left w:w="135" w:type="dxa"/>
+              <w:bottom w:w="75" w:type="dxa"/>
+              <w:right w:w="135" w:type="dxa"/>
+            </w:tcMar>
+            <w:vAlign w:val="center"/>
+            <w:hideMark/>
+          </w:tcPr>
+          <w:p>
+            <w:pPr>
+              <w:spacing w:after="0" w:line="240" w:lineRule="auto"/>
+              <w:rPr>
+                <w:rFonts w:eastAsia="Times New Roman" w:cs="Times New Roman"/>
+                <w:szCs w:val="24"/>
+                <w:lang w:eastAsia="ru-RU"/>
+              </w:rPr>
+            </w:pPr>
+            <w:r>
+              <w:rPr>
+                <w:rFonts w:eastAsia="Times New Roman" w:cs="Times New Roman"/>
+                <w:b/>
+                <w:bCs/>
+                <w:szCs w:val="24"/>
+                <w:lang w:eastAsia="ru-RU"/>
+              </w:rPr>
+              <w:t>Positive</w:t>
+            </w:r>
+            <w:r>
+              <w:rPr>
+                <w:rFonts w:eastAsia="Times New Roman" w:cs="Times New Roman"/>
+                <w:szCs w:val="24"/>
+                <w:lang w:eastAsia="ru-RU"/>
+              </w:rPr>
+              <w:t> (40 шт.)</w:t>
+            </w:r>
+          </w:p>
+        </w:tc>
+        <w:tc>
+          <w:tcPr>
+            <w:tcW w:w="0" w:type="auto"/>
+            <w:noWrap/>
+            <w:tcMar>
+              <w:top w:w="75" w:type="dxa"/>
+              <w:left w:w="135" w:type="dxa"/>
+              <w:bottom w:w="75" w:type="dxa"/>
+              <w:right w:w="135" w:type="dxa"/>
+            </w:tcMar>
+            <w:vAlign w:val="center"/>
+            <w:hideMark/>
+          </w:tcPr>
+          <w:p>
+            <w:pPr>
+              <w:spacing w:after="0" w:line="240" w:lineRule="auto"/>
+              <w:rPr>
+                <w:rFonts w:eastAsia="Times New Roman" w:cs="Times New Roman"/>
+                <w:szCs w:val="24"/>
+                <w:lang w:eastAsia="ru-RU"/>
+              </w:rPr>
+            </w:pPr>
+            <w:r>
+              <w:rPr>
+                <w:rFonts w:eastAsia="Times New Roman" w:cs="Times New Roman"/>
+                <w:szCs w:val="24"/>
+                <w:lang w:eastAsia="ru-RU"/>
+              </w:rPr>
+              <w:t>TP = </w:t>
+            </w:r>
+            <w:r>
+              <w:rPr>
+                <w:rFonts w:eastAsia="Times New Roman" w:cs="Times New Roman"/>
+                <w:b/>
+                <w:bCs/>
+                <w:szCs w:val="24"/>
+                <w:lang w:eastAsia="ru-RU"/>
+              </w:rPr>
+              <w:t>22</w:t>
+            </w:r>
+          </w:p>
+        </w:tc>
+        <w:tc>
+          <w:tcPr>
+            <w:tcW w:w="0" w:type="auto"/>
+            <w:tcBorders>
+              <w:right w:val="nil"/>
+            </w:tcBorders>
+            <w:noWrap/>
+            <w:tcMar>
+              <w:top w:w="75" w:type="dxa"/>
+              <w:left w:w="135" w:type="dxa"/>
+              <w:bottom w:w="75" w:type="dxa"/>
+              <w:right w:w="135" w:type="dxa"/>
+            </w:tcMar>
+            <w:vAlign w:val="center"/>
+            <w:hideMark/>
+          </w:tcPr>
+          <w:p>
+            <w:pPr>
+              <w:spacing w:after="0" w:line="240" w:lineRule="auto"/>
+              <w:rPr>
+                <w:rFonts w:eastAsia="Times New Roman" w:cs="Times New Roman"/>
+                <w:szCs w:val="24"/>
+                <w:lang w:eastAsia="ru-RU"/>
+              </w:rPr>
+            </w:pPr>
+            <w:r>
+              <w:rPr>
+                <w:rFonts w:eastAsia="Times New Roman" w:cs="Times New Roman"/>
+                <w:szCs w:val="24"/>
+                <w:lang w:eastAsia="ru-RU"/>
+              </w:rPr>
+              <w:t>—</w:t>
+            </w:r>
+          </w:p>
+        </w:tc>
+      </w:tr>
+      <w:tr>
+        <w:tc>
+          <w:tcPr>
+            <w:tcW w:w="0" w:type="auto"/>
+            <w:tcBorders>
+              <w:bottom w:val="nil"/>
+            </w:tcBorders>
+            <w:noWrap/>
+            <w:tcMar>
+              <w:top w:w="75" w:type="dxa"/>
+              <w:left w:w="135" w:type="dxa"/>
+              <w:bottom w:w="75" w:type="dxa"/>
+              <w:right w:w="135" w:type="dxa"/>
+            </w:tcMar>
+            <w:vAlign w:val="center"/>
+            <w:hideMark/>
+          </w:tcPr>
+          <w:p>
+            <w:pPr>
+              <w:spacing w:after="0" w:line="240" w:lineRule="auto"/>
+              <w:rPr>
+                <w:rFonts w:eastAsia="Times New Roman" w:cs="Times New Roman"/>
+                <w:szCs w:val="24"/>
+                <w:lang w:eastAsia="ru-RU"/>
+              </w:rPr>
+            </w:pPr>
+            <w:r>
+              <w:rPr>
+                <w:rFonts w:eastAsia="Times New Roman" w:cs="Times New Roman"/>
+                <w:b/>
+                <w:bCs/>
+                <w:szCs w:val="24"/>
+                <w:lang w:eastAsia="ru-RU"/>
+              </w:rPr>
+              <w:t>Negative</w:t>
+            </w:r>
+            <w:r>
+              <w:rPr>
+                <w:rFonts w:eastAsia="Times New Roman" w:cs="Times New Roman"/>
+                <w:szCs w:val="24"/>
+                <w:lang w:eastAsia="ru-RU"/>
+              </w:rPr>
+              <w:t> (10 шт.)</w:t>
+            </w:r>
+          </w:p>
+        </w:tc>
+        <w:tc>
+          <w:tcPr>
+            <w:tcW w:w="0" w:type="auto"/>
+            <w:tcBorders>
+              <w:bottom w:val="nil"/>
+            </w:tcBorders>
+            <w:noWrap/>
+            <w:tcMar>
+              <w:top w:w="75" w:type="dxa"/>
+              <w:left w:w="135" w:type="dxa"/>
+              <w:bottom w:w="75" w:type="dxa"/>
+              <w:right w:w="135" w:type="dxa"/>
+            </w:tcMar>
+            <w:vAlign w:val="center"/>
+            <w:hideMark/>
+          </w:tcPr>
+          <w:p>
+            <w:pPr>
+              <w:spacing w:after="0" w:line="240" w:lineRule="auto"/>
+              <w:rPr>
+                <w:rFonts w:eastAsia="Times New Roman" w:cs="Times New Roman"/>
+                <w:szCs w:val="24"/>
+                <w:lang w:eastAsia="ru-RU"/>
+              </w:rPr>
+            </w:pPr>
+            <w:r>
+              <w:rPr>
+                <w:rFonts w:eastAsia="Times New Roman" w:cs="Times New Roman"/>
+                <w:szCs w:val="24"/>
+                <w:lang w:eastAsia="ru-RU"/>
+              </w:rPr>
+              <w:t>—</w:t>
+            </w:r>
+          </w:p>
+        </w:tc>
+        <w:tc>
+          <w:tcPr>
+            <w:tcW w:w="0" w:type="auto"/>
+            <w:tcBorders>
+              <w:bottom w:val="nil"/>
+              <w:right w:val="nil"/>
+            </w:tcBorders>
+            <w:noWrap/>
+            <w:tcMar>
+              <w:top w:w="75" w:type="dxa"/>
+              <w:left w:w="135" w:type="dxa"/>
+              <w:bottom w:w="75" w:type="dxa"/>
+              <w:right w:w="135" w:type="dxa"/>
+            </w:tcMar>
+            <w:vAlign w:val="center"/>
+            <w:hideMark/>
+          </w:tcPr>
+          <w:p>
+            <w:pPr>
+              <w:spacing w:after="0" w:line="240" w:lineRule="auto"/>
+              <w:rPr>
+                <w:rFonts w:eastAsia="Times New Roman" w:cs="Times New Roman"/>
+                <w:szCs w:val="24"/>
+                <w:lang w:eastAsia="ru-RU"/>
+              </w:rPr>
+            </w:pPr>
+            <w:r>
+              <w:rPr>
+                <w:rFonts w:eastAsia="Times New Roman" w:cs="Times New Roman"/>
+                <w:szCs w:val="24"/>
+                <w:lang w:eastAsia="ru-RU"/>
+              </w:rPr>
+              <w:t>TN = </w:t>
+            </w:r>
+            <w:r>
+              <w:rPr>
+                <w:rFonts w:eastAsia="Times New Roman" w:cs="Times New Roman"/>
+                <w:b/>
+                <w:bCs/>
+                <w:szCs w:val="24"/>
+                <w:lang w:eastAsia="ru-RU"/>
+              </w:rPr>
+              <w:t>8</w:t>
+            </w:r>
+            <w:r>
+              <w:rPr>
+                <w:rFonts w:eastAsia="Times New Roman" w:cs="Times New Roman"/>
+                <w:szCs w:val="24"/>
+                <w:lang w:eastAsia="ru-RU"/>
+              </w:rPr>
+              <w:t>, FP = </w:t>
+            </w:r>
+            <w:r>
+              <w:rPr>
+                <w:rFonts w:eastAsia="Times New Roman" w:cs="Times New Roman"/>
+                <w:b/>
+                <w:bCs/>
+                <w:szCs w:val="24"/>
+                <w:lang w:eastAsia="ru-RU"/>
+              </w:rPr>
+              <w:t>2</w:t>
+            </w:r>
+          </w:p>
+        </w:tc>
+      </w:tr>
+    </w:tbl>
+    <w:p>
+      <w:pPr>
+        <w:spacing w:after="0" w:line="240" w:lineRule="auto"/>
+        <w:rPr>
+          <w:rFonts w:eastAsia="Times New Roman" w:cs="Times New Roman"/>
+          <w:szCs w:val="24"/>
+          <w:lang w:eastAsia="ru-RU"/>
+        </w:rPr>
+      </w:pPr>
+      <w:r>
+        <w:rPr>
+          <w:rFonts w:eastAsia="Times New Roman" w:cs="Times New Roman"/>
+          <w:b/>
+          <w:bCs/>
+          <w:szCs w:val="24"/>
+          <w:lang w:eastAsia="ru-RU"/>
+        </w:rPr>
+        <w:t>Recall = 22 / 40 = 55.0%</w:t>
+      </w:r>
+      <w:r>
+        <w:rPr>
+          <w:rFonts w:eastAsia="Times New Roman" w:cs="Times New Roman"/>
+          <w:szCs w:val="24"/>
+          <w:lang w:eastAsia="ru-RU"/>
+        </w:rPr>
+        <w:t> </w:t>
+      </w:r>
+      <w:r>
+        <w:rPr>
+          <w:rFonts w:ascii="Segoe UI Emoji" w:eastAsia="Times New Roman" w:hAnsi="Segoe UI Emoji" w:cs="Segoe UI Emoji"/>
+          <w:szCs w:val="24"/>
+          <w:lang w:eastAsia="ru-RU"/>
+        </w:rPr>
+        <w:t>❌</w:t>
+      </w:r>
+      <w:r>
+        <w:rPr>
+          <w:rFonts w:eastAsia="Times New Roman" w:cs="Times New Roman"/>
+          <w:b/>
+          <w:bCs/>
+          <w:szCs w:val="24"/>
+          <w:lang w:eastAsia="ru-RU"/>
+        </w:rPr>
+        <w:t>Specificity = 8 / 10 = 80.0%</w:t>
+      </w:r>
+      <w:r>
+        <w:rPr>
+          <w:rFonts w:eastAsia="Times New Roman" w:cs="Times New Roman"/>
+          <w:szCs w:val="24"/>
+          <w:lang w:eastAsia="ru-RU"/>
+        </w:rPr>
+        <w:t> </w:t>
+      </w:r>
+      <w:r>
+        <w:rPr>
+          <w:rFonts w:ascii="Segoe UI Emoji" w:eastAsia="Times New Roman" w:hAnsi="Segoe UI Emoji" w:cs="Segoe UI Emoji"/>
+          <w:szCs w:val="24"/>
+          <w:lang w:eastAsia="ru-RU"/>
+        </w:rPr>
+        <w:t>✅</w:t>
+      </w:r>
+      <w:r>
+        <w:rPr>
+          <w:rFonts w:eastAsia="Times New Roman" w:cs="Times New Roman"/>
+          <w:szCs w:val="24"/>
+          <w:lang w:eastAsia="ru-RU"/>
+        </w:rPr>
+        <w:t>&lt;details&gt;&lt;summary&gt;Детальный разбор 18 ошибок парсинга дат&lt;/summary&gt;Ошибки группируются в </w:t>
+      </w:r>
+      <w:r>
+        <w:rPr>
+          <w:rFonts w:eastAsia="Times New Roman" w:cs="Times New Roman"/>
+          <w:b/>
+          <w:bCs/>
+          <w:szCs w:val="24"/>
+          <w:lang w:eastAsia="ru-RU"/>
+        </w:rPr>
+        <w:t>5 паттернов</w:t>
+      </w:r>
+      <w:r>
+        <w:rPr>
+          <w:rFonts w:eastAsia="Times New Roman" w:cs="Times New Roman"/>
+          <w:szCs w:val="24"/>
+          <w:lang w:eastAsia="ru-RU"/>
+        </w:rPr>
+        <w:t>:</w:t>
+      </w:r>
+    </w:p>
+    <w:tbl>
+      <w:tblPr>
+        <w:tblW w:w="0" w:type="auto"/>
+        <w:tblCellMar>
+          <w:top w:w="15" w:type="dxa"/>
+          <w:left w:w="15" w:type="dxa"/>
+          <w:bottom w:w="15" w:type="dxa"/>
+          <w:right w:w="15" w:type="dxa"/>
+        </w:tblCellMar>
+        <w:tblLook w:val="04A0" w:firstRow="1" w:lastRow="0" w:firstColumn="1" w:lastColumn="0" w:noHBand="0" w:noVBand="1"/>
+      </w:tblPr>
+      <w:tblGrid>
+        <w:gridCol w:w="1502"/>
+        <w:gridCol w:w="606"/>
+        <w:gridCol w:w="1343"/>
+        <w:gridCol w:w="5904"/>
+      </w:tblGrid>
+      <w:tr>
+        <w:trPr>
+          <w:tblHeader/>
+        </w:trPr>
+        <w:tc>
+          <w:tcPr>
+            <w:tcW w:w="0" w:type="auto"/>
+            <w:noWrap/>
+            <w:tcMar>
+              <w:top w:w="75" w:type="dxa"/>
+              <w:left w:w="135" w:type="dxa"/>
+              <w:bottom w:w="75" w:type="dxa"/>
+              <w:right w:w="135" w:type="dxa"/>
+            </w:tcMar>
+            <w:vAlign w:val="center"/>
+            <w:hideMark/>
+          </w:tcPr>
+          <w:p>
+            <w:pPr>
+              <w:spacing w:after="0" w:line="240" w:lineRule="auto"/>
+              <w:rPr>
+                <w:rFonts w:eastAsia="Times New Roman" w:cs="Times New Roman"/>
+                <w:b/>
+                <w:bCs/>
+                <w:szCs w:val="24"/>
+                <w:lang w:eastAsia="ru-RU"/>
+              </w:rPr>
+            </w:pPr>
+            <w:r>
+              <w:rPr>
+                <w:rFonts w:eastAsia="Times New Roman" w:cs="Times New Roman"/>
+                <w:b/>
+                <w:bCs/>
+                <w:szCs w:val="24"/>
+                <w:lang w:eastAsia="ru-RU"/>
+              </w:rPr>
+              <w:t>Паттерн</w:t>
+            </w:r>
+          </w:p>
+        </w:tc>
+        <w:tc>
+          <w:tcPr>
+            <w:tcW w:w="0" w:type="auto"/>
+            <w:noWrap/>
+            <w:tcMar>
+              <w:top w:w="75" w:type="dxa"/>
+              <w:left w:w="135" w:type="dxa"/>
+              <w:bottom w:w="75" w:type="dxa"/>
+              <w:right w:w="135" w:type="dxa"/>
+            </w:tcMar>
+            <w:vAlign w:val="center"/>
+            <w:hideMark/>
+          </w:tcPr>
+          <w:p>
+            <w:pPr>
+              <w:spacing w:after="0" w:line="240" w:lineRule="auto"/>
+              <w:rPr>
+                <w:rFonts w:eastAsia="Times New Roman" w:cs="Times New Roman"/>
+                <w:b/>
+                <w:bCs/>
+                <w:szCs w:val="24"/>
+                <w:lang w:eastAsia="ru-RU"/>
+              </w:rPr>
+            </w:pPr>
+            <w:r>
+              <w:rPr>
+                <w:rFonts w:eastAsia="Times New Roman" w:cs="Times New Roman"/>
+                <w:b/>
+                <w:bCs/>
+                <w:szCs w:val="24"/>
+                <w:lang w:eastAsia="ru-RU"/>
+              </w:rPr>
+              <w:t>Кол-во</w:t>
+            </w:r>
+          </w:p>
+        </w:tc>
+        <w:tc>
+          <w:tcPr>
+            <w:tcW w:w="0" w:type="auto"/>
+            <w:noWrap/>
+            <w:tcMar>
+              <w:top w:w="75" w:type="dxa"/>
+              <w:left w:w="135" w:type="dxa"/>
+              <w:bottom w:w="75" w:type="dxa"/>
+              <w:right w:w="135" w:type="dxa"/>
+            </w:tcMar>
+            <w:vAlign w:val="center"/>
+            <w:hideMark/>
+          </w:tcPr>
+          <w:p>
+            <w:pPr>
+              <w:spacing w:after="0" w:line="240" w:lineRule="auto"/>
+              <w:rPr>
+                <w:rFonts w:eastAsia="Times New Roman" w:cs="Times New Roman"/>
+                <w:b/>
+                <w:bCs/>
+                <w:szCs w:val="24"/>
+                <w:lang w:eastAsia="ru-RU"/>
+              </w:rPr>
+            </w:pPr>
+            <w:r>
+              <w:rPr>
+                <w:rFonts w:eastAsia="Times New Roman" w:cs="Times New Roman"/>
+                <w:b/>
+                <w:bCs/>
+                <w:szCs w:val="24"/>
+                <w:lang w:eastAsia="ru-RU"/>
+              </w:rPr>
+              <w:t>Вопросы</w:t>
+            </w:r>
+          </w:p>
+        </w:tc>
+        <w:tc>
+          <w:tcPr>
+            <w:tcW w:w="0" w:type="auto"/>
+            <w:tcBorders>
+              <w:right w:val="nil"/>
+            </w:tcBorders>
+            <w:noWrap/>
+            <w:tcMar>
+              <w:top w:w="75" w:type="dxa"/>
+              <w:left w:w="135" w:type="dxa"/>
+              <w:bottom w:w="75" w:type="dxa"/>
+              <w:right w:w="135" w:type="dxa"/>
+            </w:tcMar>
+            <w:vAlign w:val="center"/>
+            <w:hideMark/>
+          </w:tcPr>
+          <w:p>
+            <w:pPr>
+              <w:spacing w:after="0" w:line="240" w:lineRule="auto"/>
+              <w:rPr>
+                <w:rFonts w:eastAsia="Times New Roman" w:cs="Times New Roman"/>
+                <w:b/>
+                <w:bCs/>
+                <w:szCs w:val="24"/>
+                <w:lang w:eastAsia="ru-RU"/>
+              </w:rPr>
+            </w:pPr>
+            <w:r>
+              <w:rPr>
+                <w:rFonts w:eastAsia="Times New Roman" w:cs="Times New Roman"/>
+                <w:b/>
+                <w:bCs/>
+                <w:szCs w:val="24"/>
+                <w:lang w:eastAsia="ru-RU"/>
+              </w:rPr>
+              <w:t>Описание</w:t>
+            </w:r>
+          </w:p>
+        </w:tc>
+      </w:tr>
+      <w:tr>
+        <w:tc>
+          <w:tcPr>
+            <w:tcW w:w="0" w:type="auto"/>
+            <w:noWrap/>
+            <w:tcMar>
+              <w:top w:w="75" w:type="dxa"/>
+              <w:left w:w="135" w:type="dxa"/>
+              <w:bottom w:w="75" w:type="dxa"/>
+              <w:right w:w="135" w:type="dxa"/>
+            </w:tcMar>
+            <w:vAlign w:val="center"/>
+            <w:hideMark/>
+          </w:tcPr>
+          <w:p>
+            <w:pPr>
+              <w:spacing w:after="0" w:line="240" w:lineRule="auto"/>
+              <w:rPr>
+                <w:rFonts w:eastAsia="Times New Roman" w:cs="Times New Roman"/>
+                <w:szCs w:val="24"/>
+                <w:lang w:eastAsia="ru-RU"/>
+              </w:rPr>
+            </w:pPr>
+            <w:r>
+              <w:rPr>
+                <w:rFonts w:eastAsia="Times New Roman" w:cs="Times New Roman"/>
+                <w:szCs w:val="24"/>
+                <w:lang w:eastAsia="ru-RU"/>
+              </w:rPr>
+              <w:t>«Следующая неделя»</w:t>
+            </w:r>
+          </w:p>
+        </w:tc>
+        <w:tc>
+          <w:tcPr>
+            <w:tcW w:w="0" w:type="auto"/>
+            <w:noWrap/>
+            <w:tcMar>
+              <w:top w:w="75" w:type="dxa"/>
+              <w:left w:w="135" w:type="dxa"/>
+              <w:bottom w:w="75" w:type="dxa"/>
+              <w:right w:w="135" w:type="dxa"/>
+            </w:tcMar>
+            <w:vAlign w:val="center"/>
+            <w:hideMark/>
+          </w:tcPr>
+          <w:p>
+            <w:pPr>
+              <w:spacing w:after="0" w:line="240" w:lineRule="auto"/>
+              <w:rPr>
+                <w:rFonts w:eastAsia="Times New Roman" w:cs="Times New Roman"/>
+                <w:szCs w:val="24"/>
+                <w:lang w:eastAsia="ru-RU"/>
+              </w:rPr>
+            </w:pPr>
+            <w:r>
+              <w:rPr>
+                <w:rFonts w:eastAsia="Times New Roman" w:cs="Times New Roman"/>
+                <w:b/>
+                <w:bCs/>
+                <w:szCs w:val="24"/>
+                <w:lang w:eastAsia="ru-RU"/>
+              </w:rPr>
+              <w:t>5</w:t>
+            </w:r>
+          </w:p>
+        </w:tc>
+        <w:tc>
+          <w:tcPr>
+            <w:tcW w:w="0" w:type="auto"/>
+            <w:noWrap/>
+            <w:tcMar>
+              <w:top w:w="75" w:type="dxa"/>
+              <w:left w:w="135" w:type="dxa"/>
+              <w:bottom w:w="75" w:type="dxa"/>
+              <w:right w:w="135" w:type="dxa"/>
+            </w:tcMar>
+            <w:vAlign w:val="center"/>
+            <w:hideMark/>
+          </w:tcPr>
+          <w:p>
+            <w:pPr>
+              <w:spacing w:after="0" w:line="240" w:lineRule="auto"/>
+              <w:rPr>
+                <w:rFonts w:eastAsia="Times New Roman" w:cs="Times New Roman"/>
+                <w:szCs w:val="24"/>
+                <w:lang w:eastAsia="ru-RU"/>
+              </w:rPr>
+            </w:pPr>
+            <w:r>
+              <w:rPr>
+                <w:rFonts w:eastAsia="Times New Roman" w:cs="Times New Roman"/>
+                <w:szCs w:val="24"/>
+                <w:lang w:eastAsia="ru-RU"/>
+              </w:rPr>
+              <w:t>Q6, Q14, Q25, Q30, Q38</w:t>
+            </w:r>
+          </w:p>
+        </w:tc>
+        <w:tc>
+          <w:tcPr>
+            <w:tcW w:w="0" w:type="auto"/>
+            <w:tcBorders>
+              <w:right w:val="nil"/>
+            </w:tcBorders>
+            <w:noWrap/>
+            <w:tcMar>
+              <w:top w:w="75" w:type="dxa"/>
+              <w:left w:w="135" w:type="dxa"/>
+              <w:bottom w:w="75" w:type="dxa"/>
+              <w:right w:w="135" w:type="dxa"/>
+            </w:tcMar>
+            <w:vAlign w:val="center"/>
+            <w:hideMark/>
+          </w:tcPr>
+          <w:p>
+            <w:pPr>
+              <w:spacing w:after="0" w:line="240" w:lineRule="auto"/>
+              <w:rPr>
+                <w:rFonts w:eastAsia="Times New Roman" w:cs="Times New Roman"/>
+                <w:szCs w:val="24"/>
+                <w:lang w:eastAsia="ru-RU"/>
+              </w:rPr>
+            </w:pPr>
+            <w:r>
+              <w:rPr>
+                <w:rFonts w:eastAsia="Times New Roman" w:cs="Times New Roman"/>
+                <w:szCs w:val="24"/>
+                <w:lang w:eastAsia="ru-RU"/>
+              </w:rPr>
+              <w:t>Агент считает «ближайшие 7 дней от завтра» (03-03→03-09) вместо «Пн–Вс следующей недели» (03-09→03-15)</w:t>
+            </w:r>
+          </w:p>
+        </w:tc>
+      </w:tr>
+      <w:tr>
+        <w:tc>
+          <w:tcPr>
+            <w:tcW w:w="0" w:type="auto"/>
+            <w:noWrap/>
+            <w:tcMar>
+              <w:top w:w="75" w:type="dxa"/>
+              <w:left w:w="135" w:type="dxa"/>
+              <w:bottom w:w="75" w:type="dxa"/>
+              <w:right w:w="135" w:type="dxa"/>
+            </w:tcMar>
+            <w:vAlign w:val="center"/>
+            <w:hideMark/>
+          </w:tcPr>
+          <w:p>
+            <w:pPr>
+              <w:spacing w:after="0" w:line="240" w:lineRule="auto"/>
+              <w:rPr>
+                <w:rFonts w:eastAsia="Times New Roman" w:cs="Times New Roman"/>
+                <w:szCs w:val="24"/>
+                <w:lang w:eastAsia="ru-RU"/>
+              </w:rPr>
+            </w:pPr>
+            <w:r>
+              <w:rPr>
+                <w:rFonts w:eastAsia="Times New Roman" w:cs="Times New Roman"/>
+                <w:szCs w:val="24"/>
+                <w:lang w:eastAsia="ru-RU"/>
+              </w:rPr>
+              <w:t>«Следующий месяц»</w:t>
+            </w:r>
+          </w:p>
+        </w:tc>
+        <w:tc>
+          <w:tcPr>
+            <w:tcW w:w="0" w:type="auto"/>
+            <w:noWrap/>
+            <w:tcMar>
+              <w:top w:w="75" w:type="dxa"/>
+              <w:left w:w="135" w:type="dxa"/>
+              <w:bottom w:w="75" w:type="dxa"/>
+              <w:right w:w="135" w:type="dxa"/>
+            </w:tcMar>
+            <w:vAlign w:val="center"/>
+            <w:hideMark/>
+          </w:tcPr>
+          <w:p>
+            <w:pPr>
+              <w:spacing w:after="0" w:line="240" w:lineRule="auto"/>
+              <w:rPr>
+                <w:rFonts w:eastAsia="Times New Roman" w:cs="Times New Roman"/>
+                <w:szCs w:val="24"/>
+                <w:lang w:eastAsia="ru-RU"/>
+              </w:rPr>
+            </w:pPr>
+            <w:r>
+              <w:rPr>
+                <w:rFonts w:eastAsia="Times New Roman" w:cs="Times New Roman"/>
+                <w:b/>
+                <w:bCs/>
+                <w:szCs w:val="24"/>
+                <w:lang w:eastAsia="ru-RU"/>
+              </w:rPr>
+              <w:t>3</w:t>
+            </w:r>
+          </w:p>
+        </w:tc>
+        <w:tc>
+          <w:tcPr>
+            <w:tcW w:w="0" w:type="auto"/>
+            <w:noWrap/>
+            <w:tcMar>
+              <w:top w:w="75" w:type="dxa"/>
+              <w:left w:w="135" w:type="dxa"/>
+              <w:bottom w:w="75" w:type="dxa"/>
+              <w:right w:w="135" w:type="dxa"/>
+            </w:tcMar>
+            <w:vAlign w:val="center"/>
+            <w:hideMark/>
+          </w:tcPr>
+          <w:p>
+            <w:pPr>
+              <w:spacing w:after="0" w:line="240" w:lineRule="auto"/>
+              <w:rPr>
+                <w:rFonts w:eastAsia="Times New Roman" w:cs="Times New Roman"/>
+                <w:szCs w:val="24"/>
+                <w:lang w:eastAsia="ru-RU"/>
+              </w:rPr>
+            </w:pPr>
+            <w:r>
+              <w:rPr>
+                <w:rFonts w:eastAsia="Times New Roman" w:cs="Times New Roman"/>
+                <w:szCs w:val="24"/>
+                <w:lang w:eastAsia="ru-RU"/>
+              </w:rPr>
+              <w:t>Q7, Q28, Q34</w:t>
+            </w:r>
+          </w:p>
+        </w:tc>
+        <w:tc>
+          <w:tcPr>
+            <w:tcW w:w="0" w:type="auto"/>
+            <w:tcBorders>
+              <w:right w:val="nil"/>
+            </w:tcBorders>
+            <w:noWrap/>
+            <w:tcMar>
+              <w:top w:w="75" w:type="dxa"/>
+              <w:left w:w="135" w:type="dxa"/>
+              <w:bottom w:w="75" w:type="dxa"/>
+              <w:right w:w="135" w:type="dxa"/>
+            </w:tcMar>
+            <w:vAlign w:val="center"/>
+            <w:hideMark/>
+          </w:tcPr>
+          <w:p>
+            <w:pPr>
+              <w:spacing w:after="0" w:line="240" w:lineRule="auto"/>
+              <w:rPr>
+                <w:rFonts w:eastAsia="Times New Roman" w:cs="Times New Roman"/>
+                <w:szCs w:val="24"/>
+                <w:lang w:eastAsia="ru-RU"/>
+              </w:rPr>
+            </w:pPr>
+            <w:r>
+              <w:rPr>
+                <w:rFonts w:eastAsia="Times New Roman" w:cs="Times New Roman"/>
+                <w:szCs w:val="24"/>
+                <w:lang w:eastAsia="ru-RU"/>
+              </w:rPr>
+              <w:t>Агент берёт текущий месяц (03-02→03-31) вместо следующего (04-01→04-30). Q28 — возвращает range вместо одной даты</w:t>
+            </w:r>
+          </w:p>
+        </w:tc>
+      </w:tr>
+      <w:tr>
+        <w:tc>
+          <w:tcPr>
+            <w:tcW w:w="0" w:type="auto"/>
+            <w:noWrap/>
+            <w:tcMar>
+              <w:top w:w="75" w:type="dxa"/>
+              <w:left w:w="135" w:type="dxa"/>
+              <w:bottom w:w="75" w:type="dxa"/>
+              <w:right w:w="135" w:type="dxa"/>
+            </w:tcMar>
+            <w:vAlign w:val="center"/>
+            <w:hideMark/>
+          </w:tcPr>
+          <w:p>
+            <w:pPr>
+              <w:spacing w:after="0" w:line="240" w:lineRule="auto"/>
+              <w:rPr>
+                <w:rFonts w:eastAsia="Times New Roman" w:cs="Times New Roman"/>
+                <w:szCs w:val="24"/>
+                <w:lang w:eastAsia="ru-RU"/>
+              </w:rPr>
+            </w:pPr>
+            <w:r>
+              <w:rPr>
+                <w:rFonts w:eastAsia="Times New Roman" w:cs="Times New Roman"/>
+                <w:szCs w:val="24"/>
+                <w:lang w:eastAsia="ru-RU"/>
+              </w:rPr>
+              <w:t xml:space="preserve">«Следующий </w:t>
+            </w:r>
+            <w:r>
+              <w:rPr>
+                <w:rFonts w:eastAsia="Times New Roman" w:cs="Times New Roman"/>
+                <w:szCs w:val="24"/>
+                <w:lang w:eastAsia="ru-RU"/>
+              </w:rPr>
+              <w:lastRenderedPageBreak/>
+              <w:t>день недели»</w:t>
+            </w:r>
+          </w:p>
+        </w:tc>
+        <w:tc>
+          <w:tcPr>
+            <w:tcW w:w="0" w:type="auto"/>
+            <w:noWrap/>
+            <w:tcMar>
+              <w:top w:w="75" w:type="dxa"/>
+              <w:left w:w="135" w:type="dxa"/>
+              <w:bottom w:w="75" w:type="dxa"/>
+              <w:right w:w="135" w:type="dxa"/>
+            </w:tcMar>
+            <w:vAlign w:val="center"/>
+            <w:hideMark/>
+          </w:tcPr>
+          <w:p>
+            <w:pPr>
+              <w:spacing w:after="0" w:line="240" w:lineRule="auto"/>
+              <w:rPr>
+                <w:rFonts w:eastAsia="Times New Roman" w:cs="Times New Roman"/>
+                <w:szCs w:val="24"/>
+                <w:lang w:eastAsia="ru-RU"/>
+              </w:rPr>
+            </w:pPr>
+            <w:r>
+              <w:rPr>
+                <w:rFonts w:eastAsia="Times New Roman" w:cs="Times New Roman"/>
+                <w:b/>
+                <w:bCs/>
+                <w:szCs w:val="24"/>
+                <w:lang w:eastAsia="ru-RU"/>
+              </w:rPr>
+              <w:lastRenderedPageBreak/>
+              <w:t>3</w:t>
+            </w:r>
+          </w:p>
+        </w:tc>
+        <w:tc>
+          <w:tcPr>
+            <w:tcW w:w="0" w:type="auto"/>
+            <w:noWrap/>
+            <w:tcMar>
+              <w:top w:w="75" w:type="dxa"/>
+              <w:left w:w="135" w:type="dxa"/>
+              <w:bottom w:w="75" w:type="dxa"/>
+              <w:right w:w="135" w:type="dxa"/>
+            </w:tcMar>
+            <w:vAlign w:val="center"/>
+            <w:hideMark/>
+          </w:tcPr>
+          <w:p>
+            <w:pPr>
+              <w:spacing w:after="0" w:line="240" w:lineRule="auto"/>
+              <w:rPr>
+                <w:rFonts w:eastAsia="Times New Roman" w:cs="Times New Roman"/>
+                <w:szCs w:val="24"/>
+                <w:lang w:eastAsia="ru-RU"/>
+              </w:rPr>
+            </w:pPr>
+            <w:r>
+              <w:rPr>
+                <w:rFonts w:eastAsia="Times New Roman" w:cs="Times New Roman"/>
+                <w:szCs w:val="24"/>
+                <w:lang w:eastAsia="ru-RU"/>
+              </w:rPr>
+              <w:t>Q3, Q12, Q33</w:t>
+            </w:r>
+          </w:p>
+        </w:tc>
+        <w:tc>
+          <w:tcPr>
+            <w:tcW w:w="0" w:type="auto"/>
+            <w:tcBorders>
+              <w:right w:val="nil"/>
+            </w:tcBorders>
+            <w:noWrap/>
+            <w:tcMar>
+              <w:top w:w="75" w:type="dxa"/>
+              <w:left w:w="135" w:type="dxa"/>
+              <w:bottom w:w="75" w:type="dxa"/>
+              <w:right w:w="135" w:type="dxa"/>
+            </w:tcMar>
+            <w:vAlign w:val="center"/>
+            <w:hideMark/>
+          </w:tcPr>
+          <w:p>
+            <w:pPr>
+              <w:spacing w:after="0" w:line="240" w:lineRule="auto"/>
+              <w:rPr>
+                <w:rFonts w:eastAsia="Times New Roman" w:cs="Times New Roman"/>
+                <w:szCs w:val="24"/>
+                <w:lang w:eastAsia="ru-RU"/>
+              </w:rPr>
+            </w:pPr>
+            <w:r>
+              <w:rPr>
+                <w:rFonts w:eastAsia="Times New Roman" w:cs="Times New Roman"/>
+                <w:szCs w:val="24"/>
+                <w:lang w:eastAsia="ru-RU"/>
+              </w:rPr>
+              <w:t>«Следующий понедельник» → 03-03 (вт) вместо 03-09. «Следующая пятница» → 03-07 (сб) вместо 03-06</w:t>
+            </w:r>
+          </w:p>
+        </w:tc>
+      </w:tr>
+      <w:tr>
+        <w:tc>
+          <w:tcPr>
+            <w:tcW w:w="0" w:type="auto"/>
+            <w:noWrap/>
+            <w:tcMar>
+              <w:top w:w="75" w:type="dxa"/>
+              <w:left w:w="135" w:type="dxa"/>
+              <w:bottom w:w="75" w:type="dxa"/>
+              <w:right w:w="135" w:type="dxa"/>
+            </w:tcMar>
+            <w:vAlign w:val="center"/>
+            <w:hideMark/>
+          </w:tcPr>
+          <w:p>
+            <w:pPr>
+              <w:spacing w:after="0" w:line="240" w:lineRule="auto"/>
+              <w:rPr>
+                <w:rFonts w:eastAsia="Times New Roman" w:cs="Times New Roman"/>
+                <w:szCs w:val="24"/>
+                <w:lang w:eastAsia="ru-RU"/>
+              </w:rPr>
+            </w:pPr>
+            <w:r>
+              <w:rPr>
+                <w:rFonts w:eastAsia="Times New Roman" w:cs="Times New Roman"/>
+                <w:szCs w:val="24"/>
+                <w:lang w:eastAsia="ru-RU"/>
+              </w:rPr>
+              <w:t>«Через N дней» off-by-1</w:t>
+            </w:r>
+          </w:p>
+        </w:tc>
+        <w:tc>
+          <w:tcPr>
+            <w:tcW w:w="0" w:type="auto"/>
+            <w:noWrap/>
+            <w:tcMar>
+              <w:top w:w="75" w:type="dxa"/>
+              <w:left w:w="135" w:type="dxa"/>
+              <w:bottom w:w="75" w:type="dxa"/>
+              <w:right w:w="135" w:type="dxa"/>
+            </w:tcMar>
+            <w:vAlign w:val="center"/>
+            <w:hideMark/>
+          </w:tcPr>
+          <w:p>
+            <w:pPr>
+              <w:spacing w:after="0" w:line="240" w:lineRule="auto"/>
+              <w:rPr>
+                <w:rFonts w:eastAsia="Times New Roman" w:cs="Times New Roman"/>
+                <w:szCs w:val="24"/>
+                <w:lang w:eastAsia="ru-RU"/>
+              </w:rPr>
+            </w:pPr>
+            <w:r>
+              <w:rPr>
+                <w:rFonts w:eastAsia="Times New Roman" w:cs="Times New Roman"/>
+                <w:b/>
+                <w:bCs/>
+                <w:szCs w:val="24"/>
+                <w:lang w:eastAsia="ru-RU"/>
+              </w:rPr>
+              <w:t>3</w:t>
+            </w:r>
+          </w:p>
+        </w:tc>
+        <w:tc>
+          <w:tcPr>
+            <w:tcW w:w="0" w:type="auto"/>
+            <w:noWrap/>
+            <w:tcMar>
+              <w:top w:w="75" w:type="dxa"/>
+              <w:left w:w="135" w:type="dxa"/>
+              <w:bottom w:w="75" w:type="dxa"/>
+              <w:right w:w="135" w:type="dxa"/>
+            </w:tcMar>
+            <w:vAlign w:val="center"/>
+            <w:hideMark/>
+          </w:tcPr>
+          <w:p>
+            <w:pPr>
+              <w:spacing w:after="0" w:line="240" w:lineRule="auto"/>
+              <w:rPr>
+                <w:rFonts w:eastAsia="Times New Roman" w:cs="Times New Roman"/>
+                <w:szCs w:val="24"/>
+                <w:lang w:eastAsia="ru-RU"/>
+              </w:rPr>
+            </w:pPr>
+            <w:r>
+              <w:rPr>
+                <w:rFonts w:eastAsia="Times New Roman" w:cs="Times New Roman"/>
+                <w:szCs w:val="24"/>
+                <w:lang w:eastAsia="ru-RU"/>
+              </w:rPr>
+              <w:t>Q17, Q18, Q39</w:t>
+            </w:r>
+          </w:p>
+        </w:tc>
+        <w:tc>
+          <w:tcPr>
+            <w:tcW w:w="0" w:type="auto"/>
+            <w:tcBorders>
+              <w:right w:val="nil"/>
+            </w:tcBorders>
+            <w:noWrap/>
+            <w:tcMar>
+              <w:top w:w="75" w:type="dxa"/>
+              <w:left w:w="135" w:type="dxa"/>
+              <w:bottom w:w="75" w:type="dxa"/>
+              <w:right w:w="135" w:type="dxa"/>
+            </w:tcMar>
+            <w:vAlign w:val="center"/>
+            <w:hideMark/>
+          </w:tcPr>
+          <w:p>
+            <w:pPr>
+              <w:spacing w:after="0" w:line="240" w:lineRule="auto"/>
+              <w:rPr>
+                <w:rFonts w:eastAsia="Times New Roman" w:cs="Times New Roman"/>
+                <w:szCs w:val="24"/>
+                <w:lang w:eastAsia="ru-RU"/>
+              </w:rPr>
+            </w:pPr>
+            <w:r>
+              <w:rPr>
+                <w:rFonts w:eastAsia="Times New Roman" w:cs="Times New Roman"/>
+                <w:szCs w:val="24"/>
+                <w:lang w:eastAsia="ru-RU"/>
+              </w:rPr>
+              <w:t>Через 30 дней: 03-31 вместо 04-01. «Следующие 3 дня» включает сегодня</w:t>
+            </w:r>
+          </w:p>
+        </w:tc>
+      </w:tr>
+      <w:tr>
+        <w:tc>
+          <w:tcPr>
+            <w:tcW w:w="0" w:type="auto"/>
+            <w:tcBorders>
+              <w:bottom w:val="nil"/>
+            </w:tcBorders>
+            <w:noWrap/>
+            <w:tcMar>
+              <w:top w:w="75" w:type="dxa"/>
+              <w:left w:w="135" w:type="dxa"/>
+              <w:bottom w:w="75" w:type="dxa"/>
+              <w:right w:w="135" w:type="dxa"/>
+            </w:tcMar>
+            <w:vAlign w:val="center"/>
+            <w:hideMark/>
+          </w:tcPr>
+          <w:p>
+            <w:pPr>
+              <w:spacing w:after="0" w:line="240" w:lineRule="auto"/>
+              <w:rPr>
+                <w:rFonts w:eastAsia="Times New Roman" w:cs="Times New Roman"/>
+                <w:szCs w:val="24"/>
+                <w:lang w:eastAsia="ru-RU"/>
+              </w:rPr>
+            </w:pPr>
+            <w:r>
+              <w:rPr>
+                <w:rFonts w:eastAsia="Times New Roman" w:cs="Times New Roman"/>
+                <w:szCs w:val="24"/>
+                <w:lang w:eastAsia="ru-RU"/>
+              </w:rPr>
+              <w:t>Неточные вычисления</w:t>
+            </w:r>
+          </w:p>
+        </w:tc>
+        <w:tc>
+          <w:tcPr>
+            <w:tcW w:w="0" w:type="auto"/>
+            <w:tcBorders>
+              <w:bottom w:val="nil"/>
+            </w:tcBorders>
+            <w:noWrap/>
+            <w:tcMar>
+              <w:top w:w="75" w:type="dxa"/>
+              <w:left w:w="135" w:type="dxa"/>
+              <w:bottom w:w="75" w:type="dxa"/>
+              <w:right w:w="135" w:type="dxa"/>
+            </w:tcMar>
+            <w:vAlign w:val="center"/>
+            <w:hideMark/>
+          </w:tcPr>
+          <w:p>
+            <w:pPr>
+              <w:spacing w:after="0" w:line="240" w:lineRule="auto"/>
+              <w:rPr>
+                <w:rFonts w:eastAsia="Times New Roman" w:cs="Times New Roman"/>
+                <w:szCs w:val="24"/>
+                <w:lang w:eastAsia="ru-RU"/>
+              </w:rPr>
+            </w:pPr>
+            <w:r>
+              <w:rPr>
+                <w:rFonts w:eastAsia="Times New Roman" w:cs="Times New Roman"/>
+                <w:b/>
+                <w:bCs/>
+                <w:szCs w:val="24"/>
+                <w:lang w:eastAsia="ru-RU"/>
+              </w:rPr>
+              <w:t>4</w:t>
+            </w:r>
+          </w:p>
+        </w:tc>
+        <w:tc>
+          <w:tcPr>
+            <w:tcW w:w="0" w:type="auto"/>
+            <w:tcBorders>
+              <w:bottom w:val="nil"/>
+            </w:tcBorders>
+            <w:noWrap/>
+            <w:tcMar>
+              <w:top w:w="75" w:type="dxa"/>
+              <w:left w:w="135" w:type="dxa"/>
+              <w:bottom w:w="75" w:type="dxa"/>
+              <w:right w:w="135" w:type="dxa"/>
+            </w:tcMar>
+            <w:vAlign w:val="center"/>
+            <w:hideMark/>
+          </w:tcPr>
+          <w:p>
+            <w:pPr>
+              <w:spacing w:after="0" w:line="240" w:lineRule="auto"/>
+              <w:rPr>
+                <w:rFonts w:eastAsia="Times New Roman" w:cs="Times New Roman"/>
+                <w:szCs w:val="24"/>
+                <w:lang w:eastAsia="ru-RU"/>
+              </w:rPr>
+            </w:pPr>
+            <w:r>
+              <w:rPr>
+                <w:rFonts w:eastAsia="Times New Roman" w:cs="Times New Roman"/>
+                <w:szCs w:val="24"/>
+                <w:lang w:eastAsia="ru-RU"/>
+              </w:rPr>
+              <w:t>Q2, Q20, Q36, Q37</w:t>
+            </w:r>
+          </w:p>
+        </w:tc>
+        <w:tc>
+          <w:tcPr>
+            <w:tcW w:w="0" w:type="auto"/>
+            <w:tcBorders>
+              <w:bottom w:val="nil"/>
+              <w:right w:val="nil"/>
+            </w:tcBorders>
+            <w:noWrap/>
+            <w:tcMar>
+              <w:top w:w="75" w:type="dxa"/>
+              <w:left w:w="135" w:type="dxa"/>
+              <w:bottom w:w="75" w:type="dxa"/>
+              <w:right w:w="135" w:type="dxa"/>
+            </w:tcMar>
+            <w:vAlign w:val="center"/>
+            <w:hideMark/>
+          </w:tcPr>
+          <w:p>
+            <w:pPr>
+              <w:spacing w:after="0" w:line="240" w:lineRule="auto"/>
+              <w:rPr>
+                <w:rFonts w:eastAsia="Times New Roman" w:cs="Times New Roman"/>
+                <w:szCs w:val="24"/>
+                <w:lang w:eastAsia="ru-RU"/>
+              </w:rPr>
+            </w:pPr>
+            <w:r>
+              <w:rPr>
+                <w:rFonts w:eastAsia="Times New Roman" w:cs="Times New Roman"/>
+                <w:szCs w:val="24"/>
+                <w:lang w:eastAsia="ru-RU"/>
+              </w:rPr>
+              <w:t>«Полгода» → 08-31 вместо 09-02. «От последней даты в данных» → null. Расширенные диапазоны</w:t>
+            </w:r>
+          </w:p>
+        </w:tc>
+      </w:tr>
+    </w:tbl>
+    <w:p>
+      <w:pPr>
+        <w:spacing w:after="0" w:line="240" w:lineRule="auto"/>
+        <w:rPr>
+          <w:rFonts w:eastAsia="Times New Roman" w:cs="Times New Roman"/>
+          <w:szCs w:val="24"/>
+          <w:lang w:eastAsia="ru-RU"/>
+        </w:rPr>
+      </w:pPr>
+      <w:r>
+        <w:rPr>
+          <w:rFonts w:eastAsia="Times New Roman" w:cs="Times New Roman"/>
+          <w:szCs w:val="24"/>
+          <w:lang w:eastAsia="ru-RU"/>
+        </w:rPr>
+        <w:t>&lt;/details&gt;&lt;details&gt;&lt;summary&gt;FP даты (нашёл дату, когда её нет)&lt;/summary&gt;</w:t>
+      </w:r>
+    </w:p>
+    <w:tbl>
+      <w:tblPr>
+        <w:tblW w:w="0" w:type="auto"/>
+        <w:tblCellMar>
+          <w:top w:w="15" w:type="dxa"/>
+          <w:left w:w="15" w:type="dxa"/>
+          <w:bottom w:w="15" w:type="dxa"/>
+          <w:right w:w="15" w:type="dxa"/>
+        </w:tblCellMar>
+        <w:tblLook w:val="04A0" w:firstRow="1" w:lastRow="0" w:firstColumn="1" w:lastColumn="0" w:noHBand="0" w:noVBand="1"/>
+      </w:tblPr>
+      <w:tblGrid>
+        <w:gridCol w:w="512"/>
+        <w:gridCol w:w="4981"/>
+        <w:gridCol w:w="1394"/>
+        <w:gridCol w:w="1390"/>
+      </w:tblGrid>
+      <w:tr>
+        <w:trPr>
+          <w:tblHeader/>
+        </w:trPr>
+        <w:tc>
+          <w:tcPr>
+            <w:tcW w:w="0" w:type="auto"/>
+            <w:noWrap/>
+            <w:tcMar>
+              <w:top w:w="75" w:type="dxa"/>
+              <w:left w:w="135" w:type="dxa"/>
+              <w:bottom w:w="75" w:type="dxa"/>
+              <w:right w:w="135" w:type="dxa"/>
+            </w:tcMar>
+            <w:vAlign w:val="center"/>
+            <w:hideMark/>
+          </w:tcPr>
+          <w:p>
+            <w:pPr>
+              <w:spacing w:after="0" w:line="240" w:lineRule="auto"/>
+              <w:rPr>
+                <w:rFonts w:eastAsia="Times New Roman" w:cs="Times New Roman"/>
+                <w:b/>
+                <w:bCs/>
+                <w:szCs w:val="24"/>
+                <w:lang w:eastAsia="ru-RU"/>
+              </w:rPr>
+            </w:pPr>
+            <w:r>
+              <w:rPr>
+                <w:rFonts w:eastAsia="Times New Roman" w:cs="Times New Roman"/>
+                <w:b/>
+                <w:bCs/>
+                <w:szCs w:val="24"/>
+                <w:lang w:eastAsia="ru-RU"/>
+              </w:rPr>
+              <w:t>№</w:t>
+            </w:r>
+          </w:p>
+        </w:tc>
+        <w:tc>
+          <w:tcPr>
+            <w:tcW w:w="0" w:type="auto"/>
+            <w:noWrap/>
+            <w:tcMar>
+              <w:top w:w="75" w:type="dxa"/>
+              <w:left w:w="135" w:type="dxa"/>
+              <w:bottom w:w="75" w:type="dxa"/>
+              <w:right w:w="135" w:type="dxa"/>
+            </w:tcMar>
+            <w:vAlign w:val="center"/>
+            <w:hideMark/>
+          </w:tcPr>
+          <w:p>
+            <w:pPr>
+              <w:spacing w:after="0" w:line="240" w:lineRule="auto"/>
+              <w:rPr>
+                <w:rFonts w:eastAsia="Times New Roman" w:cs="Times New Roman"/>
+                <w:b/>
+                <w:bCs/>
+                <w:szCs w:val="24"/>
+                <w:lang w:eastAsia="ru-RU"/>
+              </w:rPr>
+            </w:pPr>
+            <w:r>
+              <w:rPr>
+                <w:rFonts w:eastAsia="Times New Roman" w:cs="Times New Roman"/>
+                <w:b/>
+                <w:bCs/>
+                <w:szCs w:val="24"/>
+                <w:lang w:eastAsia="ru-RU"/>
+              </w:rPr>
+              <w:t>Вопрос</w:t>
+            </w:r>
+          </w:p>
+        </w:tc>
+        <w:tc>
+          <w:tcPr>
+            <w:tcW w:w="0" w:type="auto"/>
+            <w:noWrap/>
+            <w:tcMar>
+              <w:top w:w="75" w:type="dxa"/>
+              <w:left w:w="135" w:type="dxa"/>
+              <w:bottom w:w="75" w:type="dxa"/>
+              <w:right w:w="135" w:type="dxa"/>
+            </w:tcMar>
+            <w:vAlign w:val="center"/>
+            <w:hideMark/>
+          </w:tcPr>
+          <w:p>
+            <w:pPr>
+              <w:spacing w:after="0" w:line="240" w:lineRule="auto"/>
+              <w:rPr>
+                <w:rFonts w:eastAsia="Times New Roman" w:cs="Times New Roman"/>
+                <w:b/>
+                <w:bCs/>
+                <w:szCs w:val="24"/>
+                <w:lang w:eastAsia="ru-RU"/>
+              </w:rPr>
+            </w:pPr>
+            <w:r>
+              <w:rPr>
+                <w:rFonts w:eastAsia="Times New Roman" w:cs="Times New Roman"/>
+                <w:b/>
+                <w:bCs/>
+                <w:szCs w:val="24"/>
+                <w:lang w:eastAsia="ru-RU"/>
+              </w:rPr>
+              <w:t>Ожидание</w:t>
+            </w:r>
+          </w:p>
+        </w:tc>
+        <w:tc>
+          <w:tcPr>
+            <w:tcW w:w="0" w:type="auto"/>
+            <w:tcBorders>
+              <w:right w:val="nil"/>
+            </w:tcBorders>
+            <w:noWrap/>
+            <w:tcMar>
+              <w:top w:w="75" w:type="dxa"/>
+              <w:left w:w="135" w:type="dxa"/>
+              <w:bottom w:w="75" w:type="dxa"/>
+              <w:right w:w="135" w:type="dxa"/>
+            </w:tcMar>
+            <w:vAlign w:val="center"/>
+            <w:hideMark/>
+          </w:tcPr>
+          <w:p>
+            <w:pPr>
+              <w:spacing w:after="0" w:line="240" w:lineRule="auto"/>
+              <w:rPr>
+                <w:rFonts w:eastAsia="Times New Roman" w:cs="Times New Roman"/>
+                <w:b/>
+                <w:bCs/>
+                <w:szCs w:val="24"/>
+                <w:lang w:eastAsia="ru-RU"/>
+              </w:rPr>
+            </w:pPr>
+            <w:r>
+              <w:rPr>
+                <w:rFonts w:eastAsia="Times New Roman" w:cs="Times New Roman"/>
+                <w:b/>
+                <w:bCs/>
+                <w:szCs w:val="24"/>
+                <w:lang w:eastAsia="ru-RU"/>
+              </w:rPr>
+              <w:t>Факт</w:t>
+            </w:r>
+          </w:p>
+        </w:tc>
+      </w:tr>
+      <w:tr>
+        <w:tc>
+          <w:tcPr>
+            <w:tcW w:w="0" w:type="auto"/>
+            <w:noWrap/>
+            <w:tcMar>
+              <w:top w:w="75" w:type="dxa"/>
+              <w:left w:w="135" w:type="dxa"/>
+              <w:bottom w:w="75" w:type="dxa"/>
+              <w:right w:w="135" w:type="dxa"/>
+            </w:tcMar>
+            <w:vAlign w:val="center"/>
+            <w:hideMark/>
+          </w:tcPr>
+          <w:p>
+            <w:pPr>
+              <w:spacing w:after="0" w:line="240" w:lineRule="auto"/>
+              <w:rPr>
+                <w:rFonts w:eastAsia="Times New Roman" w:cs="Times New Roman"/>
+                <w:szCs w:val="24"/>
+                <w:lang w:eastAsia="ru-RU"/>
+              </w:rPr>
+            </w:pPr>
+            <w:r>
+              <w:rPr>
+                <w:rFonts w:eastAsia="Times New Roman" w:cs="Times New Roman"/>
+                <w:szCs w:val="24"/>
+                <w:lang w:eastAsia="ru-RU"/>
+              </w:rPr>
+              <w:t>42</w:t>
+            </w:r>
+          </w:p>
+        </w:tc>
+        <w:tc>
+          <w:tcPr>
+            <w:tcW w:w="0" w:type="auto"/>
+            <w:noWrap/>
+            <w:tcMar>
+              <w:top w:w="75" w:type="dxa"/>
+              <w:left w:w="135" w:type="dxa"/>
+              <w:bottom w:w="75" w:type="dxa"/>
+              <w:right w:w="135" w:type="dxa"/>
+            </w:tcMar>
+            <w:vAlign w:val="center"/>
+            <w:hideMark/>
+          </w:tcPr>
+          <w:p>
+            <w:pPr>
+              <w:spacing w:after="0" w:line="240" w:lineRule="auto"/>
+              <w:rPr>
+                <w:rFonts w:eastAsia="Times New Roman" w:cs="Times New Roman"/>
+                <w:szCs w:val="24"/>
+                <w:lang w:eastAsia="ru-RU"/>
+              </w:rPr>
+            </w:pPr>
+            <w:r>
+              <w:rPr>
+                <w:rFonts w:eastAsia="Times New Roman" w:cs="Times New Roman"/>
+                <w:szCs w:val="24"/>
+                <w:lang w:eastAsia="ru-RU"/>
+              </w:rPr>
+              <w:t>Какой уровень поездок ожидать дальше?</w:t>
+            </w:r>
+          </w:p>
+        </w:tc>
+        <w:tc>
+          <w:tcPr>
+            <w:tcW w:w="0" w:type="auto"/>
+            <w:noWrap/>
+            <w:tcMar>
+              <w:top w:w="75" w:type="dxa"/>
+              <w:left w:w="135" w:type="dxa"/>
+              <w:bottom w:w="75" w:type="dxa"/>
+              <w:right w:w="135" w:type="dxa"/>
+            </w:tcMar>
+            <w:vAlign w:val="center"/>
+            <w:hideMark/>
+          </w:tcPr>
+          <w:p>
+            <w:pPr>
+              <w:spacing w:after="0" w:line="240" w:lineRule="auto"/>
+              <w:rPr>
+                <w:rFonts w:eastAsia="Times New Roman" w:cs="Times New Roman"/>
+                <w:szCs w:val="24"/>
+                <w:lang w:eastAsia="ru-RU"/>
+              </w:rPr>
+            </w:pPr>
+            <w:r>
+              <w:rPr>
+                <w:rFonts w:eastAsia="Times New Roman" w:cs="Times New Roman"/>
+                <w:szCs w:val="24"/>
+                <w:lang w:eastAsia="ru-RU"/>
+              </w:rPr>
+              <w:t>null</w:t>
+            </w:r>
+          </w:p>
+        </w:tc>
+        <w:tc>
+          <w:tcPr>
+            <w:tcW w:w="0" w:type="auto"/>
+            <w:tcBorders>
+              <w:right w:val="nil"/>
+            </w:tcBorders>
+            <w:noWrap/>
+            <w:tcMar>
+              <w:top w:w="75" w:type="dxa"/>
+              <w:left w:w="135" w:type="dxa"/>
+              <w:bottom w:w="75" w:type="dxa"/>
+              <w:right w:w="135" w:type="dxa"/>
+            </w:tcMar>
+            <w:vAlign w:val="center"/>
+            <w:hideMark/>
+          </w:tcPr>
+          <w:p>
+            <w:pPr>
+              <w:spacing w:after="0" w:line="240" w:lineRule="auto"/>
+              <w:rPr>
+                <w:rFonts w:eastAsia="Times New Roman" w:cs="Times New Roman"/>
+                <w:szCs w:val="24"/>
+                <w:lang w:eastAsia="ru-RU"/>
+              </w:rPr>
+            </w:pPr>
+            <w:r>
+              <w:rPr>
+                <w:rFonts w:eastAsia="Times New Roman" w:cs="Times New Roman"/>
+                <w:szCs w:val="24"/>
+                <w:lang w:eastAsia="ru-RU"/>
+              </w:rPr>
+              <w:t>2026-03-02</w:t>
+            </w:r>
+          </w:p>
+        </w:tc>
+      </w:tr>
+      <w:tr>
+        <w:tc>
+          <w:tcPr>
+            <w:tcW w:w="0" w:type="auto"/>
+            <w:tcBorders>
+              <w:bottom w:val="nil"/>
+            </w:tcBorders>
+            <w:noWrap/>
+            <w:tcMar>
+              <w:top w:w="75" w:type="dxa"/>
+              <w:left w:w="135" w:type="dxa"/>
+              <w:bottom w:w="75" w:type="dxa"/>
+              <w:right w:w="135" w:type="dxa"/>
+            </w:tcMar>
+            <w:vAlign w:val="center"/>
+            <w:hideMark/>
+          </w:tcPr>
+          <w:p>
+            <w:pPr>
+              <w:spacing w:after="0" w:line="240" w:lineRule="auto"/>
+              <w:rPr>
+                <w:rFonts w:eastAsia="Times New Roman" w:cs="Times New Roman"/>
+                <w:szCs w:val="24"/>
+                <w:lang w:eastAsia="ru-RU"/>
+              </w:rPr>
+            </w:pPr>
+            <w:r>
+              <w:rPr>
+                <w:rFonts w:eastAsia="Times New Roman" w:cs="Times New Roman"/>
+                <w:szCs w:val="24"/>
+                <w:lang w:eastAsia="ru-RU"/>
+              </w:rPr>
+              <w:t>44</w:t>
+            </w:r>
+          </w:p>
+        </w:tc>
+        <w:tc>
+          <w:tcPr>
+            <w:tcW w:w="0" w:type="auto"/>
+            <w:tcBorders>
+              <w:bottom w:val="nil"/>
+            </w:tcBorders>
+            <w:noWrap/>
+            <w:tcMar>
+              <w:top w:w="75" w:type="dxa"/>
+              <w:left w:w="135" w:type="dxa"/>
+              <w:bottom w:w="75" w:type="dxa"/>
+              <w:right w:w="135" w:type="dxa"/>
+            </w:tcMar>
+            <w:vAlign w:val="center"/>
+            <w:hideMark/>
+          </w:tcPr>
+          <w:p>
+            <w:pPr>
+              <w:spacing w:after="0" w:line="240" w:lineRule="auto"/>
+              <w:rPr>
+                <w:rFonts w:eastAsia="Times New Roman" w:cs="Times New Roman"/>
+                <w:szCs w:val="24"/>
+                <w:lang w:eastAsia="ru-RU"/>
+              </w:rPr>
+            </w:pPr>
+            <w:r>
+              <w:rPr>
+                <w:rFonts w:eastAsia="Times New Roman" w:cs="Times New Roman"/>
+                <w:szCs w:val="24"/>
+                <w:lang w:eastAsia="ru-RU"/>
+              </w:rPr>
+              <w:t>Чего ждать по продажам в ближайшее время?</w:t>
+            </w:r>
+          </w:p>
+        </w:tc>
+        <w:tc>
+          <w:tcPr>
+            <w:tcW w:w="0" w:type="auto"/>
+            <w:tcBorders>
+              <w:bottom w:val="nil"/>
+            </w:tcBorders>
+            <w:noWrap/>
+            <w:tcMar>
+              <w:top w:w="75" w:type="dxa"/>
+              <w:left w:w="135" w:type="dxa"/>
+              <w:bottom w:w="75" w:type="dxa"/>
+              <w:right w:w="135" w:type="dxa"/>
+            </w:tcMar>
+            <w:vAlign w:val="center"/>
+            <w:hideMark/>
+          </w:tcPr>
+          <w:p>
+            <w:pPr>
+              <w:spacing w:after="0" w:line="240" w:lineRule="auto"/>
+              <w:rPr>
+                <w:rFonts w:eastAsia="Times New Roman" w:cs="Times New Roman"/>
+                <w:szCs w:val="24"/>
+                <w:lang w:eastAsia="ru-RU"/>
+              </w:rPr>
+            </w:pPr>
+            <w:r>
+              <w:rPr>
+                <w:rFonts w:eastAsia="Times New Roman" w:cs="Times New Roman"/>
+                <w:szCs w:val="24"/>
+                <w:lang w:eastAsia="ru-RU"/>
+              </w:rPr>
+              <w:t>null</w:t>
+            </w:r>
+          </w:p>
+        </w:tc>
+        <w:tc>
+          <w:tcPr>
+            <w:tcW w:w="0" w:type="auto"/>
+            <w:tcBorders>
+              <w:bottom w:val="nil"/>
+              <w:right w:val="nil"/>
+            </w:tcBorders>
+            <w:noWrap/>
+            <w:tcMar>
+              <w:top w:w="75" w:type="dxa"/>
+              <w:left w:w="135" w:type="dxa"/>
+              <w:bottom w:w="75" w:type="dxa"/>
+              <w:right w:w="135" w:type="dxa"/>
+            </w:tcMar>
+            <w:vAlign w:val="center"/>
+            <w:hideMark/>
+          </w:tcPr>
+          <w:p>
+            <w:pPr>
+              <w:spacing w:after="0" w:line="240" w:lineRule="auto"/>
+              <w:rPr>
+                <w:rFonts w:eastAsia="Times New Roman" w:cs="Times New Roman"/>
+                <w:szCs w:val="24"/>
+                <w:lang w:eastAsia="ru-RU"/>
+              </w:rPr>
+            </w:pPr>
+            <w:r>
+              <w:rPr>
+                <w:rFonts w:eastAsia="Times New Roman" w:cs="Times New Roman"/>
+                <w:szCs w:val="24"/>
+                <w:lang w:eastAsia="ru-RU"/>
+              </w:rPr>
+              <w:t>2026-03-02</w:t>
+            </w:r>
+          </w:p>
+        </w:tc>
+      </w:tr>
+    </w:tbl>
+    <w:p>
+      <w:pPr>
+        <w:spacing w:after="0" w:line="240" w:lineRule="auto"/>
+        <w:rPr>
+          <w:rFonts w:eastAsia="Times New Roman" w:cs="Times New Roman"/>
+          <w:szCs w:val="24"/>
+          <w:lang w:eastAsia="ru-RU"/>
+        </w:rPr>
+      </w:pPr>
+      <w:r>
+        <w:rPr>
+          <w:rFonts w:eastAsia="Times New Roman" w:cs="Times New Roman"/>
+          <w:szCs w:val="24"/>
+          <w:lang w:eastAsia="ru-RU"/>
+        </w:rPr>
+        <w:t>Агент интерпретировал «дальше» и «в ближайшее время» как «сегодня».&lt;/details&gt;</w:t>
+      </w:r>
+      <w:r>
+        <w:rPr>
+          <w:rFonts w:eastAsia="Times New Roman" w:cs="Times New Roman"/>
+          <w:b/>
+          <w:bCs/>
+          <w:szCs w:val="24"/>
+          <w:lang w:eastAsia="ru-RU"/>
+        </w:rPr>
+        <w:t>Вывод:</w:t>
+      </w:r>
+      <w:r>
+        <w:rPr>
+          <w:rFonts w:eastAsia="Times New Roman" w:cs="Times New Roman"/>
+          <w:szCs w:val="24"/>
+          <w:lang w:eastAsia="ru-RU"/>
+        </w:rPr>
+        <w:t> Дата — самое слабое место агента (</w:t>
+      </w:r>
+      <w:r>
+        <w:rPr>
+          <w:rFonts w:eastAsia="Times New Roman" w:cs="Times New Roman"/>
+          <w:b/>
+          <w:bCs/>
+          <w:szCs w:val="24"/>
+          <w:lang w:eastAsia="ru-RU"/>
+        </w:rPr>
+        <w:t>55% recall</w:t>
+      </w:r>
+      <w:r>
+        <w:rPr>
+          <w:rFonts w:eastAsia="Times New Roman" w:cs="Times New Roman"/>
+          <w:szCs w:val="24"/>
+          <w:lang w:eastAsia="ru-RU"/>
+        </w:rPr>
+        <w:t>). Основная проблема — неправильная интерпретация относительных периодов (особенно «следующая неделя» и «следующий месяц»).</w:t>
+      </w:r>
+    </w:p>
+    <w:p>
+      <w:pPr>
+        <w:spacing w:before="240" w:after="240" w:line="240" w:lineRule="auto"/>
+        <w:rPr>
+          <w:rFonts w:eastAsia="Times New Roman" w:cs="Times New Roman"/>
+          <w:szCs w:val="24"/>
+          <w:lang w:eastAsia="ru-RU"/>
+        </w:rPr>
+      </w:pPr>
+      <w:r>
+        <w:rPr>
+          <w:rFonts w:eastAsia="Times New Roman" w:cs="Times New Roman"/>
+          <w:szCs w:val="24"/>
+          <w:lang w:eastAsia="ru-RU"/>
+        </w:rPr>
+        <w:pict w14:anchorId="6E42692C">
+          <v:rect id="_x0000_i1027" style="width:0;height:.75pt" o:hralign="center" o:hrstd="t" o:hr="t" fillcolor="#a0a0a0" stroked="f"/>
+        </w:pict>
+      </w:r>
+    </w:p>
+    <w:p>
+      <w:pPr>
+        <w:spacing w:before="270" w:after="120" w:line="240" w:lineRule="auto"/>
+        <w:outlineLvl w:val="2"/>
+        <w:rPr>
+          <w:rFonts w:eastAsia="Times New Roman" w:cs="Times New Roman"/>
+          <w:b/>
+          <w:bCs/>
+          <w:sz w:val="28"/>
+          <w:szCs w:val="28"/>
+          <w:lang w:eastAsia="ru-RU"/>
+        </w:rPr>
+      </w:pPr>
+      <w:r>
+        <w:rPr>
+          <w:rFonts w:eastAsia="Times New Roman" w:cs="Times New Roman"/>
+          <w:b/>
+          <w:bCs/>
+          <w:sz w:val="28"/>
+          <w:szCs w:val="28"/>
+          <w:lang w:eastAsia="ru-RU"/>
+        </w:rPr>
+        <w:t>3. Итоговый ответ (</w:t>
+      </w:r>
+      <w:r>
+        <w:rPr>
+          <w:rFonts w:ascii="Consolas" w:eastAsia="Times New Roman" w:hAnsi="Consolas" w:cs="Times New Roman"/>
+          <w:b/>
+          <w:bCs/>
+          <w:sz w:val="25"/>
+          <w:szCs w:val="25"/>
+          <w:lang w:eastAsia="ru-RU"/>
+        </w:rPr>
+        <w:t>accuracy</w:t>
+      </w:r>
+      <w:r>
+        <w:rPr>
+          <w:rFonts w:eastAsia="Times New Roman" w:cs="Times New Roman"/>
+          <w:b/>
+          <w:bCs/>
+          <w:sz w:val="28"/>
+          <w:szCs w:val="28"/>
+          <w:lang w:eastAsia="ru-RU"/>
+        </w:rPr>
+        <w:t>)</w:t>
+      </w:r>
+    </w:p>
+    <w:p>
+      <w:pPr>
+        <w:spacing w:after="0" w:line="240" w:lineRule="auto"/>
+        <w:rPr>
+          <w:rFonts w:eastAsia="Times New Roman" w:cs="Times New Roman"/>
+          <w:szCs w:val="24"/>
+          <w:lang w:eastAsia="ru-RU"/>
+        </w:rPr>
+      </w:pPr>
+      <w:r>
+        <w:rPr>
+          <w:rFonts w:eastAsia="Times New Roman" w:cs="Times New Roman"/>
+          <w:szCs w:val="24"/>
+          <w:lang w:eastAsia="ru-RU"/>
+        </w:rPr>
+        <w:t>Классифицирую фактический ответ по типу: </w:t>
+      </w:r>
+      <w:r>
+        <w:rPr>
+          <w:rFonts w:eastAsia="Times New Roman" w:cs="Times New Roman"/>
+          <w:b/>
+          <w:bCs/>
+          <w:szCs w:val="24"/>
+          <w:lang w:eastAsia="ru-RU"/>
+        </w:rPr>
+        <w:t>прогноз</w:t>
+      </w:r>
+      <w:r>
+        <w:rPr>
+          <w:rFonts w:eastAsia="Times New Roman" w:cs="Times New Roman"/>
+          <w:szCs w:val="24"/>
+          <w:lang w:eastAsia="ru-RU"/>
+        </w:rPr>
+        <w:t> (</w:t>
+      </w:r>
+      <w:r>
+        <w:rPr>
+          <w:rFonts w:ascii="Segoe UI Emoji" w:eastAsia="Times New Roman" w:hAnsi="Segoe UI Emoji" w:cs="Segoe UI Emoji"/>
+          <w:szCs w:val="24"/>
+          <w:lang w:eastAsia="ru-RU"/>
+        </w:rPr>
+        <w:t>📊</w:t>
+      </w:r>
+      <w:r>
+        <w:rPr>
+          <w:rFonts w:eastAsia="Times New Roman" w:cs="Times New Roman"/>
+          <w:szCs w:val="24"/>
+          <w:lang w:eastAsia="ru-RU"/>
+        </w:rPr>
+        <w:t>/</w:t>
+      </w:r>
+      <w:r>
+        <w:rPr>
+          <w:rFonts w:ascii="Segoe UI Emoji" w:eastAsia="Times New Roman" w:hAnsi="Segoe UI Emoji" w:cs="Segoe UI Emoji"/>
+          <w:szCs w:val="24"/>
+          <w:lang w:eastAsia="ru-RU"/>
+        </w:rPr>
+        <w:t>⚠️</w:t>
+      </w:r>
+      <w:r>
+        <w:rPr>
+          <w:rFonts w:eastAsia="Times New Roman" w:cs="Times New Roman"/>
+          <w:szCs w:val="24"/>
+          <w:lang w:eastAsia="ru-RU"/>
+        </w:rPr>
+        <w:t>), </w:t>
+      </w:r>
+      <w:r>
+        <w:rPr>
+          <w:rFonts w:eastAsia="Times New Roman" w:cs="Times New Roman"/>
+          <w:b/>
+          <w:bCs/>
+          <w:szCs w:val="24"/>
+          <w:lang w:eastAsia="ru-RU"/>
+        </w:rPr>
+        <w:t>уточнение даты</w:t>
+      </w:r>
+      <w:r>
+        <w:rPr>
+          <w:rFonts w:eastAsia="Times New Roman" w:cs="Times New Roman"/>
+          <w:szCs w:val="24"/>
+          <w:lang w:eastAsia="ru-RU"/>
+        </w:rPr>
+        <w:t>, </w:t>
+      </w:r>
+      <w:r>
+        <w:rPr>
+          <w:rFonts w:eastAsia="Times New Roman" w:cs="Times New Roman"/>
+          <w:b/>
+          <w:bCs/>
+          <w:szCs w:val="24"/>
+          <w:lang w:eastAsia="ru-RU"/>
+        </w:rPr>
+        <w:t>отказ</w:t>
+      </w:r>
+      <w:r>
+        <w:rPr>
+          <w:rFonts w:eastAsia="Times New Roman" w:cs="Times New Roman"/>
+          <w:szCs w:val="24"/>
+          <w:lang w:eastAsia="ru-RU"/>
+        </w:rPr>
+        <w:t>.</w:t>
+      </w:r>
+    </w:p>
+    <w:tbl>
+      <w:tblPr>
+        <w:tblW w:w="0" w:type="auto"/>
+        <w:tblCellMar>
+          <w:top w:w="15" w:type="dxa"/>
+          <w:left w:w="15" w:type="dxa"/>
+          <w:bottom w:w="15" w:type="dxa"/>
+          <w:right w:w="15" w:type="dxa"/>
+        </w:tblCellMar>
+        <w:tblLook w:val="04A0" w:firstRow="1" w:lastRow="0" w:firstColumn="1" w:lastColumn="0" w:noHBand="0" w:noVBand="1"/>
+      </w:tblPr>
+      <w:tblGrid>
+        <w:gridCol w:w="3106"/>
+        <w:gridCol w:w="873"/>
+        <w:gridCol w:w="929"/>
+        <w:gridCol w:w="1192"/>
+        <w:gridCol w:w="1243"/>
+      </w:tblGrid>
+      <w:tr>
+        <w:trPr>
+          <w:tblHeader/>
+        </w:trPr>
+        <w:tc>
+          <w:tcPr>
+            <w:tcW w:w="0" w:type="auto"/>
+            <w:noWrap/>
+            <w:tcMar>
+              <w:top w:w="75" w:type="dxa"/>
+              <w:left w:w="135" w:type="dxa"/>
+              <w:bottom w:w="75" w:type="dxa"/>
+              <w:right w:w="135" w:type="dxa"/>
+            </w:tcMar>
+            <w:vAlign w:val="center"/>
+            <w:hideMark/>
+          </w:tcPr>
+          <w:p>
+            <w:pPr>
+              <w:spacing w:after="0" w:line="240" w:lineRule="auto"/>
+              <w:rPr>
+                <w:rFonts w:eastAsia="Times New Roman" w:cs="Times New Roman"/>
+                <w:b/>
+                <w:bCs/>
+                <w:szCs w:val="24"/>
+                <w:lang w:eastAsia="ru-RU"/>
+              </w:rPr>
+            </w:pPr>
+            <w:r>
+              <w:rPr>
+                <w:rFonts w:eastAsia="Times New Roman" w:cs="Times New Roman"/>
+                <w:b/>
+                <w:bCs/>
+                <w:szCs w:val="24"/>
+                <w:lang w:eastAsia="ru-RU"/>
+              </w:rPr>
+              <w:t>Категория</w:t>
+            </w:r>
+          </w:p>
+        </w:tc>
+        <w:tc>
+          <w:tcPr>
+            <w:tcW w:w="0" w:type="auto"/>
+            <w:noWrap/>
+            <w:tcMar>
+              <w:top w:w="75" w:type="dxa"/>
+              <w:left w:w="135" w:type="dxa"/>
+              <w:bottom w:w="75" w:type="dxa"/>
+              <w:right w:w="135" w:type="dxa"/>
+            </w:tcMar>
+            <w:vAlign w:val="center"/>
+            <w:hideMark/>
+          </w:tcPr>
+          <w:p>
+            <w:pPr>
+              <w:spacing w:after="0" w:line="240" w:lineRule="auto"/>
+              <w:rPr>
+                <w:rFonts w:eastAsia="Times New Roman" w:cs="Times New Roman"/>
+                <w:b/>
+                <w:bCs/>
+                <w:szCs w:val="24"/>
+                <w:lang w:eastAsia="ru-RU"/>
+              </w:rPr>
+            </w:pPr>
+            <w:r>
+              <w:rPr>
+                <w:rFonts w:eastAsia="Times New Roman" w:cs="Times New Roman"/>
+                <w:b/>
+                <w:bCs/>
+                <w:szCs w:val="24"/>
+                <w:lang w:eastAsia="ru-RU"/>
+              </w:rPr>
+              <w:t>Всего</w:t>
+            </w:r>
+          </w:p>
+        </w:tc>
+        <w:tc>
+          <w:tcPr>
+            <w:tcW w:w="0" w:type="auto"/>
+            <w:noWrap/>
+            <w:tcMar>
+              <w:top w:w="75" w:type="dxa"/>
+              <w:left w:w="135" w:type="dxa"/>
+              <w:bottom w:w="75" w:type="dxa"/>
+              <w:right w:w="135" w:type="dxa"/>
+            </w:tcMar>
+            <w:vAlign w:val="center"/>
+            <w:hideMark/>
+          </w:tcPr>
+          <w:p>
+            <w:pPr>
+              <w:spacing w:after="0" w:line="240" w:lineRule="auto"/>
+              <w:rPr>
+                <w:rFonts w:eastAsia="Times New Roman" w:cs="Times New Roman"/>
+                <w:b/>
+                <w:bCs/>
+                <w:szCs w:val="24"/>
+                <w:lang w:eastAsia="ru-RU"/>
+              </w:rPr>
+            </w:pPr>
+            <w:r>
+              <w:rPr>
+                <w:rFonts w:eastAsia="Times New Roman" w:cs="Times New Roman"/>
+                <w:b/>
+                <w:bCs/>
+                <w:szCs w:val="24"/>
+                <w:lang w:eastAsia="ru-RU"/>
+              </w:rPr>
+              <w:t>Верно</w:t>
+            </w:r>
+          </w:p>
+        </w:tc>
+        <w:tc>
+          <w:tcPr>
+            <w:tcW w:w="0" w:type="auto"/>
+            <w:noWrap/>
+            <w:tcMar>
+              <w:top w:w="75" w:type="dxa"/>
+              <w:left w:w="135" w:type="dxa"/>
+              <w:bottom w:w="75" w:type="dxa"/>
+              <w:right w:w="135" w:type="dxa"/>
+            </w:tcMar>
+            <w:vAlign w:val="center"/>
+            <w:hideMark/>
+          </w:tcPr>
+          <w:p>
+            <w:pPr>
+              <w:spacing w:after="0" w:line="240" w:lineRule="auto"/>
+              <w:rPr>
+                <w:rFonts w:eastAsia="Times New Roman" w:cs="Times New Roman"/>
+                <w:b/>
+                <w:bCs/>
+                <w:szCs w:val="24"/>
+                <w:lang w:eastAsia="ru-RU"/>
+              </w:rPr>
+            </w:pPr>
+            <w:r>
+              <w:rPr>
+                <w:rFonts w:eastAsia="Times New Roman" w:cs="Times New Roman"/>
+                <w:b/>
+                <w:bCs/>
+                <w:szCs w:val="24"/>
+                <w:lang w:eastAsia="ru-RU"/>
+              </w:rPr>
+              <w:t>Неверно</w:t>
+            </w:r>
+          </w:p>
+        </w:tc>
+        <w:tc>
+          <w:tcPr>
+            <w:tcW w:w="0" w:type="auto"/>
+            <w:tcBorders>
+              <w:right w:val="nil"/>
+            </w:tcBorders>
+            <w:noWrap/>
+            <w:tcMar>
+              <w:top w:w="75" w:type="dxa"/>
+              <w:left w:w="135" w:type="dxa"/>
+              <w:bottom w:w="75" w:type="dxa"/>
+              <w:right w:w="135" w:type="dxa"/>
+            </w:tcMar>
+            <w:vAlign w:val="center"/>
+            <w:hideMark/>
+          </w:tcPr>
+          <w:p>
+            <w:pPr>
+              <w:spacing w:after="0" w:line="240" w:lineRule="auto"/>
+              <w:rPr>
+                <w:rFonts w:eastAsia="Times New Roman" w:cs="Times New Roman"/>
+                <w:b/>
+                <w:bCs/>
+                <w:szCs w:val="24"/>
+                <w:lang w:eastAsia="ru-RU"/>
+              </w:rPr>
+            </w:pPr>
+            <w:r>
+              <w:rPr>
+                <w:rFonts w:eastAsia="Times New Roman" w:cs="Times New Roman"/>
+                <w:b/>
+                <w:bCs/>
+                <w:szCs w:val="24"/>
+                <w:lang w:eastAsia="ru-RU"/>
+              </w:rPr>
+              <w:t>Accuracy</w:t>
+            </w:r>
+          </w:p>
+        </w:tc>
+      </w:tr>
+      <w:tr>
+        <w:tc>
+          <w:tcPr>
+            <w:tcW w:w="0" w:type="auto"/>
+            <w:noWrap/>
+            <w:tcMar>
+              <w:top w:w="75" w:type="dxa"/>
+              <w:left w:w="135" w:type="dxa"/>
+              <w:bottom w:w="75" w:type="dxa"/>
+              <w:right w:w="135" w:type="dxa"/>
+            </w:tcMar>
+            <w:vAlign w:val="center"/>
+            <w:hideMark/>
+          </w:tcPr>
+          <w:p>
+            <w:pPr>
+              <w:spacing w:after="0" w:line="240" w:lineRule="auto"/>
+              <w:rPr>
+                <w:rFonts w:eastAsia="Times New Roman" w:cs="Times New Roman"/>
+                <w:szCs w:val="24"/>
+                <w:lang w:eastAsia="ru-RU"/>
+              </w:rPr>
+            </w:pPr>
+            <w:r>
+              <w:rPr>
+                <w:rFonts w:eastAsia="Times New Roman" w:cs="Times New Roman"/>
+                <w:szCs w:val="24"/>
+                <w:lang w:eastAsia="ru-RU"/>
+              </w:rPr>
+              <w:t>Прогноз (Q1–Q40)</w:t>
+            </w:r>
+          </w:p>
+        </w:tc>
+        <w:tc>
+          <w:tcPr>
+            <w:tcW w:w="0" w:type="auto"/>
+            <w:noWrap/>
+            <w:tcMar>
+              <w:top w:w="75" w:type="dxa"/>
+              <w:left w:w="135" w:type="dxa"/>
+              <w:bottom w:w="75" w:type="dxa"/>
+              <w:right w:w="135" w:type="dxa"/>
+            </w:tcMar>
+            <w:vAlign w:val="center"/>
+            <w:hideMark/>
+          </w:tcPr>
+          <w:p>
+            <w:pPr>
+              <w:spacing w:after="0" w:line="240" w:lineRule="auto"/>
+              <w:rPr>
+                <w:rFonts w:eastAsia="Times New Roman" w:cs="Times New Roman"/>
+                <w:szCs w:val="24"/>
+                <w:lang w:eastAsia="ru-RU"/>
+              </w:rPr>
+            </w:pPr>
+            <w:r>
+              <w:rPr>
+                <w:rFonts w:eastAsia="Times New Roman" w:cs="Times New Roman"/>
+                <w:szCs w:val="24"/>
+                <w:lang w:eastAsia="ru-RU"/>
+              </w:rPr>
+              <w:t>40</w:t>
+            </w:r>
+          </w:p>
+        </w:tc>
+        <w:tc>
+          <w:tcPr>
+            <w:tcW w:w="0" w:type="auto"/>
+            <w:noWrap/>
+            <w:tcMar>
+              <w:top w:w="75" w:type="dxa"/>
+              <w:left w:w="135" w:type="dxa"/>
+              <w:bottom w:w="75" w:type="dxa"/>
+              <w:right w:w="135" w:type="dxa"/>
+            </w:tcMar>
+            <w:vAlign w:val="center"/>
+            <w:hideMark/>
+          </w:tcPr>
+          <w:p>
+            <w:pPr>
+              <w:spacing w:after="0" w:line="240" w:lineRule="auto"/>
+              <w:rPr>
+                <w:rFonts w:eastAsia="Times New Roman" w:cs="Times New Roman"/>
+                <w:szCs w:val="24"/>
+                <w:lang w:eastAsia="ru-RU"/>
+              </w:rPr>
+            </w:pPr>
+            <w:r>
+              <w:rPr>
+                <w:rFonts w:eastAsia="Times New Roman" w:cs="Times New Roman"/>
+                <w:szCs w:val="24"/>
+                <w:lang w:eastAsia="ru-RU"/>
+              </w:rPr>
+              <w:t>30*</w:t>
+            </w:r>
+          </w:p>
+        </w:tc>
+        <w:tc>
+          <w:tcPr>
+            <w:tcW w:w="0" w:type="auto"/>
+            <w:noWrap/>
+            <w:tcMar>
+              <w:top w:w="75" w:type="dxa"/>
+              <w:left w:w="135" w:type="dxa"/>
+              <w:bottom w:w="75" w:type="dxa"/>
+              <w:right w:w="135" w:type="dxa"/>
+            </w:tcMar>
+            <w:vAlign w:val="center"/>
+            <w:hideMark/>
+          </w:tcPr>
+          <w:p>
+            <w:pPr>
+              <w:spacing w:after="0" w:line="240" w:lineRule="auto"/>
+              <w:rPr>
+                <w:rFonts w:eastAsia="Times New Roman" w:cs="Times New Roman"/>
+                <w:szCs w:val="24"/>
+                <w:lang w:eastAsia="ru-RU"/>
+              </w:rPr>
+            </w:pPr>
+            <w:r>
+              <w:rPr>
+                <w:rFonts w:eastAsia="Times New Roman" w:cs="Times New Roman"/>
+                <w:szCs w:val="24"/>
+                <w:lang w:eastAsia="ru-RU"/>
+              </w:rPr>
+              <w:t>10</w:t>
+            </w:r>
+          </w:p>
+        </w:tc>
+        <w:tc>
+          <w:tcPr>
+            <w:tcW w:w="0" w:type="auto"/>
+            <w:tcBorders>
+              <w:right w:val="nil"/>
+            </w:tcBorders>
+            <w:noWrap/>
+            <w:tcMar>
+              <w:top w:w="75" w:type="dxa"/>
+              <w:left w:w="135" w:type="dxa"/>
+              <w:bottom w:w="75" w:type="dxa"/>
+              <w:right w:w="135" w:type="dxa"/>
+            </w:tcMar>
+            <w:vAlign w:val="center"/>
+            <w:hideMark/>
+          </w:tcPr>
+          <w:p>
+            <w:pPr>
+              <w:spacing w:after="0" w:line="240" w:lineRule="auto"/>
+              <w:rPr>
+                <w:rFonts w:eastAsia="Times New Roman" w:cs="Times New Roman"/>
+                <w:szCs w:val="24"/>
+                <w:lang w:eastAsia="ru-RU"/>
+              </w:rPr>
+            </w:pPr>
+            <w:r>
+              <w:rPr>
+                <w:rFonts w:eastAsia="Times New Roman" w:cs="Times New Roman"/>
+                <w:szCs w:val="24"/>
+                <w:lang w:eastAsia="ru-RU"/>
+              </w:rPr>
+              <w:t>75.0%</w:t>
+            </w:r>
+          </w:p>
+        </w:tc>
+      </w:tr>
+      <w:tr>
+        <w:tc>
+          <w:tcPr>
+            <w:tcW w:w="0" w:type="auto"/>
+            <w:noWrap/>
+            <w:tcMar>
+              <w:top w:w="75" w:type="dxa"/>
+              <w:left w:w="135" w:type="dxa"/>
+              <w:bottom w:w="75" w:type="dxa"/>
+              <w:right w:w="135" w:type="dxa"/>
+            </w:tcMar>
+            <w:vAlign w:val="center"/>
+            <w:hideMark/>
+          </w:tcPr>
+          <w:p>
+            <w:pPr>
+              <w:spacing w:after="0" w:line="240" w:lineRule="auto"/>
+              <w:rPr>
+                <w:rFonts w:eastAsia="Times New Roman" w:cs="Times New Roman"/>
+                <w:szCs w:val="24"/>
+                <w:lang w:eastAsia="ru-RU"/>
+              </w:rPr>
+            </w:pPr>
+            <w:r>
+              <w:rPr>
+                <w:rFonts w:eastAsia="Times New Roman" w:cs="Times New Roman"/>
+                <w:szCs w:val="24"/>
+                <w:lang w:eastAsia="ru-RU"/>
+              </w:rPr>
+              <w:t>Уточнение даты (Q41–Q50)</w:t>
+            </w:r>
+          </w:p>
+        </w:tc>
+        <w:tc>
+          <w:tcPr>
+            <w:tcW w:w="0" w:type="auto"/>
+            <w:noWrap/>
+            <w:tcMar>
+              <w:top w:w="75" w:type="dxa"/>
+              <w:left w:w="135" w:type="dxa"/>
+              <w:bottom w:w="75" w:type="dxa"/>
+              <w:right w:w="135" w:type="dxa"/>
+            </w:tcMar>
+            <w:vAlign w:val="center"/>
+            <w:hideMark/>
+          </w:tcPr>
+          <w:p>
+            <w:pPr>
+              <w:spacing w:after="0" w:line="240" w:lineRule="auto"/>
+              <w:rPr>
+                <w:rFonts w:eastAsia="Times New Roman" w:cs="Times New Roman"/>
+                <w:szCs w:val="24"/>
+                <w:lang w:eastAsia="ru-RU"/>
+              </w:rPr>
+            </w:pPr>
+            <w:r>
+              <w:rPr>
+                <w:rFonts w:eastAsia="Times New Roman" w:cs="Times New Roman"/>
+                <w:szCs w:val="24"/>
+                <w:lang w:eastAsia="ru-RU"/>
+              </w:rPr>
+              <w:t>10</w:t>
+            </w:r>
+          </w:p>
+        </w:tc>
+        <w:tc>
+          <w:tcPr>
+            <w:tcW w:w="0" w:type="auto"/>
+            <w:noWrap/>
+            <w:tcMar>
+              <w:top w:w="75" w:type="dxa"/>
+              <w:left w:w="135" w:type="dxa"/>
+              <w:bottom w:w="75" w:type="dxa"/>
+              <w:right w:w="135" w:type="dxa"/>
+            </w:tcMar>
+            <w:vAlign w:val="center"/>
+            <w:hideMark/>
+          </w:tcPr>
+          <w:p>
+            <w:pPr>
+              <w:spacing w:after="0" w:line="240" w:lineRule="auto"/>
+              <w:rPr>
+                <w:rFonts w:eastAsia="Times New Roman" w:cs="Times New Roman"/>
+                <w:szCs w:val="24"/>
+                <w:lang w:eastAsia="ru-RU"/>
+              </w:rPr>
+            </w:pPr>
+            <w:r>
+              <w:rPr>
+                <w:rFonts w:eastAsia="Times New Roman" w:cs="Times New Roman"/>
+                <w:szCs w:val="24"/>
+                <w:lang w:eastAsia="ru-RU"/>
+              </w:rPr>
+              <w:t>8</w:t>
+            </w:r>
+          </w:p>
+        </w:tc>
+        <w:tc>
+          <w:tcPr>
+            <w:tcW w:w="0" w:type="auto"/>
+            <w:noWrap/>
+            <w:tcMar>
+              <w:top w:w="75" w:type="dxa"/>
+              <w:left w:w="135" w:type="dxa"/>
+              <w:bottom w:w="75" w:type="dxa"/>
+              <w:right w:w="135" w:type="dxa"/>
+            </w:tcMar>
+            <w:vAlign w:val="center"/>
+            <w:hideMark/>
+          </w:tcPr>
+          <w:p>
+            <w:pPr>
+              <w:spacing w:after="0" w:line="240" w:lineRule="auto"/>
+              <w:rPr>
+                <w:rFonts w:eastAsia="Times New Roman" w:cs="Times New Roman"/>
+                <w:szCs w:val="24"/>
+                <w:lang w:eastAsia="ru-RU"/>
+              </w:rPr>
+            </w:pPr>
+            <w:r>
+              <w:rPr>
+                <w:rFonts w:eastAsia="Times New Roman" w:cs="Times New Roman"/>
+                <w:szCs w:val="24"/>
+                <w:lang w:eastAsia="ru-RU"/>
+              </w:rPr>
+              <w:t>2</w:t>
+            </w:r>
+          </w:p>
+        </w:tc>
+        <w:tc>
+          <w:tcPr>
+            <w:tcW w:w="0" w:type="auto"/>
+            <w:tcBorders>
+              <w:right w:val="nil"/>
+            </w:tcBorders>
+            <w:noWrap/>
+            <w:tcMar>
+              <w:top w:w="75" w:type="dxa"/>
+              <w:left w:w="135" w:type="dxa"/>
+              <w:bottom w:w="75" w:type="dxa"/>
+              <w:right w:w="135" w:type="dxa"/>
+            </w:tcMar>
+            <w:vAlign w:val="center"/>
+            <w:hideMark/>
+          </w:tcPr>
+          <w:p>
+            <w:pPr>
+              <w:spacing w:after="0" w:line="240" w:lineRule="auto"/>
+              <w:rPr>
+                <w:rFonts w:eastAsia="Times New Roman" w:cs="Times New Roman"/>
+                <w:szCs w:val="24"/>
+                <w:lang w:eastAsia="ru-RU"/>
+              </w:rPr>
+            </w:pPr>
+            <w:r>
+              <w:rPr>
+                <w:rFonts w:eastAsia="Times New Roman" w:cs="Times New Roman"/>
+                <w:szCs w:val="24"/>
+                <w:lang w:eastAsia="ru-RU"/>
+              </w:rPr>
+              <w:t>80.0%</w:t>
+            </w:r>
+          </w:p>
+        </w:tc>
+      </w:tr>
+      <w:tr>
+        <w:tc>
+          <w:tcPr>
+            <w:tcW w:w="0" w:type="auto"/>
+            <w:noWrap/>
+            <w:tcMar>
+              <w:top w:w="75" w:type="dxa"/>
+              <w:left w:w="135" w:type="dxa"/>
+              <w:bottom w:w="75" w:type="dxa"/>
+              <w:right w:w="135" w:type="dxa"/>
+            </w:tcMar>
+            <w:vAlign w:val="center"/>
+            <w:hideMark/>
+          </w:tcPr>
+          <w:p>
+            <w:pPr>
+              <w:spacing w:after="0" w:line="240" w:lineRule="auto"/>
+              <w:rPr>
+                <w:rFonts w:eastAsia="Times New Roman" w:cs="Times New Roman"/>
+                <w:szCs w:val="24"/>
+                <w:lang w:eastAsia="ru-RU"/>
+              </w:rPr>
+            </w:pPr>
+            <w:r>
+              <w:rPr>
+                <w:rFonts w:eastAsia="Times New Roman" w:cs="Times New Roman"/>
+                <w:szCs w:val="24"/>
+                <w:lang w:eastAsia="ru-RU"/>
+              </w:rPr>
+              <w:t>Отказ (Q51–Q58)</w:t>
+            </w:r>
+          </w:p>
+        </w:tc>
+        <w:tc>
+          <w:tcPr>
+            <w:tcW w:w="0" w:type="auto"/>
+            <w:noWrap/>
+            <w:tcMar>
+              <w:top w:w="75" w:type="dxa"/>
+              <w:left w:w="135" w:type="dxa"/>
+              <w:bottom w:w="75" w:type="dxa"/>
+              <w:right w:w="135" w:type="dxa"/>
+            </w:tcMar>
+            <w:vAlign w:val="center"/>
+            <w:hideMark/>
+          </w:tcPr>
+          <w:p>
+            <w:pPr>
+              <w:spacing w:after="0" w:line="240" w:lineRule="auto"/>
+              <w:rPr>
+                <w:rFonts w:eastAsia="Times New Roman" w:cs="Times New Roman"/>
+                <w:szCs w:val="24"/>
+                <w:lang w:eastAsia="ru-RU"/>
+              </w:rPr>
+            </w:pPr>
+            <w:r>
+              <w:rPr>
+                <w:rFonts w:eastAsia="Times New Roman" w:cs="Times New Roman"/>
+                <w:szCs w:val="24"/>
+                <w:lang w:eastAsia="ru-RU"/>
+              </w:rPr>
+              <w:t>8</w:t>
+            </w:r>
+          </w:p>
+        </w:tc>
+        <w:tc>
+          <w:tcPr>
+            <w:tcW w:w="0" w:type="auto"/>
+            <w:noWrap/>
+            <w:tcMar>
+              <w:top w:w="75" w:type="dxa"/>
+              <w:left w:w="135" w:type="dxa"/>
+              <w:bottom w:w="75" w:type="dxa"/>
+              <w:right w:w="135" w:type="dxa"/>
+            </w:tcMar>
+            <w:vAlign w:val="center"/>
+            <w:hideMark/>
+          </w:tcPr>
+          <w:p>
+            <w:pPr>
+              <w:spacing w:after="0" w:line="240" w:lineRule="auto"/>
+              <w:rPr>
+                <w:rFonts w:eastAsia="Times New Roman" w:cs="Times New Roman"/>
+                <w:szCs w:val="24"/>
+                <w:lang w:eastAsia="ru-RU"/>
+              </w:rPr>
+            </w:pPr>
+            <w:r>
+              <w:rPr>
+                <w:rFonts w:eastAsia="Times New Roman" w:cs="Times New Roman"/>
+                <w:szCs w:val="24"/>
+                <w:lang w:eastAsia="ru-RU"/>
+              </w:rPr>
+              <w:t>4</w:t>
+            </w:r>
+          </w:p>
+        </w:tc>
+        <w:tc>
+          <w:tcPr>
+            <w:tcW w:w="0" w:type="auto"/>
+            <w:noWrap/>
+            <w:tcMar>
+              <w:top w:w="75" w:type="dxa"/>
+              <w:left w:w="135" w:type="dxa"/>
+              <w:bottom w:w="75" w:type="dxa"/>
+              <w:right w:w="135" w:type="dxa"/>
+            </w:tcMar>
+            <w:vAlign w:val="center"/>
+            <w:hideMark/>
+          </w:tcPr>
+          <w:p>
+            <w:pPr>
+              <w:spacing w:after="0" w:line="240" w:lineRule="auto"/>
+              <w:rPr>
+                <w:rFonts w:eastAsia="Times New Roman" w:cs="Times New Roman"/>
+                <w:szCs w:val="24"/>
+                <w:lang w:eastAsia="ru-RU"/>
+              </w:rPr>
+            </w:pPr>
+            <w:r>
+              <w:rPr>
+                <w:rFonts w:eastAsia="Times New Roman" w:cs="Times New Roman"/>
+                <w:szCs w:val="24"/>
+                <w:lang w:eastAsia="ru-RU"/>
+              </w:rPr>
+              <w:t>4</w:t>
+            </w:r>
+          </w:p>
+        </w:tc>
+        <w:tc>
+          <w:tcPr>
+            <w:tcW w:w="0" w:type="auto"/>
+            <w:tcBorders>
+              <w:right w:val="nil"/>
+            </w:tcBorders>
+            <w:noWrap/>
+            <w:tcMar>
+              <w:top w:w="75" w:type="dxa"/>
+              <w:left w:w="135" w:type="dxa"/>
+              <w:bottom w:w="75" w:type="dxa"/>
+              <w:right w:w="135" w:type="dxa"/>
+            </w:tcMar>
+            <w:vAlign w:val="center"/>
+            <w:hideMark/>
+          </w:tcPr>
+          <w:p>
+            <w:pPr>
+              <w:spacing w:after="0" w:line="240" w:lineRule="auto"/>
+              <w:rPr>
+                <w:rFonts w:eastAsia="Times New Roman" w:cs="Times New Roman"/>
+                <w:szCs w:val="24"/>
+                <w:lang w:eastAsia="ru-RU"/>
+              </w:rPr>
+            </w:pPr>
+            <w:r>
+              <w:rPr>
+                <w:rFonts w:eastAsia="Times New Roman" w:cs="Times New Roman"/>
+                <w:szCs w:val="24"/>
+                <w:lang w:eastAsia="ru-RU"/>
+              </w:rPr>
+              <w:t>50.0%</w:t>
+            </w:r>
+          </w:p>
+        </w:tc>
+      </w:tr>
+      <w:tr>
+        <w:tc>
+          <w:tcPr>
+            <w:tcW w:w="0" w:type="auto"/>
+            <w:tcBorders>
+              <w:bottom w:val="nil"/>
+            </w:tcBorders>
+            <w:noWrap/>
+            <w:tcMar>
+              <w:top w:w="75" w:type="dxa"/>
+              <w:left w:w="135" w:type="dxa"/>
+              <w:bottom w:w="75" w:type="dxa"/>
+              <w:right w:w="135" w:type="dxa"/>
+            </w:tcMar>
+            <w:vAlign w:val="center"/>
+            <w:hideMark/>
+          </w:tcPr>
+          <w:p>
+            <w:pPr>
+              <w:spacing w:after="0" w:line="240" w:lineRule="auto"/>
+              <w:rPr>
+                <w:rFonts w:eastAsia="Times New Roman" w:cs="Times New Roman"/>
+                <w:szCs w:val="24"/>
+                <w:lang w:eastAsia="ru-RU"/>
+              </w:rPr>
+            </w:pPr>
+            <w:r>
+              <w:rPr>
+                <w:rFonts w:eastAsia="Times New Roman" w:cs="Times New Roman"/>
+                <w:b/>
+                <w:bCs/>
+                <w:szCs w:val="24"/>
+                <w:lang w:eastAsia="ru-RU"/>
+              </w:rPr>
+              <w:t>ИТОГО</w:t>
+            </w:r>
+          </w:p>
+        </w:tc>
+        <w:tc>
+          <w:tcPr>
+            <w:tcW w:w="0" w:type="auto"/>
+            <w:tcBorders>
+              <w:bottom w:val="nil"/>
+            </w:tcBorders>
+            <w:noWrap/>
+            <w:tcMar>
+              <w:top w:w="75" w:type="dxa"/>
+              <w:left w:w="135" w:type="dxa"/>
+              <w:bottom w:w="75" w:type="dxa"/>
+              <w:right w:w="135" w:type="dxa"/>
+            </w:tcMar>
+            <w:vAlign w:val="center"/>
+            <w:hideMark/>
+          </w:tcPr>
+          <w:p>
+            <w:pPr>
+              <w:spacing w:after="0" w:line="240" w:lineRule="auto"/>
+              <w:rPr>
+                <w:rFonts w:eastAsia="Times New Roman" w:cs="Times New Roman"/>
+                <w:szCs w:val="24"/>
+                <w:lang w:eastAsia="ru-RU"/>
+              </w:rPr>
+            </w:pPr>
+            <w:r>
+              <w:rPr>
+                <w:rFonts w:eastAsia="Times New Roman" w:cs="Times New Roman"/>
+                <w:b/>
+                <w:bCs/>
+                <w:szCs w:val="24"/>
+                <w:lang w:eastAsia="ru-RU"/>
+              </w:rPr>
+              <w:t>58</w:t>
+            </w:r>
+          </w:p>
+        </w:tc>
+        <w:tc>
+          <w:tcPr>
+            <w:tcW w:w="0" w:type="auto"/>
+            <w:tcBorders>
+              <w:bottom w:val="nil"/>
+            </w:tcBorders>
+            <w:noWrap/>
+            <w:tcMar>
+              <w:top w:w="75" w:type="dxa"/>
+              <w:left w:w="135" w:type="dxa"/>
+              <w:bottom w:w="75" w:type="dxa"/>
+              <w:right w:w="135" w:type="dxa"/>
+            </w:tcMar>
+            <w:vAlign w:val="center"/>
+            <w:hideMark/>
+          </w:tcPr>
+          <w:p>
+            <w:pPr>
+              <w:spacing w:after="0" w:line="240" w:lineRule="auto"/>
+              <w:rPr>
+                <w:rFonts w:eastAsia="Times New Roman" w:cs="Times New Roman"/>
+                <w:szCs w:val="24"/>
+                <w:lang w:eastAsia="ru-RU"/>
+              </w:rPr>
+            </w:pPr>
+            <w:r>
+              <w:rPr>
+                <w:rFonts w:eastAsia="Times New Roman" w:cs="Times New Roman"/>
+                <w:b/>
+                <w:bCs/>
+                <w:szCs w:val="24"/>
+                <w:lang w:eastAsia="ru-RU"/>
+              </w:rPr>
+              <w:t>42</w:t>
+            </w:r>
+          </w:p>
+        </w:tc>
+        <w:tc>
+          <w:tcPr>
+            <w:tcW w:w="0" w:type="auto"/>
+            <w:tcBorders>
+              <w:bottom w:val="nil"/>
+            </w:tcBorders>
+            <w:noWrap/>
+            <w:tcMar>
+              <w:top w:w="75" w:type="dxa"/>
+              <w:left w:w="135" w:type="dxa"/>
+              <w:bottom w:w="75" w:type="dxa"/>
+              <w:right w:w="135" w:type="dxa"/>
+            </w:tcMar>
+            <w:vAlign w:val="center"/>
+            <w:hideMark/>
+          </w:tcPr>
+          <w:p>
+            <w:pPr>
+              <w:spacing w:after="0" w:line="240" w:lineRule="auto"/>
+              <w:rPr>
+                <w:rFonts w:eastAsia="Times New Roman" w:cs="Times New Roman"/>
+                <w:szCs w:val="24"/>
+                <w:lang w:eastAsia="ru-RU"/>
+              </w:rPr>
+            </w:pPr>
+            <w:r>
+              <w:rPr>
+                <w:rFonts w:eastAsia="Times New Roman" w:cs="Times New Roman"/>
+                <w:b/>
+                <w:bCs/>
+                <w:szCs w:val="24"/>
+                <w:lang w:eastAsia="ru-RU"/>
+              </w:rPr>
+              <w:t>16</w:t>
+            </w:r>
+          </w:p>
+        </w:tc>
+        <w:tc>
+          <w:tcPr>
+            <w:tcW w:w="0" w:type="auto"/>
+            <w:tcBorders>
+              <w:bottom w:val="nil"/>
+              <w:right w:val="nil"/>
+            </w:tcBorders>
+            <w:noWrap/>
+            <w:tcMar>
+              <w:top w:w="75" w:type="dxa"/>
+              <w:left w:w="135" w:type="dxa"/>
+              <w:bottom w:w="75" w:type="dxa"/>
+              <w:right w:w="135" w:type="dxa"/>
+            </w:tcMar>
+            <w:vAlign w:val="center"/>
+            <w:hideMark/>
+          </w:tcPr>
+          <w:p>
+            <w:pPr>
+              <w:spacing w:after="0" w:line="240" w:lineRule="auto"/>
+              <w:rPr>
+                <w:rFonts w:eastAsia="Times New Roman" w:cs="Times New Roman"/>
+                <w:szCs w:val="24"/>
+                <w:lang w:eastAsia="ru-RU"/>
+              </w:rPr>
+            </w:pPr>
+            <w:r>
+              <w:rPr>
+                <w:rFonts w:eastAsia="Times New Roman" w:cs="Times New Roman"/>
+                <w:b/>
+                <w:bCs/>
+                <w:szCs w:val="24"/>
+                <w:lang w:eastAsia="ru-RU"/>
+              </w:rPr>
+              <w:t>72.4%</w:t>
+            </w:r>
+          </w:p>
+        </w:tc>
+      </w:tr>
+    </w:tbl>
+    <w:p>
+      <w:pPr>
+        <w:spacing w:after="0" w:line="240" w:lineRule="auto"/>
+        <w:rPr>
+          <w:rFonts w:eastAsia="Times New Roman" w:cs="Times New Roman"/>
+          <w:szCs w:val="24"/>
+          <w:lang w:eastAsia="ru-RU"/>
+        </w:rPr>
+      </w:pPr>
+      <w:r>
+        <w:rPr>
+          <w:rFonts w:eastAsia="Times New Roman" w:cs="Times New Roman"/>
+          <w:i/>
+          <w:iCs/>
+          <w:szCs w:val="24"/>
+          <w:lang w:eastAsia="ru-RU"/>
+        </w:rPr>
+        <w:t>\* Q5, Q8, Q19, Q20, Q23, Q26, Q27 вернули «</w:t>
+      </w:r>
+      <w:r>
+        <w:rPr>
+          <w:rFonts w:ascii="Segoe UI Emoji" w:eastAsia="Times New Roman" w:hAnsi="Segoe UI Emoji" w:cs="Segoe UI Emoji"/>
+          <w:i/>
+          <w:iCs/>
+          <w:szCs w:val="24"/>
+          <w:lang w:eastAsia="ru-RU"/>
+        </w:rPr>
+        <w:t>⚠️</w:t>
+      </w:r>
+      <w:r>
+        <w:rPr>
+          <w:rFonts w:eastAsia="Times New Roman" w:cs="Times New Roman"/>
+          <w:i/>
+          <w:iCs/>
+          <w:szCs w:val="24"/>
+          <w:lang w:eastAsia="ru-RU"/>
+        </w:rPr>
+        <w:t xml:space="preserve"> слишком далеко» — засчитано как корректное поведение (агент правильно распознал задачу, ограничение модели).</w:t>
+      </w:r>
+      <w:r>
+        <w:rPr>
+          <w:rFonts w:eastAsia="Times New Roman" w:cs="Times New Roman"/>
+          <w:szCs w:val="24"/>
+          <w:lang w:eastAsia="ru-RU"/>
+        </w:rPr>
+        <w:t>&lt;details&gt;&lt;summary&gt;Детализация ошибок по категориям&lt;/summary&gt;</w:t>
+      </w:r>
+      <w:r>
+        <w:rPr>
+          <w:rFonts w:eastAsia="Times New Roman" w:cs="Times New Roman"/>
+          <w:b/>
+          <w:bCs/>
+          <w:szCs w:val="24"/>
+          <w:lang w:eastAsia="ru-RU"/>
+        </w:rPr>
+        <w:t>Q1–Q40 (ожидание: прогноз):</w:t>
+      </w:r>
+    </w:p>
+    <w:p>
+      <w:pPr>
         <w:numPr>
           <w:ilvl w:val="0"/>
-          <w:numId w:val="3"/>
+          <w:numId w:val="8"/>
         </w:numPr>
-      </w:pPr>
+        <w:spacing w:before="100" w:beforeAutospacing="1" w:after="100" w:afterAutospacing="1" w:line="240" w:lineRule="auto"/>
+        <w:ind w:left="960"/>
+        <w:rPr>
+          <w:rFonts w:eastAsia="Times New Roman" w:cs="Times New Roman"/>
+          <w:szCs w:val="24"/>
+          <w:lang w:eastAsia="ru-RU"/>
+        </w:rPr>
+      </w:pPr>
+      <w:r>
+        <w:rPr>
+          <w:rFonts w:eastAsia="Times New Roman" w:cs="Times New Roman"/>
+          <w:szCs w:val="24"/>
+          <w:lang w:eastAsia="ru-RU"/>
+        </w:rPr>
+        <w:t>Q2 → уточнение даты (дата не распознана)</w:t>
+      </w:r>
     </w:p>
+    <w:p>
+      <w:pPr>
+        <w:numPr>
+          <w:ilvl w:val="0"/>
+          <w:numId w:val="9"/>
+        </w:numPr>
+        <w:spacing w:before="100" w:beforeAutospacing="1" w:after="100" w:afterAutospacing="1" w:line="240" w:lineRule="auto"/>
+        <w:ind w:left="960"/>
+        <w:rPr>
+          <w:rFonts w:eastAsia="Times New Roman" w:cs="Times New Roman"/>
+          <w:szCs w:val="24"/>
+          <w:lang w:eastAsia="ru-RU"/>
+        </w:rPr>
+      </w:pPr>
+      <w:r>
+        <w:rPr>
+          <w:rFonts w:eastAsia="Times New Roman" w:cs="Times New Roman"/>
+          <w:szCs w:val="24"/>
+          <w:lang w:eastAsia="ru-RU"/>
+        </w:rPr>
+        <w:t>Q31, Q34, Q37, Q38, Q40 → ERROR </w:t>
+      </w:r>
+      <w:r>
+        <w:rPr>
+          <w:rFonts w:ascii="Consolas" w:eastAsia="Times New Roman" w:hAnsi="Consolas" w:cs="Times New Roman"/>
+          <w:sz w:val="22"/>
+          <w:lang w:eastAsia="ru-RU"/>
+        </w:rPr>
+        <w:t>unhashable type: 'list'</w:t>
+      </w:r>
+      <w:r>
+        <w:rPr>
+          <w:rFonts w:eastAsia="Times New Roman" w:cs="Times New Roman"/>
+          <w:szCs w:val="24"/>
+          <w:lang w:eastAsia="ru-RU"/>
+        </w:rPr>
+        <w:t> (баг — pipeline не поддерживает список серий)</w:t>
+      </w:r>
+    </w:p>
+    <w:p>
+      <w:pPr>
+        <w:numPr>
+          <w:ilvl w:val="0"/>
+          <w:numId w:val="10"/>
+        </w:numPr>
+        <w:spacing w:before="100" w:beforeAutospacing="1" w:after="100" w:afterAutospacing="1" w:line="240" w:lineRule="auto"/>
+        <w:ind w:left="960"/>
+        <w:rPr>
+          <w:rFonts w:eastAsia="Times New Roman" w:cs="Times New Roman"/>
+          <w:szCs w:val="24"/>
+          <w:lang w:eastAsia="ru-RU"/>
+        </w:rPr>
+      </w:pPr>
+      <w:r>
+        <w:rPr>
+          <w:rFonts w:eastAsia="Times New Roman" w:cs="Times New Roman"/>
+          <w:szCs w:val="24"/>
+          <w:lang w:eastAsia="ru-RU"/>
+        </w:rPr>
+        <w:t>Q32, Q35, Q36, Q39 → «Неизвестный тип: sales, trips» (та же проблема — мульти-серии)</w:t>
+      </w:r>
+    </w:p>
+    <w:p>
+      <w:pPr>
+        <w:spacing w:after="0" w:line="240" w:lineRule="auto"/>
+        <w:rPr>
+          <w:rFonts w:eastAsia="Times New Roman" w:cs="Times New Roman"/>
+          <w:szCs w:val="24"/>
+          <w:lang w:eastAsia="ru-RU"/>
+        </w:rPr>
+      </w:pPr>
+      <w:r>
+        <w:rPr>
+          <w:rFonts w:eastAsia="Times New Roman" w:cs="Times New Roman"/>
+          <w:b/>
+          <w:bCs/>
+          <w:szCs w:val="24"/>
+          <w:lang w:eastAsia="ru-RU"/>
+        </w:rPr>
+        <w:t>Q41–Q50 (ожидание: уточнение даты):</w:t>
+      </w:r>
+    </w:p>
+    <w:p>
+      <w:pPr>
+        <w:numPr>
+          <w:ilvl w:val="0"/>
+          <w:numId w:val="11"/>
+        </w:numPr>
+        <w:spacing w:before="100" w:beforeAutospacing="1" w:after="100" w:afterAutospacing="1" w:line="240" w:lineRule="auto"/>
+        <w:ind w:left="960"/>
+        <w:rPr>
+          <w:rFonts w:eastAsia="Times New Roman" w:cs="Times New Roman"/>
+          <w:szCs w:val="24"/>
+          <w:lang w:eastAsia="ru-RU"/>
+        </w:rPr>
+      </w:pPr>
+      <w:r>
+        <w:rPr>
+          <w:rFonts w:eastAsia="Times New Roman" w:cs="Times New Roman"/>
+          <w:szCs w:val="24"/>
+          <w:lang w:eastAsia="ru-RU"/>
+        </w:rPr>
+        <w:t>Q42, Q44 → прогноз (агент «нашёл» дату 2026-03-02 и выдал прогноз)</w:t>
+      </w:r>
+    </w:p>
+    <w:p>
+      <w:pPr>
+        <w:spacing w:after="0" w:line="240" w:lineRule="auto"/>
+        <w:rPr>
+          <w:rFonts w:eastAsia="Times New Roman" w:cs="Times New Roman"/>
+          <w:szCs w:val="24"/>
+          <w:lang w:eastAsia="ru-RU"/>
+        </w:rPr>
+      </w:pPr>
+      <w:r>
+        <w:rPr>
+          <w:rFonts w:eastAsia="Times New Roman" w:cs="Times New Roman"/>
+          <w:b/>
+          <w:bCs/>
+          <w:szCs w:val="24"/>
+          <w:lang w:eastAsia="ru-RU"/>
+        </w:rPr>
+        <w:lastRenderedPageBreak/>
+        <w:t>Q51–Q58 (ожидание: отказ):</w:t>
+      </w:r>
+    </w:p>
+    <w:p>
+      <w:pPr>
+        <w:numPr>
+          <w:ilvl w:val="0"/>
+          <w:numId w:val="12"/>
+        </w:numPr>
+        <w:spacing w:before="100" w:beforeAutospacing="1" w:after="100" w:afterAutospacing="1" w:line="240" w:lineRule="auto"/>
+        <w:ind w:left="960"/>
+        <w:rPr>
+          <w:rFonts w:eastAsia="Times New Roman" w:cs="Times New Roman"/>
+          <w:szCs w:val="24"/>
+          <w:lang w:eastAsia="ru-RU"/>
+        </w:rPr>
+      </w:pPr>
+      <w:r>
+        <w:rPr>
+          <w:rFonts w:eastAsia="Times New Roman" w:cs="Times New Roman"/>
+          <w:szCs w:val="24"/>
+          <w:lang w:eastAsia="ru-RU"/>
+        </w:rPr>
+        <w:t>Q51–Q54 → уточнение даты (агент «купился» на ключевые слова)</w:t>
+      </w:r>
+    </w:p>
+    <w:p>
+      <w:pPr>
+        <w:spacing w:after="0" w:line="240" w:lineRule="auto"/>
+        <w:rPr>
+          <w:rFonts w:eastAsia="Times New Roman" w:cs="Times New Roman"/>
+          <w:szCs w:val="24"/>
+          <w:lang w:eastAsia="ru-RU"/>
+        </w:rPr>
+      </w:pPr>
+      <w:r>
+        <w:rPr>
+          <w:rFonts w:eastAsia="Times New Roman" w:cs="Times New Roman"/>
+          <w:szCs w:val="24"/>
+          <w:lang w:eastAsia="ru-RU"/>
+        </w:rPr>
+        <w:t>&lt;/details&gt;</w:t>
+      </w:r>
+    </w:p>
+    <w:p>
+      <w:pPr>
+        <w:spacing w:before="240" w:after="240" w:line="240" w:lineRule="auto"/>
+        <w:rPr>
+          <w:rFonts w:eastAsia="Times New Roman" w:cs="Times New Roman"/>
+          <w:szCs w:val="24"/>
+          <w:lang w:eastAsia="ru-RU"/>
+        </w:rPr>
+      </w:pPr>
+      <w:r>
+        <w:rPr>
+          <w:rFonts w:eastAsia="Times New Roman" w:cs="Times New Roman"/>
+          <w:szCs w:val="24"/>
+          <w:lang w:eastAsia="ru-RU"/>
+        </w:rPr>
+        <w:pict w14:anchorId="04C9A6C9">
+          <v:rect id="_x0000_i1028" style="width:0;height:.75pt" o:hralign="center" o:hrstd="t" o:hr="t" fillcolor="#a0a0a0" stroked="f"/>
+        </w:pict>
+      </w:r>
+    </w:p>
+    <w:p>
+      <w:pPr>
+        <w:spacing w:before="270" w:after="120" w:line="240" w:lineRule="auto"/>
+        <w:outlineLvl w:val="2"/>
+        <w:rPr>
+          <w:rFonts w:eastAsia="Times New Roman" w:cs="Times New Roman"/>
+          <w:b/>
+          <w:bCs/>
+          <w:sz w:val="28"/>
+          <w:szCs w:val="28"/>
+          <w:lang w:eastAsia="ru-RU"/>
+        </w:rPr>
+      </w:pPr>
+      <w:r>
+        <w:rPr>
+          <w:rFonts w:eastAsia="Times New Roman" w:cs="Times New Roman"/>
+          <w:b/>
+          <w:bCs/>
+          <w:sz w:val="28"/>
+          <w:szCs w:val="28"/>
+          <w:lang w:eastAsia="ru-RU"/>
+        </w:rPr>
+        <w:t>Сводка</w:t>
+      </w:r>
+    </w:p>
+    <w:tbl>
+      <w:tblPr>
+        <w:tblW w:w="0" w:type="auto"/>
+        <w:tblCellMar>
+          <w:top w:w="15" w:type="dxa"/>
+          <w:left w:w="15" w:type="dxa"/>
+          <w:bottom w:w="15" w:type="dxa"/>
+          <w:right w:w="15" w:type="dxa"/>
+        </w:tblCellMar>
+        <w:tblLook w:val="04A0" w:firstRow="1" w:lastRow="0" w:firstColumn="1" w:lastColumn="0" w:noHBand="0" w:noVBand="1"/>
+      </w:tblPr>
+      <w:tblGrid>
+        <w:gridCol w:w="2484"/>
+        <w:gridCol w:w="1280"/>
+        <w:gridCol w:w="3373"/>
+      </w:tblGrid>
+      <w:tr>
+        <w:trPr>
+          <w:tblHeader/>
+        </w:trPr>
+        <w:tc>
+          <w:tcPr>
+            <w:tcW w:w="0" w:type="auto"/>
+            <w:noWrap/>
+            <w:tcMar>
+              <w:top w:w="75" w:type="dxa"/>
+              <w:left w:w="135" w:type="dxa"/>
+              <w:bottom w:w="75" w:type="dxa"/>
+              <w:right w:w="135" w:type="dxa"/>
+            </w:tcMar>
+            <w:vAlign w:val="center"/>
+            <w:hideMark/>
+          </w:tcPr>
+          <w:p>
+            <w:pPr>
+              <w:spacing w:after="0" w:line="240" w:lineRule="auto"/>
+              <w:rPr>
+                <w:rFonts w:eastAsia="Times New Roman" w:cs="Times New Roman"/>
+                <w:b/>
+                <w:bCs/>
+                <w:szCs w:val="24"/>
+                <w:lang w:eastAsia="ru-RU"/>
+              </w:rPr>
+            </w:pPr>
+            <w:r>
+              <w:rPr>
+                <w:rFonts w:eastAsia="Times New Roman" w:cs="Times New Roman"/>
+                <w:b/>
+                <w:bCs/>
+                <w:szCs w:val="24"/>
+                <w:lang w:eastAsia="ru-RU"/>
+              </w:rPr>
+              <w:t>Метрика</w:t>
+            </w:r>
+          </w:p>
+        </w:tc>
+        <w:tc>
+          <w:tcPr>
+            <w:tcW w:w="0" w:type="auto"/>
+            <w:noWrap/>
+            <w:tcMar>
+              <w:top w:w="75" w:type="dxa"/>
+              <w:left w:w="135" w:type="dxa"/>
+              <w:bottom w:w="75" w:type="dxa"/>
+              <w:right w:w="135" w:type="dxa"/>
+            </w:tcMar>
+            <w:vAlign w:val="center"/>
+            <w:hideMark/>
+          </w:tcPr>
+          <w:p>
+            <w:pPr>
+              <w:spacing w:after="0" w:line="240" w:lineRule="auto"/>
+              <w:rPr>
+                <w:rFonts w:eastAsia="Times New Roman" w:cs="Times New Roman"/>
+                <w:b/>
+                <w:bCs/>
+                <w:szCs w:val="24"/>
+                <w:lang w:eastAsia="ru-RU"/>
+              </w:rPr>
+            </w:pPr>
+            <w:r>
+              <w:rPr>
+                <w:rFonts w:eastAsia="Times New Roman" w:cs="Times New Roman"/>
+                <w:b/>
+                <w:bCs/>
+                <w:szCs w:val="24"/>
+                <w:lang w:eastAsia="ru-RU"/>
+              </w:rPr>
+              <w:t>Значение</w:t>
+            </w:r>
+          </w:p>
+        </w:tc>
+        <w:tc>
+          <w:tcPr>
+            <w:tcW w:w="0" w:type="auto"/>
+            <w:tcBorders>
+              <w:right w:val="nil"/>
+            </w:tcBorders>
+            <w:noWrap/>
+            <w:tcMar>
+              <w:top w:w="75" w:type="dxa"/>
+              <w:left w:w="135" w:type="dxa"/>
+              <w:bottom w:w="75" w:type="dxa"/>
+              <w:right w:w="135" w:type="dxa"/>
+            </w:tcMar>
+            <w:vAlign w:val="center"/>
+            <w:hideMark/>
+          </w:tcPr>
+          <w:p>
+            <w:pPr>
+              <w:spacing w:after="0" w:line="240" w:lineRule="auto"/>
+              <w:rPr>
+                <w:rFonts w:eastAsia="Times New Roman" w:cs="Times New Roman"/>
+                <w:b/>
+                <w:bCs/>
+                <w:szCs w:val="24"/>
+                <w:lang w:eastAsia="ru-RU"/>
+              </w:rPr>
+            </w:pPr>
+            <w:r>
+              <w:rPr>
+                <w:rFonts w:eastAsia="Times New Roman" w:cs="Times New Roman"/>
+                <w:b/>
+                <w:bCs/>
+                <w:szCs w:val="24"/>
+                <w:lang w:eastAsia="ru-RU"/>
+              </w:rPr>
+              <w:t>Статус</w:t>
+            </w:r>
+          </w:p>
+        </w:tc>
+      </w:tr>
+      <w:tr>
+        <w:tc>
+          <w:tcPr>
+            <w:tcW w:w="0" w:type="auto"/>
+            <w:noWrap/>
+            <w:tcMar>
+              <w:top w:w="75" w:type="dxa"/>
+              <w:left w:w="135" w:type="dxa"/>
+              <w:bottom w:w="75" w:type="dxa"/>
+              <w:right w:w="135" w:type="dxa"/>
+            </w:tcMar>
+            <w:vAlign w:val="center"/>
+            <w:hideMark/>
+          </w:tcPr>
+          <w:p>
+            <w:pPr>
+              <w:spacing w:after="0" w:line="240" w:lineRule="auto"/>
+              <w:rPr>
+                <w:rFonts w:eastAsia="Times New Roman" w:cs="Times New Roman"/>
+                <w:szCs w:val="24"/>
+                <w:lang w:eastAsia="ru-RU"/>
+              </w:rPr>
+            </w:pPr>
+            <w:r>
+              <w:rPr>
+                <w:rFonts w:eastAsia="Times New Roman" w:cs="Times New Roman"/>
+                <w:b/>
+                <w:bCs/>
+                <w:szCs w:val="24"/>
+                <w:lang w:eastAsia="ru-RU"/>
+              </w:rPr>
+              <w:t>Task Type Recall</w:t>
+            </w:r>
+          </w:p>
+        </w:tc>
+        <w:tc>
+          <w:tcPr>
+            <w:tcW w:w="0" w:type="auto"/>
+            <w:noWrap/>
+            <w:tcMar>
+              <w:top w:w="75" w:type="dxa"/>
+              <w:left w:w="135" w:type="dxa"/>
+              <w:bottom w:w="75" w:type="dxa"/>
+              <w:right w:w="135" w:type="dxa"/>
+            </w:tcMar>
+            <w:vAlign w:val="center"/>
+            <w:hideMark/>
+          </w:tcPr>
+          <w:p>
+            <w:pPr>
+              <w:spacing w:after="0" w:line="240" w:lineRule="auto"/>
+              <w:rPr>
+                <w:rFonts w:eastAsia="Times New Roman" w:cs="Times New Roman"/>
+                <w:szCs w:val="24"/>
+                <w:lang w:eastAsia="ru-RU"/>
+              </w:rPr>
+            </w:pPr>
+            <w:r>
+              <w:rPr>
+                <w:rFonts w:eastAsia="Times New Roman" w:cs="Times New Roman"/>
+                <w:szCs w:val="24"/>
+                <w:lang w:eastAsia="ru-RU"/>
+              </w:rPr>
+              <w:t>98.0%</w:t>
+            </w:r>
+          </w:p>
+        </w:tc>
+        <w:tc>
+          <w:tcPr>
+            <w:tcW w:w="0" w:type="auto"/>
+            <w:tcBorders>
+              <w:right w:val="nil"/>
+            </w:tcBorders>
+            <w:noWrap/>
+            <w:tcMar>
+              <w:top w:w="75" w:type="dxa"/>
+              <w:left w:w="135" w:type="dxa"/>
+              <w:bottom w:w="75" w:type="dxa"/>
+              <w:right w:w="135" w:type="dxa"/>
+            </w:tcMar>
+            <w:vAlign w:val="center"/>
+            <w:hideMark/>
+          </w:tcPr>
+          <w:p>
+            <w:pPr>
+              <w:spacing w:after="0" w:line="240" w:lineRule="auto"/>
+              <w:rPr>
+                <w:rFonts w:eastAsia="Times New Roman" w:cs="Times New Roman"/>
+                <w:szCs w:val="24"/>
+                <w:lang w:eastAsia="ru-RU"/>
+              </w:rPr>
+            </w:pPr>
+            <w:r>
+              <w:rPr>
+                <w:rFonts w:ascii="Segoe UI Emoji" w:eastAsia="Times New Roman" w:hAnsi="Segoe UI Emoji" w:cs="Segoe UI Emoji"/>
+                <w:szCs w:val="24"/>
+                <w:lang w:eastAsia="ru-RU"/>
+              </w:rPr>
+              <w:t>✅</w:t>
+            </w:r>
+            <w:r>
+              <w:rPr>
+                <w:rFonts w:eastAsia="Times New Roman" w:cs="Times New Roman"/>
+                <w:szCs w:val="24"/>
+                <w:lang w:eastAsia="ru-RU"/>
+              </w:rPr>
+              <w:t xml:space="preserve"> Отлично</w:t>
+            </w:r>
+          </w:p>
+        </w:tc>
+      </w:tr>
+      <w:tr>
+        <w:tc>
+          <w:tcPr>
+            <w:tcW w:w="0" w:type="auto"/>
+            <w:noWrap/>
+            <w:tcMar>
+              <w:top w:w="75" w:type="dxa"/>
+              <w:left w:w="135" w:type="dxa"/>
+              <w:bottom w:w="75" w:type="dxa"/>
+              <w:right w:w="135" w:type="dxa"/>
+            </w:tcMar>
+            <w:vAlign w:val="center"/>
+            <w:hideMark/>
+          </w:tcPr>
+          <w:p>
+            <w:pPr>
+              <w:spacing w:after="0" w:line="240" w:lineRule="auto"/>
+              <w:rPr>
+                <w:rFonts w:eastAsia="Times New Roman" w:cs="Times New Roman"/>
+                <w:szCs w:val="24"/>
+                <w:lang w:eastAsia="ru-RU"/>
+              </w:rPr>
+            </w:pPr>
+            <w:r>
+              <w:rPr>
+                <w:rFonts w:eastAsia="Times New Roman" w:cs="Times New Roman"/>
+                <w:b/>
+                <w:bCs/>
+                <w:szCs w:val="24"/>
+                <w:lang w:eastAsia="ru-RU"/>
+              </w:rPr>
+              <w:t>Task Type Specificity</w:t>
+            </w:r>
+          </w:p>
+        </w:tc>
+        <w:tc>
+          <w:tcPr>
+            <w:tcW w:w="0" w:type="auto"/>
+            <w:noWrap/>
+            <w:tcMar>
+              <w:top w:w="75" w:type="dxa"/>
+              <w:left w:w="135" w:type="dxa"/>
+              <w:bottom w:w="75" w:type="dxa"/>
+              <w:right w:w="135" w:type="dxa"/>
+            </w:tcMar>
+            <w:vAlign w:val="center"/>
+            <w:hideMark/>
+          </w:tcPr>
+          <w:p>
+            <w:pPr>
+              <w:spacing w:after="0" w:line="240" w:lineRule="auto"/>
+              <w:rPr>
+                <w:rFonts w:eastAsia="Times New Roman" w:cs="Times New Roman"/>
+                <w:szCs w:val="24"/>
+                <w:lang w:eastAsia="ru-RU"/>
+              </w:rPr>
+            </w:pPr>
+            <w:r>
+              <w:rPr>
+                <w:rFonts w:eastAsia="Times New Roman" w:cs="Times New Roman"/>
+                <w:szCs w:val="24"/>
+                <w:lang w:eastAsia="ru-RU"/>
+              </w:rPr>
+              <w:t>50.0%</w:t>
+            </w:r>
+          </w:p>
+        </w:tc>
+        <w:tc>
+          <w:tcPr>
+            <w:tcW w:w="0" w:type="auto"/>
+            <w:tcBorders>
+              <w:right w:val="nil"/>
+            </w:tcBorders>
+            <w:noWrap/>
+            <w:tcMar>
+              <w:top w:w="75" w:type="dxa"/>
+              <w:left w:w="135" w:type="dxa"/>
+              <w:bottom w:w="75" w:type="dxa"/>
+              <w:right w:w="135" w:type="dxa"/>
+            </w:tcMar>
+            <w:vAlign w:val="center"/>
+            <w:hideMark/>
+          </w:tcPr>
+          <w:p>
+            <w:pPr>
+              <w:spacing w:after="0" w:line="240" w:lineRule="auto"/>
+              <w:rPr>
+                <w:rFonts w:eastAsia="Times New Roman" w:cs="Times New Roman"/>
+                <w:szCs w:val="24"/>
+                <w:lang w:eastAsia="ru-RU"/>
+              </w:rPr>
+            </w:pPr>
+            <w:r>
+              <w:rPr>
+                <w:rFonts w:ascii="Segoe UI Emoji" w:eastAsia="Times New Roman" w:hAnsi="Segoe UI Emoji" w:cs="Segoe UI Emoji"/>
+                <w:szCs w:val="24"/>
+                <w:lang w:eastAsia="ru-RU"/>
+              </w:rPr>
+              <w:t>⚠️</w:t>
+            </w:r>
+            <w:r>
+              <w:rPr>
+                <w:rFonts w:eastAsia="Times New Roman" w:cs="Times New Roman"/>
+                <w:szCs w:val="24"/>
+                <w:lang w:eastAsia="ru-RU"/>
+              </w:rPr>
+              <w:t xml:space="preserve"> Нужна доработка промпта</w:t>
+            </w:r>
+          </w:p>
+        </w:tc>
+      </w:tr>
+      <w:tr>
+        <w:tc>
+          <w:tcPr>
+            <w:tcW w:w="0" w:type="auto"/>
+            <w:noWrap/>
+            <w:tcMar>
+              <w:top w:w="75" w:type="dxa"/>
+              <w:left w:w="135" w:type="dxa"/>
+              <w:bottom w:w="75" w:type="dxa"/>
+              <w:right w:w="135" w:type="dxa"/>
+            </w:tcMar>
+            <w:vAlign w:val="center"/>
+            <w:hideMark/>
+          </w:tcPr>
+          <w:p>
+            <w:pPr>
+              <w:spacing w:after="0" w:line="240" w:lineRule="auto"/>
+              <w:rPr>
+                <w:rFonts w:eastAsia="Times New Roman" w:cs="Times New Roman"/>
+                <w:szCs w:val="24"/>
+                <w:lang w:eastAsia="ru-RU"/>
+              </w:rPr>
+            </w:pPr>
+            <w:r>
+              <w:rPr>
+                <w:rFonts w:eastAsia="Times New Roman" w:cs="Times New Roman"/>
+                <w:b/>
+                <w:bCs/>
+                <w:szCs w:val="24"/>
+                <w:lang w:eastAsia="ru-RU"/>
+              </w:rPr>
+              <w:t>Date Recall</w:t>
+            </w:r>
+          </w:p>
+        </w:tc>
+        <w:tc>
+          <w:tcPr>
+            <w:tcW w:w="0" w:type="auto"/>
+            <w:noWrap/>
+            <w:tcMar>
+              <w:top w:w="75" w:type="dxa"/>
+              <w:left w:w="135" w:type="dxa"/>
+              <w:bottom w:w="75" w:type="dxa"/>
+              <w:right w:w="135" w:type="dxa"/>
+            </w:tcMar>
+            <w:vAlign w:val="center"/>
+            <w:hideMark/>
+          </w:tcPr>
+          <w:p>
+            <w:pPr>
+              <w:spacing w:after="0" w:line="240" w:lineRule="auto"/>
+              <w:rPr>
+                <w:rFonts w:eastAsia="Times New Roman" w:cs="Times New Roman"/>
+                <w:szCs w:val="24"/>
+                <w:lang w:eastAsia="ru-RU"/>
+              </w:rPr>
+            </w:pPr>
+            <w:r>
+              <w:rPr>
+                <w:rFonts w:eastAsia="Times New Roman" w:cs="Times New Roman"/>
+                <w:szCs w:val="24"/>
+                <w:lang w:eastAsia="ru-RU"/>
+              </w:rPr>
+              <w:t>55.0%</w:t>
+            </w:r>
+          </w:p>
+        </w:tc>
+        <w:tc>
+          <w:tcPr>
+            <w:tcW w:w="0" w:type="auto"/>
+            <w:tcBorders>
+              <w:right w:val="nil"/>
+            </w:tcBorders>
+            <w:noWrap/>
+            <w:tcMar>
+              <w:top w:w="75" w:type="dxa"/>
+              <w:left w:w="135" w:type="dxa"/>
+              <w:bottom w:w="75" w:type="dxa"/>
+              <w:right w:w="135" w:type="dxa"/>
+            </w:tcMar>
+            <w:vAlign w:val="center"/>
+            <w:hideMark/>
+          </w:tcPr>
+          <w:p>
+            <w:pPr>
+              <w:spacing w:after="0" w:line="240" w:lineRule="auto"/>
+              <w:rPr>
+                <w:rFonts w:eastAsia="Times New Roman" w:cs="Times New Roman"/>
+                <w:szCs w:val="24"/>
+                <w:lang w:eastAsia="ru-RU"/>
+              </w:rPr>
+            </w:pPr>
+            <w:r>
+              <w:rPr>
+                <w:rFonts w:ascii="Segoe UI Emoji" w:eastAsia="Times New Roman" w:hAnsi="Segoe UI Emoji" w:cs="Segoe UI Emoji"/>
+                <w:szCs w:val="24"/>
+                <w:lang w:eastAsia="ru-RU"/>
+              </w:rPr>
+              <w:t>❌</w:t>
+            </w:r>
+            <w:r>
+              <w:rPr>
+                <w:rFonts w:eastAsia="Times New Roman" w:cs="Times New Roman"/>
+                <w:szCs w:val="24"/>
+                <w:lang w:eastAsia="ru-RU"/>
+              </w:rPr>
+              <w:t xml:space="preserve"> Критично</w:t>
+            </w:r>
+          </w:p>
+        </w:tc>
+      </w:tr>
+      <w:tr>
+        <w:tc>
+          <w:tcPr>
+            <w:tcW w:w="0" w:type="auto"/>
+            <w:noWrap/>
+            <w:tcMar>
+              <w:top w:w="75" w:type="dxa"/>
+              <w:left w:w="135" w:type="dxa"/>
+              <w:bottom w:w="75" w:type="dxa"/>
+              <w:right w:w="135" w:type="dxa"/>
+            </w:tcMar>
+            <w:vAlign w:val="center"/>
+            <w:hideMark/>
+          </w:tcPr>
+          <w:p>
+            <w:pPr>
+              <w:spacing w:after="0" w:line="240" w:lineRule="auto"/>
+              <w:rPr>
+                <w:rFonts w:eastAsia="Times New Roman" w:cs="Times New Roman"/>
+                <w:szCs w:val="24"/>
+                <w:lang w:eastAsia="ru-RU"/>
+              </w:rPr>
+            </w:pPr>
+            <w:r>
+              <w:rPr>
+                <w:rFonts w:eastAsia="Times New Roman" w:cs="Times New Roman"/>
+                <w:b/>
+                <w:bCs/>
+                <w:szCs w:val="24"/>
+                <w:lang w:eastAsia="ru-RU"/>
+              </w:rPr>
+              <w:t>Date Specificity</w:t>
+            </w:r>
+          </w:p>
+        </w:tc>
+        <w:tc>
+          <w:tcPr>
+            <w:tcW w:w="0" w:type="auto"/>
+            <w:noWrap/>
+            <w:tcMar>
+              <w:top w:w="75" w:type="dxa"/>
+              <w:left w:w="135" w:type="dxa"/>
+              <w:bottom w:w="75" w:type="dxa"/>
+              <w:right w:w="135" w:type="dxa"/>
+            </w:tcMar>
+            <w:vAlign w:val="center"/>
+            <w:hideMark/>
+          </w:tcPr>
+          <w:p>
+            <w:pPr>
+              <w:spacing w:after="0" w:line="240" w:lineRule="auto"/>
+              <w:rPr>
+                <w:rFonts w:eastAsia="Times New Roman" w:cs="Times New Roman"/>
+                <w:szCs w:val="24"/>
+                <w:lang w:eastAsia="ru-RU"/>
+              </w:rPr>
+            </w:pPr>
+            <w:r>
+              <w:rPr>
+                <w:rFonts w:eastAsia="Times New Roman" w:cs="Times New Roman"/>
+                <w:szCs w:val="24"/>
+                <w:lang w:eastAsia="ru-RU"/>
+              </w:rPr>
+              <w:t>80.0%</w:t>
+            </w:r>
+          </w:p>
+        </w:tc>
+        <w:tc>
+          <w:tcPr>
+            <w:tcW w:w="0" w:type="auto"/>
+            <w:tcBorders>
+              <w:right w:val="nil"/>
+            </w:tcBorders>
+            <w:noWrap/>
+            <w:tcMar>
+              <w:top w:w="75" w:type="dxa"/>
+              <w:left w:w="135" w:type="dxa"/>
+              <w:bottom w:w="75" w:type="dxa"/>
+              <w:right w:w="135" w:type="dxa"/>
+            </w:tcMar>
+            <w:vAlign w:val="center"/>
+            <w:hideMark/>
+          </w:tcPr>
+          <w:p>
+            <w:pPr>
+              <w:spacing w:after="0" w:line="240" w:lineRule="auto"/>
+              <w:rPr>
+                <w:rFonts w:eastAsia="Times New Roman" w:cs="Times New Roman"/>
+                <w:szCs w:val="24"/>
+                <w:lang w:eastAsia="ru-RU"/>
+              </w:rPr>
+            </w:pPr>
+            <w:r>
+              <w:rPr>
+                <w:rFonts w:ascii="Segoe UI Emoji" w:eastAsia="Times New Roman" w:hAnsi="Segoe UI Emoji" w:cs="Segoe UI Emoji"/>
+                <w:szCs w:val="24"/>
+                <w:lang w:eastAsia="ru-RU"/>
+              </w:rPr>
+              <w:t>✅</w:t>
+            </w:r>
+            <w:r>
+              <w:rPr>
+                <w:rFonts w:eastAsia="Times New Roman" w:cs="Times New Roman"/>
+                <w:szCs w:val="24"/>
+                <w:lang w:eastAsia="ru-RU"/>
+              </w:rPr>
+              <w:t xml:space="preserve"> Приемлемо</w:t>
+            </w:r>
+          </w:p>
+        </w:tc>
+      </w:tr>
+      <w:tr>
+        <w:tc>
+          <w:tcPr>
+            <w:tcW w:w="0" w:type="auto"/>
+            <w:tcBorders>
+              <w:bottom w:val="nil"/>
+            </w:tcBorders>
+            <w:noWrap/>
+            <w:tcMar>
+              <w:top w:w="75" w:type="dxa"/>
+              <w:left w:w="135" w:type="dxa"/>
+              <w:bottom w:w="75" w:type="dxa"/>
+              <w:right w:w="135" w:type="dxa"/>
+            </w:tcMar>
+            <w:vAlign w:val="center"/>
+            <w:hideMark/>
+          </w:tcPr>
+          <w:p>
+            <w:pPr>
+              <w:spacing w:after="0" w:line="240" w:lineRule="auto"/>
+              <w:rPr>
+                <w:rFonts w:eastAsia="Times New Roman" w:cs="Times New Roman"/>
+                <w:szCs w:val="24"/>
+                <w:lang w:eastAsia="ru-RU"/>
+              </w:rPr>
+            </w:pPr>
+            <w:r>
+              <w:rPr>
+                <w:rFonts w:eastAsia="Times New Roman" w:cs="Times New Roman"/>
+                <w:b/>
+                <w:bCs/>
+                <w:szCs w:val="24"/>
+                <w:lang w:eastAsia="ru-RU"/>
+              </w:rPr>
+              <w:t>Answer Accuracy</w:t>
+            </w:r>
+          </w:p>
+        </w:tc>
+        <w:tc>
+          <w:tcPr>
+            <w:tcW w:w="0" w:type="auto"/>
+            <w:tcBorders>
+              <w:bottom w:val="nil"/>
+            </w:tcBorders>
+            <w:noWrap/>
+            <w:tcMar>
+              <w:top w:w="75" w:type="dxa"/>
+              <w:left w:w="135" w:type="dxa"/>
+              <w:bottom w:w="75" w:type="dxa"/>
+              <w:right w:w="135" w:type="dxa"/>
+            </w:tcMar>
+            <w:vAlign w:val="center"/>
+            <w:hideMark/>
+          </w:tcPr>
+          <w:p>
+            <w:pPr>
+              <w:spacing w:after="0" w:line="240" w:lineRule="auto"/>
+              <w:rPr>
+                <w:rFonts w:eastAsia="Times New Roman" w:cs="Times New Roman"/>
+                <w:szCs w:val="24"/>
+                <w:lang w:eastAsia="ru-RU"/>
+              </w:rPr>
+            </w:pPr>
+            <w:r>
+              <w:rPr>
+                <w:rFonts w:eastAsia="Times New Roman" w:cs="Times New Roman"/>
+                <w:szCs w:val="24"/>
+                <w:lang w:eastAsia="ru-RU"/>
+              </w:rPr>
+              <w:t>72.4%</w:t>
+            </w:r>
+          </w:p>
+        </w:tc>
+        <w:tc>
+          <w:tcPr>
+            <w:tcW w:w="0" w:type="auto"/>
+            <w:tcBorders>
+              <w:bottom w:val="nil"/>
+              <w:right w:val="nil"/>
+            </w:tcBorders>
+            <w:noWrap/>
+            <w:tcMar>
+              <w:top w:w="75" w:type="dxa"/>
+              <w:left w:w="135" w:type="dxa"/>
+              <w:bottom w:w="75" w:type="dxa"/>
+              <w:right w:w="135" w:type="dxa"/>
+            </w:tcMar>
+            <w:vAlign w:val="center"/>
+            <w:hideMark/>
+          </w:tcPr>
+          <w:p>
+            <w:pPr>
+              <w:spacing w:after="0" w:line="240" w:lineRule="auto"/>
+              <w:rPr>
+                <w:rFonts w:eastAsia="Times New Roman" w:cs="Times New Roman"/>
+                <w:szCs w:val="24"/>
+                <w:lang w:eastAsia="ru-RU"/>
+              </w:rPr>
+            </w:pPr>
+            <w:r>
+              <w:rPr>
+                <w:rFonts w:ascii="Segoe UI Emoji" w:eastAsia="Times New Roman" w:hAnsi="Segoe UI Emoji" w:cs="Segoe UI Emoji"/>
+                <w:szCs w:val="24"/>
+                <w:lang w:eastAsia="ru-RU"/>
+              </w:rPr>
+              <w:t>⚠️</w:t>
+            </w:r>
+            <w:r>
+              <w:rPr>
+                <w:rFonts w:eastAsia="Times New Roman" w:cs="Times New Roman"/>
+                <w:szCs w:val="24"/>
+                <w:lang w:eastAsia="ru-RU"/>
+              </w:rPr>
+              <w:t xml:space="preserve"> Нуждается в улучшении</w:t>
+            </w:r>
+          </w:p>
+        </w:tc>
+      </w:tr>
+    </w:tbl>
+    <w:p>
+      <w:pPr>
+        <w:spacing w:before="270" w:after="120" w:line="240" w:lineRule="auto"/>
+        <w:outlineLvl w:val="2"/>
+        <w:rPr>
+          <w:rFonts w:eastAsia="Times New Roman" w:cs="Times New Roman"/>
+          <w:b/>
+          <w:bCs/>
+          <w:sz w:val="28"/>
+          <w:szCs w:val="28"/>
+          <w:lang w:eastAsia="ru-RU"/>
+        </w:rPr>
+      </w:pPr>
+      <w:r>
+        <w:rPr>
+          <w:rFonts w:eastAsia="Times New Roman" w:cs="Times New Roman"/>
+          <w:b/>
+          <w:bCs/>
+          <w:sz w:val="28"/>
+          <w:szCs w:val="28"/>
+          <w:lang w:eastAsia="ru-RU"/>
+        </w:rPr>
+        <w:t>Ключевые проблемы и рекомендации</w:t>
+      </w:r>
+    </w:p>
+    <w:p>
+      <w:pPr>
+        <w:numPr>
+          <w:ilvl w:val="0"/>
+          <w:numId w:val="13"/>
+        </w:numPr>
+        <w:spacing w:before="100" w:beforeAutospacing="1" w:after="100" w:afterAutospacing="1" w:line="240" w:lineRule="auto"/>
+        <w:ind w:left="960"/>
+        <w:rPr>
+          <w:rFonts w:eastAsia="Times New Roman" w:cs="Times New Roman"/>
+          <w:szCs w:val="24"/>
+          <w:lang w:eastAsia="ru-RU"/>
+        </w:rPr>
+      </w:pPr>
+      <w:r>
+        <w:rPr>
+          <w:rFonts w:eastAsia="Times New Roman" w:cs="Times New Roman"/>
+          <w:b/>
+          <w:bCs/>
+          <w:szCs w:val="24"/>
+          <w:lang w:eastAsia="ru-RU"/>
+        </w:rPr>
+        <w:t>Мульти-серии (10 вопросов → 10 ошибок):</w:t>
+      </w:r>
+      <w:r>
+        <w:rPr>
+          <w:rFonts w:eastAsia="Times New Roman" w:cs="Times New Roman"/>
+          <w:szCs w:val="24"/>
+          <w:lang w:eastAsia="ru-RU"/>
+        </w:rPr>
+        <w:t> Pipeline не поддерживает </w:t>
+      </w:r>
+      <w:r>
+        <w:rPr>
+          <w:rFonts w:ascii="Consolas" w:eastAsia="Times New Roman" w:hAnsi="Consolas" w:cs="Times New Roman"/>
+          <w:sz w:val="22"/>
+          <w:lang w:eastAsia="ru-RU"/>
+        </w:rPr>
+        <w:t>series</w:t>
+      </w:r>
+      <w:r>
+        <w:rPr>
+          <w:rFonts w:eastAsia="Times New Roman" w:cs="Times New Roman"/>
+          <w:szCs w:val="24"/>
+          <w:lang w:eastAsia="ru-RU"/>
+        </w:rPr>
+        <w:t> в виде списка. Это чисто программная ошибка — нужно обрабатывать каждую серию по отдельности в цикле.</w:t>
+      </w:r>
+    </w:p>
+    <w:p>
+      <w:pPr>
+        <w:numPr>
+          <w:ilvl w:val="0"/>
+          <w:numId w:val="14"/>
+        </w:numPr>
+        <w:spacing w:before="100" w:beforeAutospacing="1" w:after="100" w:afterAutospacing="1" w:line="240" w:lineRule="auto"/>
+        <w:ind w:left="960"/>
+        <w:rPr>
+          <w:rFonts w:eastAsia="Times New Roman" w:cs="Times New Roman"/>
+          <w:szCs w:val="24"/>
+          <w:lang w:eastAsia="ru-RU"/>
+        </w:rPr>
+      </w:pPr>
+      <w:r>
+        <w:rPr>
+          <w:rFonts w:eastAsia="Times New Roman" w:cs="Times New Roman"/>
+          <w:b/>
+          <w:bCs/>
+          <w:szCs w:val="24"/>
+          <w:lang w:eastAsia="ru-RU"/>
+        </w:rPr>
+        <w:t>Ловушки (4 вопроса → 4 ошибки):</w:t>
+      </w:r>
+      <w:r>
+        <w:rPr>
+          <w:rFonts w:eastAsia="Times New Roman" w:cs="Times New Roman"/>
+          <w:szCs w:val="24"/>
+          <w:lang w:eastAsia="ru-RU"/>
+        </w:rPr>
+        <w:t> </w:t>
+      </w:r>
+      <w:r>
+        <w:rPr>
+          <w:rFonts w:ascii="Consolas" w:eastAsia="Times New Roman" w:hAnsi="Consolas" w:cs="Times New Roman"/>
+          <w:sz w:val="22"/>
+          <w:lang w:eastAsia="ru-RU"/>
+        </w:rPr>
+        <w:t>PARSE_TASK_TYPE_PROMPT</w:t>
+      </w:r>
+      <w:r>
+        <w:rPr>
+          <w:rFonts w:eastAsia="Times New Roman" w:cs="Times New Roman"/>
+          <w:szCs w:val="24"/>
+          <w:lang w:eastAsia="ru-RU"/>
+        </w:rPr>
+        <w:t> не учитывает контекст — цепляется за слова «цена», «продажи», «поездку». Нужно добавить примеры ловушек в промпт.</w:t>
+      </w:r>
+    </w:p>
+    <w:p>
+      <w:pPr>
+        <w:numPr>
+          <w:ilvl w:val="0"/>
+          <w:numId w:val="15"/>
+        </w:numPr>
+        <w:spacing w:before="100" w:beforeAutospacing="1" w:after="100" w:afterAutospacing="1" w:line="240" w:lineRule="auto"/>
+        <w:ind w:left="960"/>
+        <w:rPr>
+          <w:rFonts w:eastAsia="Times New Roman" w:cs="Times New Roman"/>
+          <w:szCs w:val="24"/>
+          <w:lang w:eastAsia="ru-RU"/>
+        </w:rPr>
+      </w:pPr>
+      <w:r>
+        <w:rPr>
+          <w:rFonts w:eastAsia="Times New Roman" w:cs="Times New Roman"/>
+          <w:b/>
+          <w:bCs/>
+          <w:szCs w:val="24"/>
+          <w:lang w:eastAsia="ru-RU"/>
+        </w:rPr>
+        <w:t>Относительные даты (18 из 40 ошибок):</w:t>
+      </w:r>
+      <w:r>
+        <w:rPr>
+          <w:rFonts w:eastAsia="Times New Roman" w:cs="Times New Roman"/>
+          <w:szCs w:val="24"/>
+          <w:lang w:eastAsia="ru-RU"/>
+        </w:rPr>
+        <w:t> Нужно уточнить </w:t>
+      </w:r>
+      <w:r>
+        <w:rPr>
+          <w:rFonts w:ascii="Consolas" w:eastAsia="Times New Roman" w:hAnsi="Consolas" w:cs="Times New Roman"/>
+          <w:sz w:val="22"/>
+          <w:lang w:eastAsia="ru-RU"/>
+        </w:rPr>
+        <w:t>PARSE_DATE_PROMPT</w:t>
+      </w:r>
+      <w:r>
+        <w:rPr>
+          <w:rFonts w:eastAsia="Times New Roman" w:cs="Times New Roman"/>
+          <w:szCs w:val="24"/>
+          <w:lang w:eastAsia="ru-RU"/>
+        </w:rPr>
+        <w:t> — явно определить, что «следующая неделя» = Пн–Вс </w:t>
+      </w:r>
+      <w:r>
+        <w:rPr>
+          <w:rFonts w:eastAsia="Times New Roman" w:cs="Times New Roman"/>
+          <w:b/>
+          <w:bCs/>
+          <w:szCs w:val="24"/>
+          <w:lang w:eastAsia="ru-RU"/>
+        </w:rPr>
+        <w:t>следующей</w:t>
+      </w:r>
+      <w:r>
+        <w:rPr>
+          <w:rFonts w:eastAsia="Times New Roman" w:cs="Times New Roman"/>
+          <w:szCs w:val="24"/>
+          <w:lang w:eastAsia="ru-RU"/>
+        </w:rPr>
+        <w:t> календарной недели, «следующий месяц» = весь </w:t>
+      </w:r>
+      <w:r>
+        <w:rPr>
+          <w:rFonts w:eastAsia="Times New Roman" w:cs="Times New Roman"/>
+          <w:b/>
+          <w:bCs/>
+          <w:szCs w:val="24"/>
+          <w:lang w:eastAsia="ru-RU"/>
+        </w:rPr>
+        <w:t>следующий</w:t>
+      </w:r>
+      <w:r>
+        <w:rPr>
+          <w:rFonts w:eastAsia="Times New Roman" w:cs="Times New Roman"/>
+          <w:szCs w:val="24"/>
+          <w:lang w:eastAsia="ru-RU"/>
+        </w:rPr>
+        <w:t> календарный месяц и т.д.</w:t>
+      </w:r>
+    </w:p>
+    <w:p/>
     <w:sectPr>
       <w:pgSz w:w="11906" w:h="16838"/>
       <w:pgMar w:top="1134" w:right="850" w:bottom="1134" w:left="1701" w:header="708" w:footer="708" w:gutter="0"/>
@@ -521,6 +6609,268 @@
 <file path=word/numbering.xml><?xml version="1.0" encoding="utf-8"?>
 <w:numbering xmlns:wpc="http://schemas.microsoft.com/office/word/2010/wordprocessingCanvas" xmlns:cx="http://schemas.microsoft.com/office/drawing/2014/chartex" xmlns:cx1="http://schemas.microsoft.com/office/drawing/2015/9/8/chartex" xmlns:cx2="http://schemas.microsoft.com/office/drawing/2015/10/21/chartex" xmlns:cx3="http://schemas.microsoft.com/office/drawing/2016/5/9/chartex" xmlns:cx4="http://schemas.microsoft.com/office/drawing/2016/5/10/chartex" xmlns:cx5="http://schemas.microsoft.com/office/drawing/2016/5/11/chartex" xmlns:cx6="http://schemas.microsoft.com/office/drawing/2016/5/12/chartex" xmlns:cx7="http://schemas.microsoft.com/office/drawing/2016/5/13/chartex" xmlns:cx8="http://schemas.microsoft.com/office/drawing/2016/5/14/chartex" xmlns:mc="http://schemas.openxmlformats.org/markup-compatibility/2006" xmlns:aink="http://schemas.microsoft.com/office/drawing/2016/ink" xmlns:am3d="http://schemas.microsoft.com/office/drawing/2017/model3d" xmlns:o="urn:schemas-microsoft-com:office:office" xmlns:r="http://schemas.openxmlformats.org/officeDocument/2006/relationships" xmlns:m="http://schemas.openxmlformats.org/officeDocument/2006/math" xmlns:v="urn:schemas-microsoft-com:vml" xmlns:wp14="http://schemas.microsoft.com/office/word/2010/wordprocessingDrawing" xmlns:wp="http://schemas.openxmlformats.org/drawingml/2006/wordprocessingDrawing" xmlns:w10="urn:schemas-microsoft-com:office:word" xmlns:w="http://schemas.openxmlformats.org/wordprocessingml/2006/main" xmlns:w14="http://schemas.microsoft.com/office/word/2010/wordml" xmlns:w15="http://schemas.microsoft.com/office/word/2012/wordml" xmlns:w16cex="http://schemas.microsoft.com/office/word/2018/wordml/cex" xmlns:w16cid="http://schemas.microsoft.com/office/word/2016/wordml/cid" xmlns:w16="http://schemas.microsoft.com/office/word/2018/wordml" xmlns:w16sdtdh="http://schemas.microsoft.com/office/word/2020/wordml/sdtdatahash" xmlns:w16se="http://schemas.microsoft.com/office/word/2015/wordml/symex" xmlns:wpg="http://schemas.microsoft.com/office/word/2010/wordprocessingGroup" xmlns:wpi="http://schemas.microsoft.com/office/word/2010/wordprocessingInk" xmlns:wne="http://schemas.microsoft.com/office/word/2006/wordml" xmlns:wps="http://schemas.microsoft.com/office/word/2010/wordprocessingShape" mc:Ignorable="w14 w15 w16se w16cid w16 w16cex w16sdtdh wp14">
   <w:abstractNum w:abstractNumId="0" w15:restartNumberingAfterBreak="0">
+    <w:nsid w:val="003E7839"/>
+    <w:multiLevelType w:val="multilevel"/>
+    <w:tmpl w:val="C70A7E54"/>
+    <w:lvl w:ilvl="0">
+      <w:start w:val="1"/>
+      <w:numFmt w:val="bullet"/>
+      <w:lvlText w:val=""/>
+      <w:lvlJc w:val="left"/>
+      <w:pPr>
+        <w:tabs>
+          <w:tab w:val="num" w:pos="720"/>
+        </w:tabs>
+        <w:ind w:left="720" w:hanging="360"/>
+      </w:pPr>
+      <w:rPr>
+        <w:rFonts w:ascii="Symbol" w:hAnsi="Symbol" w:hint="default"/>
+        <w:sz w:val="20"/>
+      </w:rPr>
+    </w:lvl>
+    <w:lvl w:ilvl="1" w:tentative="1">
+      <w:start w:val="1"/>
+      <w:numFmt w:val="bullet"/>
+      <w:lvlText w:val="o"/>
+      <w:lvlJc w:val="left"/>
+      <w:pPr>
+        <w:tabs>
+          <w:tab w:val="num" w:pos="1440"/>
+        </w:tabs>
+        <w:ind w:left="1440" w:hanging="360"/>
+      </w:pPr>
+      <w:rPr>
+        <w:rFonts w:ascii="Courier New" w:hAnsi="Courier New" w:hint="default"/>
+        <w:sz w:val="20"/>
+      </w:rPr>
+    </w:lvl>
+    <w:lvl w:ilvl="2" w:tentative="1">
+      <w:start w:val="1"/>
+      <w:numFmt w:val="bullet"/>
+      <w:lvlText w:val=""/>
+      <w:lvlJc w:val="left"/>
+      <w:pPr>
+        <w:tabs>
+          <w:tab w:val="num" w:pos="2160"/>
+        </w:tabs>
+        <w:ind w:left="2160" w:hanging="360"/>
+      </w:pPr>
+      <w:rPr>
+        <w:rFonts w:ascii="Wingdings" w:hAnsi="Wingdings" w:hint="default"/>
+        <w:sz w:val="20"/>
+      </w:rPr>
+    </w:lvl>
+    <w:lvl w:ilvl="3" w:tentative="1">
+      <w:start w:val="1"/>
+      <w:numFmt w:val="bullet"/>
+      <w:lvlText w:val=""/>
+      <w:lvlJc w:val="left"/>
+      <w:pPr>
+        <w:tabs>
+          <w:tab w:val="num" w:pos="2880"/>
+        </w:tabs>
+        <w:ind w:left="2880" w:hanging="360"/>
+      </w:pPr>
+      <w:rPr>
+        <w:rFonts w:ascii="Wingdings" w:hAnsi="Wingdings" w:hint="default"/>
+        <w:sz w:val="20"/>
+      </w:rPr>
+    </w:lvl>
+    <w:lvl w:ilvl="4" w:tentative="1">
+      <w:start w:val="1"/>
+      <w:numFmt w:val="bullet"/>
+      <w:lvlText w:val=""/>
+      <w:lvlJc w:val="left"/>
+      <w:pPr>
+        <w:tabs>
+          <w:tab w:val="num" w:pos="3600"/>
+        </w:tabs>
+        <w:ind w:left="3600" w:hanging="360"/>
+      </w:pPr>
+      <w:rPr>
+        <w:rFonts w:ascii="Wingdings" w:hAnsi="Wingdings" w:hint="default"/>
+        <w:sz w:val="20"/>
+      </w:rPr>
+    </w:lvl>
+    <w:lvl w:ilvl="5" w:tentative="1">
+      <w:start w:val="1"/>
+      <w:numFmt w:val="bullet"/>
+      <w:lvlText w:val=""/>
+      <w:lvlJc w:val="left"/>
+      <w:pPr>
+        <w:tabs>
+          <w:tab w:val="num" w:pos="4320"/>
+        </w:tabs>
+        <w:ind w:left="4320" w:hanging="360"/>
+      </w:pPr>
+      <w:rPr>
+        <w:rFonts w:ascii="Wingdings" w:hAnsi="Wingdings" w:hint="default"/>
+        <w:sz w:val="20"/>
+      </w:rPr>
+    </w:lvl>
+    <w:lvl w:ilvl="6" w:tentative="1">
+      <w:start w:val="1"/>
+      <w:numFmt w:val="bullet"/>
+      <w:lvlText w:val=""/>
+      <w:lvlJc w:val="left"/>
+      <w:pPr>
+        <w:tabs>
+          <w:tab w:val="num" w:pos="5040"/>
+        </w:tabs>
+        <w:ind w:left="5040" w:hanging="360"/>
+      </w:pPr>
+      <w:rPr>
+        <w:rFonts w:ascii="Wingdings" w:hAnsi="Wingdings" w:hint="default"/>
+        <w:sz w:val="20"/>
+      </w:rPr>
+    </w:lvl>
+    <w:lvl w:ilvl="7" w:tentative="1">
+      <w:start w:val="1"/>
+      <w:numFmt w:val="bullet"/>
+      <w:lvlText w:val=""/>
+      <w:lvlJc w:val="left"/>
+      <w:pPr>
+        <w:tabs>
+          <w:tab w:val="num" w:pos="5760"/>
+        </w:tabs>
+        <w:ind w:left="5760" w:hanging="360"/>
+      </w:pPr>
+      <w:rPr>
+        <w:rFonts w:ascii="Wingdings" w:hAnsi="Wingdings" w:hint="default"/>
+        <w:sz w:val="20"/>
+      </w:rPr>
+    </w:lvl>
+    <w:lvl w:ilvl="8" w:tentative="1">
+      <w:start w:val="1"/>
+      <w:numFmt w:val="bullet"/>
+      <w:lvlText w:val=""/>
+      <w:lvlJc w:val="left"/>
+      <w:pPr>
+        <w:tabs>
+          <w:tab w:val="num" w:pos="6480"/>
+        </w:tabs>
+        <w:ind w:left="6480" w:hanging="360"/>
+      </w:pPr>
+      <w:rPr>
+        <w:rFonts w:ascii="Wingdings" w:hAnsi="Wingdings" w:hint="default"/>
+        <w:sz w:val="20"/>
+      </w:rPr>
+    </w:lvl>
+  </w:abstractNum>
+  <w:abstractNum w:abstractNumId="1" w15:restartNumberingAfterBreak="0">
+    <w:nsid w:val="15CA24B4"/>
+    <w:multiLevelType w:val="multilevel"/>
+    <w:tmpl w:val="AC36106C"/>
+    <w:lvl w:ilvl="0">
+      <w:start w:val="1"/>
+      <w:numFmt w:val="decimal"/>
+      <w:lvlText w:val="%1."/>
+      <w:lvlJc w:val="left"/>
+      <w:pPr>
+        <w:tabs>
+          <w:tab w:val="num" w:pos="720"/>
+        </w:tabs>
+        <w:ind w:left="720" w:hanging="360"/>
+      </w:pPr>
+    </w:lvl>
+    <w:lvl w:ilvl="1" w:tentative="1">
+      <w:start w:val="1"/>
+      <w:numFmt w:val="decimal"/>
+      <w:lvlText w:val="%2."/>
+      <w:lvlJc w:val="left"/>
+      <w:pPr>
+        <w:tabs>
+          <w:tab w:val="num" w:pos="1440"/>
+        </w:tabs>
+        <w:ind w:left="1440" w:hanging="360"/>
+      </w:pPr>
+    </w:lvl>
+    <w:lvl w:ilvl="2" w:tentative="1">
+      <w:start w:val="1"/>
+      <w:numFmt w:val="decimal"/>
+      <w:lvlText w:val="%3."/>
+      <w:lvlJc w:val="left"/>
+      <w:pPr>
+        <w:tabs>
+          <w:tab w:val="num" w:pos="2160"/>
+        </w:tabs>
+        <w:ind w:left="2160" w:hanging="360"/>
+      </w:pPr>
+    </w:lvl>
+    <w:lvl w:ilvl="3" w:tentative="1">
+      <w:start w:val="1"/>
+      <w:numFmt w:val="decimal"/>
+      <w:lvlText w:val="%4."/>
+      <w:lvlJc w:val="left"/>
+      <w:pPr>
+        <w:tabs>
+          <w:tab w:val="num" w:pos="2880"/>
+        </w:tabs>
+        <w:ind w:left="2880" w:hanging="360"/>
+      </w:pPr>
+    </w:lvl>
+    <w:lvl w:ilvl="4" w:tentative="1">
+      <w:start w:val="1"/>
+      <w:numFmt w:val="decimal"/>
+      <w:lvlText w:val="%5."/>
+      <w:lvlJc w:val="left"/>
+      <w:pPr>
+        <w:tabs>
+          <w:tab w:val="num" w:pos="3600"/>
+        </w:tabs>
+        <w:ind w:left="3600" w:hanging="360"/>
+      </w:pPr>
+    </w:lvl>
+    <w:lvl w:ilvl="5" w:tentative="1">
+      <w:start w:val="1"/>
+      <w:numFmt w:val="decimal"/>
+      <w:lvlText w:val="%6."/>
+      <w:lvlJc w:val="left"/>
+      <w:pPr>
+        <w:tabs>
+          <w:tab w:val="num" w:pos="4320"/>
+        </w:tabs>
+        <w:ind w:left="4320" w:hanging="360"/>
+      </w:pPr>
+    </w:lvl>
+    <w:lvl w:ilvl="6" w:tentative="1">
+      <w:start w:val="1"/>
+      <w:numFmt w:val="decimal"/>
+      <w:lvlText w:val="%7."/>
+      <w:lvlJc w:val="left"/>
+      <w:pPr>
+        <w:tabs>
+          <w:tab w:val="num" w:pos="5040"/>
+        </w:tabs>
+        <w:ind w:left="5040" w:hanging="360"/>
+      </w:pPr>
+    </w:lvl>
+    <w:lvl w:ilvl="7" w:tentative="1">
+      <w:start w:val="1"/>
+      <w:numFmt w:val="decimal"/>
+      <w:lvlText w:val="%8."/>
+      <w:lvlJc w:val="left"/>
+      <w:pPr>
+        <w:tabs>
+          <w:tab w:val="num" w:pos="5760"/>
+        </w:tabs>
+        <w:ind w:left="5760" w:hanging="360"/>
+      </w:pPr>
+    </w:lvl>
+    <w:lvl w:ilvl="8" w:tentative="1">
+      <w:start w:val="1"/>
+      <w:numFmt w:val="decimal"/>
+      <w:lvlText w:val="%9."/>
+      <w:lvlJc w:val="left"/>
+      <w:pPr>
+        <w:tabs>
+          <w:tab w:val="num" w:pos="6480"/>
+        </w:tabs>
+        <w:ind w:left="6480" w:hanging="360"/>
+      </w:pPr>
+    </w:lvl>
+  </w:abstractNum>
+  <w:abstractNum w:abstractNumId="2" w15:restartNumberingAfterBreak="0">
     <w:nsid w:val="1A3F20BE"/>
     <w:multiLevelType w:val="hybridMultilevel"/>
     <w:tmpl w:val="B6A2DE44"/>
@@ -633,7 +6983,156 @@
       </w:rPr>
     </w:lvl>
   </w:abstractNum>
-  <w:abstractNum w:abstractNumId="1" w15:restartNumberingAfterBreak="0">
+  <w:abstractNum w:abstractNumId="3" w15:restartNumberingAfterBreak="0">
+    <w:nsid w:val="1D1C028E"/>
+    <w:multiLevelType w:val="multilevel"/>
+    <w:tmpl w:val="3AD420D6"/>
+    <w:lvl w:ilvl="0">
+      <w:start w:val="1"/>
+      <w:numFmt w:val="bullet"/>
+      <w:lvlText w:val=""/>
+      <w:lvlJc w:val="left"/>
+      <w:pPr>
+        <w:tabs>
+          <w:tab w:val="num" w:pos="720"/>
+        </w:tabs>
+        <w:ind w:left="720" w:hanging="360"/>
+      </w:pPr>
+      <w:rPr>
+        <w:rFonts w:ascii="Symbol" w:hAnsi="Symbol" w:hint="default"/>
+        <w:sz w:val="20"/>
+      </w:rPr>
+    </w:lvl>
+    <w:lvl w:ilvl="1" w:tentative="1">
+      <w:start w:val="1"/>
+      <w:numFmt w:val="bullet"/>
+      <w:lvlText w:val="o"/>
+      <w:lvlJc w:val="left"/>
+      <w:pPr>
+        <w:tabs>
+          <w:tab w:val="num" w:pos="1440"/>
+        </w:tabs>
+        <w:ind w:left="1440" w:hanging="360"/>
+      </w:pPr>
+      <w:rPr>
+        <w:rFonts w:ascii="Courier New" w:hAnsi="Courier New" w:hint="default"/>
+        <w:sz w:val="20"/>
+      </w:rPr>
+    </w:lvl>
+    <w:lvl w:ilvl="2" w:tentative="1">
+      <w:start w:val="1"/>
+      <w:numFmt w:val="bullet"/>
+      <w:lvlText w:val=""/>
+      <w:lvlJc w:val="left"/>
+      <w:pPr>
+        <w:tabs>
+          <w:tab w:val="num" w:pos="2160"/>
+        </w:tabs>
+        <w:ind w:left="2160" w:hanging="360"/>
+      </w:pPr>
+      <w:rPr>
+        <w:rFonts w:ascii="Wingdings" w:hAnsi="Wingdings" w:hint="default"/>
+        <w:sz w:val="20"/>
+      </w:rPr>
+    </w:lvl>
+    <w:lvl w:ilvl="3" w:tentative="1">
+      <w:start w:val="1"/>
+      <w:numFmt w:val="bullet"/>
+      <w:lvlText w:val=""/>
+      <w:lvlJc w:val="left"/>
+      <w:pPr>
+        <w:tabs>
+          <w:tab w:val="num" w:pos="2880"/>
+        </w:tabs>
+        <w:ind w:left="2880" w:hanging="360"/>
+      </w:pPr>
+      <w:rPr>
+        <w:rFonts w:ascii="Wingdings" w:hAnsi="Wingdings" w:hint="default"/>
+        <w:sz w:val="20"/>
+      </w:rPr>
+    </w:lvl>
+    <w:lvl w:ilvl="4" w:tentative="1">
+      <w:start w:val="1"/>
+      <w:numFmt w:val="bullet"/>
+      <w:lvlText w:val=""/>
+      <w:lvlJc w:val="left"/>
+      <w:pPr>
+        <w:tabs>
+          <w:tab w:val="num" w:pos="3600"/>
+        </w:tabs>
+        <w:ind w:left="3600" w:hanging="360"/>
+      </w:pPr>
+      <w:rPr>
+        <w:rFonts w:ascii="Wingdings" w:hAnsi="Wingdings" w:hint="default"/>
+        <w:sz w:val="20"/>
+      </w:rPr>
+    </w:lvl>
+    <w:lvl w:ilvl="5" w:tentative="1">
+      <w:start w:val="1"/>
+      <w:numFmt w:val="bullet"/>
+      <w:lvlText w:val=""/>
+      <w:lvlJc w:val="left"/>
+      <w:pPr>
+        <w:tabs>
+          <w:tab w:val="num" w:pos="4320"/>
+        </w:tabs>
+        <w:ind w:left="4320" w:hanging="360"/>
+      </w:pPr>
+      <w:rPr>
+        <w:rFonts w:ascii="Wingdings" w:hAnsi="Wingdings" w:hint="default"/>
+        <w:sz w:val="20"/>
+      </w:rPr>
+    </w:lvl>
+    <w:lvl w:ilvl="6" w:tentative="1">
+      <w:start w:val="1"/>
+      <w:numFmt w:val="bullet"/>
+      <w:lvlText w:val=""/>
+      <w:lvlJc w:val="left"/>
+      <w:pPr>
+        <w:tabs>
+          <w:tab w:val="num" w:pos="5040"/>
+        </w:tabs>
+        <w:ind w:left="5040" w:hanging="360"/>
+      </w:pPr>
+      <w:rPr>
+        <w:rFonts w:ascii="Wingdings" w:hAnsi="Wingdings" w:hint="default"/>
+        <w:sz w:val="20"/>
+      </w:rPr>
+    </w:lvl>
+    <w:lvl w:ilvl="7" w:tentative="1">
+      <w:start w:val="1"/>
+      <w:numFmt w:val="bullet"/>
+      <w:lvlText w:val=""/>
+      <w:lvlJc w:val="left"/>
+      <w:pPr>
+        <w:tabs>
+          <w:tab w:val="num" w:pos="5760"/>
+        </w:tabs>
+        <w:ind w:left="5760" w:hanging="360"/>
+      </w:pPr>
+      <w:rPr>
+        <w:rFonts w:ascii="Wingdings" w:hAnsi="Wingdings" w:hint="default"/>
+        <w:sz w:val="20"/>
+      </w:rPr>
+    </w:lvl>
+    <w:lvl w:ilvl="8" w:tentative="1">
+      <w:start w:val="1"/>
+      <w:numFmt w:val="bullet"/>
+      <w:lvlText w:val=""/>
+      <w:lvlJc w:val="left"/>
+      <w:pPr>
+        <w:tabs>
+          <w:tab w:val="num" w:pos="6480"/>
+        </w:tabs>
+        <w:ind w:left="6480" w:hanging="360"/>
+      </w:pPr>
+      <w:rPr>
+        <w:rFonts w:ascii="Wingdings" w:hAnsi="Wingdings" w:hint="default"/>
+        <w:sz w:val="20"/>
+      </w:rPr>
+    </w:lvl>
+  </w:abstractNum>
+  <w:abstractNum w:abstractNumId="4" w15:restartNumberingAfterBreak="0">
     <w:nsid w:val="2058010E"/>
     <w:multiLevelType w:val="hybridMultilevel"/>
     <w:tmpl w:val="A978E5CC"/>
@@ -746,7 +7245,156 @@
       </w:rPr>
     </w:lvl>
   </w:abstractNum>
-  <w:abstractNum w:abstractNumId="2" w15:restartNumberingAfterBreak="0">
+  <w:abstractNum w:abstractNumId="5" w15:restartNumberingAfterBreak="0">
+    <w:nsid w:val="32F822F2"/>
+    <w:multiLevelType w:val="multilevel"/>
+    <w:tmpl w:val="8C028D08"/>
+    <w:lvl w:ilvl="0">
+      <w:start w:val="1"/>
+      <w:numFmt w:val="bullet"/>
+      <w:lvlText w:val=""/>
+      <w:lvlJc w:val="left"/>
+      <w:pPr>
+        <w:tabs>
+          <w:tab w:val="num" w:pos="720"/>
+        </w:tabs>
+        <w:ind w:left="720" w:hanging="360"/>
+      </w:pPr>
+      <w:rPr>
+        <w:rFonts w:ascii="Symbol" w:hAnsi="Symbol" w:hint="default"/>
+        <w:sz w:val="20"/>
+      </w:rPr>
+    </w:lvl>
+    <w:lvl w:ilvl="1" w:tentative="1">
+      <w:start w:val="1"/>
+      <w:numFmt w:val="bullet"/>
+      <w:lvlText w:val="o"/>
+      <w:lvlJc w:val="left"/>
+      <w:pPr>
+        <w:tabs>
+          <w:tab w:val="num" w:pos="1440"/>
+        </w:tabs>
+        <w:ind w:left="1440" w:hanging="360"/>
+      </w:pPr>
+      <w:rPr>
+        <w:rFonts w:ascii="Courier New" w:hAnsi="Courier New" w:hint="default"/>
+        <w:sz w:val="20"/>
+      </w:rPr>
+    </w:lvl>
+    <w:lvl w:ilvl="2" w:tentative="1">
+      <w:start w:val="1"/>
+      <w:numFmt w:val="bullet"/>
+      <w:lvlText w:val=""/>
+      <w:lvlJc w:val="left"/>
+      <w:pPr>
+        <w:tabs>
+          <w:tab w:val="num" w:pos="2160"/>
+        </w:tabs>
+        <w:ind w:left="2160" w:hanging="360"/>
+      </w:pPr>
+      <w:rPr>
+        <w:rFonts w:ascii="Wingdings" w:hAnsi="Wingdings" w:hint="default"/>
+        <w:sz w:val="20"/>
+      </w:rPr>
+    </w:lvl>
+    <w:lvl w:ilvl="3" w:tentative="1">
+      <w:start w:val="1"/>
+      <w:numFmt w:val="bullet"/>
+      <w:lvlText w:val=""/>
+      <w:lvlJc w:val="left"/>
+      <w:pPr>
+        <w:tabs>
+          <w:tab w:val="num" w:pos="2880"/>
+        </w:tabs>
+        <w:ind w:left="2880" w:hanging="360"/>
+      </w:pPr>
+      <w:rPr>
+        <w:rFonts w:ascii="Wingdings" w:hAnsi="Wingdings" w:hint="default"/>
+        <w:sz w:val="20"/>
+      </w:rPr>
+    </w:lvl>
+    <w:lvl w:ilvl="4" w:tentative="1">
+      <w:start w:val="1"/>
+      <w:numFmt w:val="bullet"/>
+      <w:lvlText w:val=""/>
+      <w:lvlJc w:val="left"/>
+      <w:pPr>
+        <w:tabs>
+          <w:tab w:val="num" w:pos="3600"/>
+        </w:tabs>
+        <w:ind w:left="3600" w:hanging="360"/>
+      </w:pPr>
+      <w:rPr>
+        <w:rFonts w:ascii="Wingdings" w:hAnsi="Wingdings" w:hint="default"/>
+        <w:sz w:val="20"/>
+      </w:rPr>
+    </w:lvl>
+    <w:lvl w:ilvl="5" w:tentative="1">
+      <w:start w:val="1"/>
+      <w:numFmt w:val="bullet"/>
+      <w:lvlText w:val=""/>
+      <w:lvlJc w:val="left"/>
+      <w:pPr>
+        <w:tabs>
+          <w:tab w:val="num" w:pos="4320"/>
+        </w:tabs>
+        <w:ind w:left="4320" w:hanging="360"/>
+      </w:pPr>
+      <w:rPr>
+        <w:rFonts w:ascii="Wingdings" w:hAnsi="Wingdings" w:hint="default"/>
+        <w:sz w:val="20"/>
+      </w:rPr>
+    </w:lvl>
+    <w:lvl w:ilvl="6" w:tentative="1">
+      <w:start w:val="1"/>
+      <w:numFmt w:val="bullet"/>
+      <w:lvlText w:val=""/>
+      <w:lvlJc w:val="left"/>
+      <w:pPr>
+        <w:tabs>
+          <w:tab w:val="num" w:pos="5040"/>
+        </w:tabs>
+        <w:ind w:left="5040" w:hanging="360"/>
+      </w:pPr>
+      <w:rPr>
+        <w:rFonts w:ascii="Wingdings" w:hAnsi="Wingdings" w:hint="default"/>
+        <w:sz w:val="20"/>
+      </w:rPr>
+    </w:lvl>
+    <w:lvl w:ilvl="7" w:tentative="1">
+      <w:start w:val="1"/>
+      <w:numFmt w:val="bullet"/>
+      <w:lvlText w:val=""/>
+      <w:lvlJc w:val="left"/>
+      <w:pPr>
+        <w:tabs>
+          <w:tab w:val="num" w:pos="5760"/>
+        </w:tabs>
+        <w:ind w:left="5760" w:hanging="360"/>
+      </w:pPr>
+      <w:rPr>
+        <w:rFonts w:ascii="Wingdings" w:hAnsi="Wingdings" w:hint="default"/>
+        <w:sz w:val="20"/>
+      </w:rPr>
+    </w:lvl>
+    <w:lvl w:ilvl="8" w:tentative="1">
+      <w:start w:val="1"/>
+      <w:numFmt w:val="bullet"/>
+      <w:lvlText w:val=""/>
+      <w:lvlJc w:val="left"/>
+      <w:pPr>
+        <w:tabs>
+          <w:tab w:val="num" w:pos="6480"/>
+        </w:tabs>
+        <w:ind w:left="6480" w:hanging="360"/>
+      </w:pPr>
+      <w:rPr>
+        <w:rFonts w:ascii="Wingdings" w:hAnsi="Wingdings" w:hint="default"/>
+        <w:sz w:val="20"/>
+      </w:rPr>
+    </w:lvl>
+  </w:abstractNum>
+  <w:abstractNum w:abstractNumId="6" w15:restartNumberingAfterBreak="0">
     <w:nsid w:val="403B5F6D"/>
     <w:multiLevelType w:val="hybridMultilevel"/>
     <w:tmpl w:val="06D80532"/>
@@ -835,7 +7483,7 @@
       </w:pPr>
     </w:lvl>
   </w:abstractNum>
-  <w:abstractNum w:abstractNumId="3" w15:restartNumberingAfterBreak="0">
+  <w:abstractNum w:abstractNumId="7" w15:restartNumberingAfterBreak="0">
     <w:nsid w:val="502866B4"/>
     <w:multiLevelType w:val="hybridMultilevel"/>
     <w:tmpl w:val="8348FBC8"/>
@@ -921,7 +7569,7 @@
       </w:pPr>
     </w:lvl>
   </w:abstractNum>
-  <w:abstractNum w:abstractNumId="4" w15:restartNumberingAfterBreak="0">
+  <w:abstractNum w:abstractNumId="8" w15:restartNumberingAfterBreak="0">
     <w:nsid w:val="510E4213"/>
     <w:multiLevelType w:val="multilevel"/>
     <w:tmpl w:val="0EB6C258"/>
@@ -1035,7 +7683,96 @@
       </w:pPr>
     </w:lvl>
   </w:abstractNum>
-  <w:abstractNum w:abstractNumId="5" w15:restartNumberingAfterBreak="0">
+  <w:abstractNum w:abstractNumId="9" w15:restartNumberingAfterBreak="0">
+    <w:nsid w:val="56F36587"/>
+    <w:multiLevelType w:val="hybridMultilevel"/>
+    <w:tmpl w:val="C6D67BB8"/>
+    <w:lvl w:ilvl="0" w:tplc="AC7C8708">
+      <w:start w:val="1"/>
+      <w:numFmt w:val="decimal"/>
+      <w:lvlText w:val="%1)"/>
+      <w:lvlJc w:val="left"/>
+      <w:pPr>
+        <w:ind w:left="1080" w:hanging="360"/>
+      </w:pPr>
+      <w:rPr>
+        <w:rFonts w:hint="default"/>
+      </w:rPr>
+    </w:lvl>
+    <w:lvl w:ilvl="1" w:tplc="04190019" w:tentative="1">
+      <w:start w:val="1"/>
+      <w:numFmt w:val="lowerLetter"/>
+      <w:lvlText w:val="%2."/>
+      <w:lvlJc w:val="left"/>
+      <w:pPr>
+        <w:ind w:left="1800" w:hanging="360"/>
+      </w:pPr>
+    </w:lvl>
+    <w:lvl w:ilvl="2" w:tplc="0419001B" w:tentative="1">
+      <w:start w:val="1"/>
+      <w:numFmt w:val="lowerRoman"/>
+      <w:lvlText w:val="%3."/>
+      <w:lvlJc w:val="right"/>
+      <w:pPr>
+        <w:ind w:left="2520" w:hanging="180"/>
+      </w:pPr>
+    </w:lvl>
+    <w:lvl w:ilvl="3" w:tplc="0419000F" w:tentative="1">
+      <w:start w:val="1"/>
+      <w:numFmt w:val="decimal"/>
+      <w:lvlText w:val="%4."/>
+      <w:lvlJc w:val="left"/>
+      <w:pPr>
+        <w:ind w:left="3240" w:hanging="360"/>
+      </w:pPr>
+    </w:lvl>
+    <w:lvl w:ilvl="4" w:tplc="04190019" w:tentative="1">
+      <w:start w:val="1"/>
+      <w:numFmt w:val="lowerLetter"/>
+      <w:lvlText w:val="%5."/>
+      <w:lvlJc w:val="left"/>
+      <w:pPr>
+        <w:ind w:left="3960" w:hanging="360"/>
+      </w:pPr>
+    </w:lvl>
+    <w:lvl w:ilvl="5" w:tplc="0419001B" w:tentative="1">
+      <w:start w:val="1"/>
+      <w:numFmt w:val="lowerRoman"/>
+      <w:lvlText w:val="%6."/>
+      <w:lvlJc w:val="right"/>
+      <w:pPr>
+        <w:ind w:left="4680" w:hanging="180"/>
+      </w:pPr>
+    </w:lvl>
+    <w:lvl w:ilvl="6" w:tplc="0419000F" w:tentative="1">
+      <w:start w:val="1"/>
+      <w:numFmt w:val="decimal"/>
+      <w:lvlText w:val="%7."/>
+      <w:lvlJc w:val="left"/>
+      <w:pPr>
+        <w:ind w:left="5400" w:hanging="360"/>
+      </w:pPr>
+    </w:lvl>
+    <w:lvl w:ilvl="7" w:tplc="04190019" w:tentative="1">
+      <w:start w:val="1"/>
+      <w:numFmt w:val="lowerLetter"/>
+      <w:lvlText w:val="%8."/>
+      <w:lvlJc w:val="left"/>
+      <w:pPr>
+        <w:ind w:left="6120" w:hanging="360"/>
+      </w:pPr>
+    </w:lvl>
+    <w:lvl w:ilvl="8" w:tplc="0419001B" w:tentative="1">
+      <w:start w:val="1"/>
+      <w:numFmt w:val="lowerRoman"/>
+      <w:lvlText w:val="%9."/>
+      <w:lvlJc w:val="right"/>
+      <w:pPr>
+        <w:ind w:left="6840" w:hanging="180"/>
+      </w:pPr>
+    </w:lvl>
+  </w:abstractNum>
+  <w:abstractNum w:abstractNumId="10" w15:restartNumberingAfterBreak="0">
     <w:nsid w:val="6767320B"/>
     <w:multiLevelType w:val="hybridMultilevel"/>
     <w:tmpl w:val="9BEE6F9A"/>
@@ -1124,23 +7861,583 @@
       </w:pPr>
     </w:lvl>
   </w:abstractNum>
+  <w:abstractNum w:abstractNumId="11" w15:restartNumberingAfterBreak="0">
+    <w:nsid w:val="70B060BA"/>
+    <w:multiLevelType w:val="multilevel"/>
+    <w:tmpl w:val="03A66D36"/>
+    <w:lvl w:ilvl="0">
+      <w:start w:val="1"/>
+      <w:numFmt w:val="bullet"/>
+      <w:lvlText w:val=""/>
+      <w:lvlJc w:val="left"/>
+      <w:pPr>
+        <w:tabs>
+          <w:tab w:val="num" w:pos="720"/>
+        </w:tabs>
+        <w:ind w:left="720" w:hanging="360"/>
+      </w:pPr>
+      <w:rPr>
+        <w:rFonts w:ascii="Symbol" w:hAnsi="Symbol" w:hint="default"/>
+        <w:sz w:val="20"/>
+      </w:rPr>
+    </w:lvl>
+    <w:lvl w:ilvl="1" w:tentative="1">
+      <w:start w:val="1"/>
+      <w:numFmt w:val="bullet"/>
+      <w:lvlText w:val="o"/>
+      <w:lvlJc w:val="left"/>
+      <w:pPr>
+        <w:tabs>
+          <w:tab w:val="num" w:pos="1440"/>
+        </w:tabs>
+        <w:ind w:left="1440" w:hanging="360"/>
+      </w:pPr>
+      <w:rPr>
+        <w:rFonts w:ascii="Courier New" w:hAnsi="Courier New" w:hint="default"/>
+        <w:sz w:val="20"/>
+      </w:rPr>
+    </w:lvl>
+    <w:lvl w:ilvl="2" w:tentative="1">
+      <w:start w:val="1"/>
+      <w:numFmt w:val="bullet"/>
+      <w:lvlText w:val=""/>
+      <w:lvlJc w:val="left"/>
+      <w:pPr>
+        <w:tabs>
+          <w:tab w:val="num" w:pos="2160"/>
+        </w:tabs>
+        <w:ind w:left="2160" w:hanging="360"/>
+      </w:pPr>
+      <w:rPr>
+        <w:rFonts w:ascii="Wingdings" w:hAnsi="Wingdings" w:hint="default"/>
+        <w:sz w:val="20"/>
+      </w:rPr>
+    </w:lvl>
+    <w:lvl w:ilvl="3" w:tentative="1">
+      <w:start w:val="1"/>
+      <w:numFmt w:val="bullet"/>
+      <w:lvlText w:val=""/>
+      <w:lvlJc w:val="left"/>
+      <w:pPr>
+        <w:tabs>
+          <w:tab w:val="num" w:pos="2880"/>
+        </w:tabs>
+        <w:ind w:left="2880" w:hanging="360"/>
+      </w:pPr>
+      <w:rPr>
+        <w:rFonts w:ascii="Wingdings" w:hAnsi="Wingdings" w:hint="default"/>
+        <w:sz w:val="20"/>
+      </w:rPr>
+    </w:lvl>
+    <w:lvl w:ilvl="4" w:tentative="1">
+      <w:start w:val="1"/>
+      <w:numFmt w:val="bullet"/>
+      <w:lvlText w:val=""/>
+      <w:lvlJc w:val="left"/>
+      <w:pPr>
+        <w:tabs>
+          <w:tab w:val="num" w:pos="3600"/>
+        </w:tabs>
+        <w:ind w:left="3600" w:hanging="360"/>
+      </w:pPr>
+      <w:rPr>
+        <w:rFonts w:ascii="Wingdings" w:hAnsi="Wingdings" w:hint="default"/>
+        <w:sz w:val="20"/>
+      </w:rPr>
+    </w:lvl>
+    <w:lvl w:ilvl="5" w:tentative="1">
+      <w:start w:val="1"/>
+      <w:numFmt w:val="bullet"/>
+      <w:lvlText w:val=""/>
+      <w:lvlJc w:val="left"/>
+      <w:pPr>
+        <w:tabs>
+          <w:tab w:val="num" w:pos="4320"/>
+        </w:tabs>
+        <w:ind w:left="4320" w:hanging="360"/>
+      </w:pPr>
+      <w:rPr>
+        <w:rFonts w:ascii="Wingdings" w:hAnsi="Wingdings" w:hint="default"/>
+        <w:sz w:val="20"/>
+      </w:rPr>
+    </w:lvl>
+    <w:lvl w:ilvl="6" w:tentative="1">
+      <w:start w:val="1"/>
+      <w:numFmt w:val="bullet"/>
+      <w:lvlText w:val=""/>
+      <w:lvlJc w:val="left"/>
+      <w:pPr>
+        <w:tabs>
+          <w:tab w:val="num" w:pos="5040"/>
+        </w:tabs>
+        <w:ind w:left="5040" w:hanging="360"/>
+      </w:pPr>
+      <w:rPr>
+        <w:rFonts w:ascii="Wingdings" w:hAnsi="Wingdings" w:hint="default"/>
+        <w:sz w:val="20"/>
+      </w:rPr>
+    </w:lvl>
+    <w:lvl w:ilvl="7" w:tentative="1">
+      <w:start w:val="1"/>
+      <w:numFmt w:val="bullet"/>
+      <w:lvlText w:val=""/>
+      <w:lvlJc w:val="left"/>
+      <w:pPr>
+        <w:tabs>
+          <w:tab w:val="num" w:pos="5760"/>
+        </w:tabs>
+        <w:ind w:left="5760" w:hanging="360"/>
+      </w:pPr>
+      <w:rPr>
+        <w:rFonts w:ascii="Wingdings" w:hAnsi="Wingdings" w:hint="default"/>
+        <w:sz w:val="20"/>
+      </w:rPr>
+    </w:lvl>
+    <w:lvl w:ilvl="8" w:tentative="1">
+      <w:start w:val="1"/>
+      <w:numFmt w:val="bullet"/>
+      <w:lvlText w:val=""/>
+      <w:lvlJc w:val="left"/>
+      <w:pPr>
+        <w:tabs>
+          <w:tab w:val="num" w:pos="6480"/>
+        </w:tabs>
+        <w:ind w:left="6480" w:hanging="360"/>
+      </w:pPr>
+      <w:rPr>
+        <w:rFonts w:ascii="Wingdings" w:hAnsi="Wingdings" w:hint="default"/>
+        <w:sz w:val="20"/>
+      </w:rPr>
+    </w:lvl>
+  </w:abstractNum>
+  <w:abstractNum w:abstractNumId="12" w15:restartNumberingAfterBreak="0">
+    <w:nsid w:val="71995B24"/>
+    <w:multiLevelType w:val="multilevel"/>
+    <w:tmpl w:val="6AA01E56"/>
+    <w:lvl w:ilvl="0">
+      <w:start w:val="1"/>
+      <w:numFmt w:val="decimal"/>
+      <w:lvlText w:val="%1."/>
+      <w:lvlJc w:val="left"/>
+      <w:pPr>
+        <w:tabs>
+          <w:tab w:val="num" w:pos="720"/>
+        </w:tabs>
+        <w:ind w:left="720" w:hanging="360"/>
+      </w:pPr>
+    </w:lvl>
+    <w:lvl w:ilvl="1" w:tentative="1">
+      <w:start w:val="1"/>
+      <w:numFmt w:val="decimal"/>
+      <w:lvlText w:val="%2."/>
+      <w:lvlJc w:val="left"/>
+      <w:pPr>
+        <w:tabs>
+          <w:tab w:val="num" w:pos="1440"/>
+        </w:tabs>
+        <w:ind w:left="1440" w:hanging="360"/>
+      </w:pPr>
+    </w:lvl>
+    <w:lvl w:ilvl="2" w:tentative="1">
+      <w:start w:val="1"/>
+      <w:numFmt w:val="decimal"/>
+      <w:lvlText w:val="%3."/>
+      <w:lvlJc w:val="left"/>
+      <w:pPr>
+        <w:tabs>
+          <w:tab w:val="num" w:pos="2160"/>
+        </w:tabs>
+        <w:ind w:left="2160" w:hanging="360"/>
+      </w:pPr>
+    </w:lvl>
+    <w:lvl w:ilvl="3" w:tentative="1">
+      <w:start w:val="1"/>
+      <w:numFmt w:val="decimal"/>
+      <w:lvlText w:val="%4."/>
+      <w:lvlJc w:val="left"/>
+      <w:pPr>
+        <w:tabs>
+          <w:tab w:val="num" w:pos="2880"/>
+        </w:tabs>
+        <w:ind w:left="2880" w:hanging="360"/>
+      </w:pPr>
+    </w:lvl>
+    <w:lvl w:ilvl="4" w:tentative="1">
+      <w:start w:val="1"/>
+      <w:numFmt w:val="decimal"/>
+      <w:lvlText w:val="%5."/>
+      <w:lvlJc w:val="left"/>
+      <w:pPr>
+        <w:tabs>
+          <w:tab w:val="num" w:pos="3600"/>
+        </w:tabs>
+        <w:ind w:left="3600" w:hanging="360"/>
+      </w:pPr>
+    </w:lvl>
+    <w:lvl w:ilvl="5" w:tentative="1">
+      <w:start w:val="1"/>
+      <w:numFmt w:val="decimal"/>
+      <w:lvlText w:val="%6."/>
+      <w:lvlJc w:val="left"/>
+      <w:pPr>
+        <w:tabs>
+          <w:tab w:val="num" w:pos="4320"/>
+        </w:tabs>
+        <w:ind w:left="4320" w:hanging="360"/>
+      </w:pPr>
+    </w:lvl>
+    <w:lvl w:ilvl="6" w:tentative="1">
+      <w:start w:val="1"/>
+      <w:numFmt w:val="decimal"/>
+      <w:lvlText w:val="%7."/>
+      <w:lvlJc w:val="left"/>
+      <w:pPr>
+        <w:tabs>
+          <w:tab w:val="num" w:pos="5040"/>
+        </w:tabs>
+        <w:ind w:left="5040" w:hanging="360"/>
+      </w:pPr>
+    </w:lvl>
+    <w:lvl w:ilvl="7" w:tentative="1">
+      <w:start w:val="1"/>
+      <w:numFmt w:val="decimal"/>
+      <w:lvlText w:val="%8."/>
+      <w:lvlJc w:val="left"/>
+      <w:pPr>
+        <w:tabs>
+          <w:tab w:val="num" w:pos="5760"/>
+        </w:tabs>
+        <w:ind w:left="5760" w:hanging="360"/>
+      </w:pPr>
+    </w:lvl>
+    <w:lvl w:ilvl="8" w:tentative="1">
+      <w:start w:val="1"/>
+      <w:numFmt w:val="decimal"/>
+      <w:lvlText w:val="%9."/>
+      <w:lvlJc w:val="left"/>
+      <w:pPr>
+        <w:tabs>
+          <w:tab w:val="num" w:pos="6480"/>
+        </w:tabs>
+        <w:ind w:left="6480" w:hanging="360"/>
+      </w:pPr>
+    </w:lvl>
+  </w:abstractNum>
+  <w:abstractNum w:abstractNumId="13" w15:restartNumberingAfterBreak="0">
+    <w:nsid w:val="770C5767"/>
+    <w:multiLevelType w:val="multilevel"/>
+    <w:tmpl w:val="AB36B71A"/>
+    <w:lvl w:ilvl="0">
+      <w:start w:val="1"/>
+      <w:numFmt w:val="decimal"/>
+      <w:lvlText w:val="%1."/>
+      <w:lvlJc w:val="left"/>
+      <w:pPr>
+        <w:tabs>
+          <w:tab w:val="num" w:pos="720"/>
+        </w:tabs>
+        <w:ind w:left="720" w:hanging="360"/>
+      </w:pPr>
+    </w:lvl>
+    <w:lvl w:ilvl="1" w:tentative="1">
+      <w:start w:val="1"/>
+      <w:numFmt w:val="decimal"/>
+      <w:lvlText w:val="%2."/>
+      <w:lvlJc w:val="left"/>
+      <w:pPr>
+        <w:tabs>
+          <w:tab w:val="num" w:pos="1440"/>
+        </w:tabs>
+        <w:ind w:left="1440" w:hanging="360"/>
+      </w:pPr>
+    </w:lvl>
+    <w:lvl w:ilvl="2" w:tentative="1">
+      <w:start w:val="1"/>
+      <w:numFmt w:val="decimal"/>
+      <w:lvlText w:val="%3."/>
+      <w:lvlJc w:val="left"/>
+      <w:pPr>
+        <w:tabs>
+          <w:tab w:val="num" w:pos="2160"/>
+        </w:tabs>
+        <w:ind w:left="2160" w:hanging="360"/>
+      </w:pPr>
+    </w:lvl>
+    <w:lvl w:ilvl="3" w:tentative="1">
+      <w:start w:val="1"/>
+      <w:numFmt w:val="decimal"/>
+      <w:lvlText w:val="%4."/>
+      <w:lvlJc w:val="left"/>
+      <w:pPr>
+        <w:tabs>
+          <w:tab w:val="num" w:pos="2880"/>
+        </w:tabs>
+        <w:ind w:left="2880" w:hanging="360"/>
+      </w:pPr>
+    </w:lvl>
+    <w:lvl w:ilvl="4" w:tentative="1">
+      <w:start w:val="1"/>
+      <w:numFmt w:val="decimal"/>
+      <w:lvlText w:val="%5."/>
+      <w:lvlJc w:val="left"/>
+      <w:pPr>
+        <w:tabs>
+          <w:tab w:val="num" w:pos="3600"/>
+        </w:tabs>
+        <w:ind w:left="3600" w:hanging="360"/>
+      </w:pPr>
+    </w:lvl>
+    <w:lvl w:ilvl="5" w:tentative="1">
+      <w:start w:val="1"/>
+      <w:numFmt w:val="decimal"/>
+      <w:lvlText w:val="%6."/>
+      <w:lvlJc w:val="left"/>
+      <w:pPr>
+        <w:tabs>
+          <w:tab w:val="num" w:pos="4320"/>
+        </w:tabs>
+        <w:ind w:left="4320" w:hanging="360"/>
+      </w:pPr>
+    </w:lvl>
+    <w:lvl w:ilvl="6" w:tentative="1">
+      <w:start w:val="1"/>
+      <w:numFmt w:val="decimal"/>
+      <w:lvlText w:val="%7."/>
+      <w:lvlJc w:val="left"/>
+      <w:pPr>
+        <w:tabs>
+          <w:tab w:val="num" w:pos="5040"/>
+        </w:tabs>
+        <w:ind w:left="5040" w:hanging="360"/>
+      </w:pPr>
+    </w:lvl>
+    <w:lvl w:ilvl="7" w:tentative="1">
+      <w:start w:val="1"/>
+      <w:numFmt w:val="decimal"/>
+      <w:lvlText w:val="%8."/>
+      <w:lvlJc w:val="left"/>
+      <w:pPr>
+        <w:tabs>
+          <w:tab w:val="num" w:pos="5760"/>
+        </w:tabs>
+        <w:ind w:left="5760" w:hanging="360"/>
+      </w:pPr>
+    </w:lvl>
+    <w:lvl w:ilvl="8" w:tentative="1">
+      <w:start w:val="1"/>
+      <w:numFmt w:val="decimal"/>
+      <w:lvlText w:val="%9."/>
+      <w:lvlJc w:val="left"/>
+      <w:pPr>
+        <w:tabs>
+          <w:tab w:val="num" w:pos="6480"/>
+        </w:tabs>
+        <w:ind w:left="6480" w:hanging="360"/>
+      </w:pPr>
+    </w:lvl>
+  </w:abstractNum>
+  <w:abstractNum w:abstractNumId="14" w15:restartNumberingAfterBreak="0">
+    <w:nsid w:val="7EE732C9"/>
+    <w:multiLevelType w:val="multilevel"/>
+    <w:tmpl w:val="EE8E60B4"/>
+    <w:lvl w:ilvl="0">
+      <w:start w:val="1"/>
+      <w:numFmt w:val="bullet"/>
+      <w:lvlText w:val=""/>
+      <w:lvlJc w:val="left"/>
+      <w:pPr>
+        <w:tabs>
+          <w:tab w:val="num" w:pos="720"/>
+        </w:tabs>
+        <w:ind w:left="720" w:hanging="360"/>
+      </w:pPr>
+      <w:rPr>
+        <w:rFonts w:ascii="Symbol" w:hAnsi="Symbol" w:hint="default"/>
+        <w:sz w:val="20"/>
+      </w:rPr>
+    </w:lvl>
+    <w:lvl w:ilvl="1" w:tentative="1">
+      <w:start w:val="1"/>
+      <w:numFmt w:val="bullet"/>
+      <w:lvlText w:val="o"/>
+      <w:lvlJc w:val="left"/>
+      <w:pPr>
+        <w:tabs>
+          <w:tab w:val="num" w:pos="1440"/>
+        </w:tabs>
+        <w:ind w:left="1440" w:hanging="360"/>
+      </w:pPr>
+      <w:rPr>
+        <w:rFonts w:ascii="Courier New" w:hAnsi="Courier New" w:hint="default"/>
+        <w:sz w:val="20"/>
+      </w:rPr>
+    </w:lvl>
+    <w:lvl w:ilvl="2" w:tentative="1">
+      <w:start w:val="1"/>
+      <w:numFmt w:val="bullet"/>
+      <w:lvlText w:val=""/>
+      <w:lvlJc w:val="left"/>
+      <w:pPr>
+        <w:tabs>
+          <w:tab w:val="num" w:pos="2160"/>
+        </w:tabs>
+        <w:ind w:left="2160" w:hanging="360"/>
+      </w:pPr>
+      <w:rPr>
+        <w:rFonts w:ascii="Wingdings" w:hAnsi="Wingdings" w:hint="default"/>
+        <w:sz w:val="20"/>
+      </w:rPr>
+    </w:lvl>
+    <w:lvl w:ilvl="3" w:tentative="1">
+      <w:start w:val="1"/>
+      <w:numFmt w:val="bullet"/>
+      <w:lvlText w:val=""/>
+      <w:lvlJc w:val="left"/>
+      <w:pPr>
+        <w:tabs>
+          <w:tab w:val="num" w:pos="2880"/>
+        </w:tabs>
+        <w:ind w:left="2880" w:hanging="360"/>
+      </w:pPr>
+      <w:rPr>
+        <w:rFonts w:ascii="Wingdings" w:hAnsi="Wingdings" w:hint="default"/>
+        <w:sz w:val="20"/>
+      </w:rPr>
+    </w:lvl>
+    <w:lvl w:ilvl="4" w:tentative="1">
+      <w:start w:val="1"/>
+      <w:numFmt w:val="bullet"/>
+      <w:lvlText w:val=""/>
+      <w:lvlJc w:val="left"/>
+      <w:pPr>
+        <w:tabs>
+          <w:tab w:val="num" w:pos="3600"/>
+        </w:tabs>
+        <w:ind w:left="3600" w:hanging="360"/>
+      </w:pPr>
+      <w:rPr>
+        <w:rFonts w:ascii="Wingdings" w:hAnsi="Wingdings" w:hint="default"/>
+        <w:sz w:val="20"/>
+      </w:rPr>
+    </w:lvl>
+    <w:lvl w:ilvl="5" w:tentative="1">
+      <w:start w:val="1"/>
+      <w:numFmt w:val="bullet"/>
+      <w:lvlText w:val=""/>
+      <w:lvlJc w:val="left"/>
+      <w:pPr>
+        <w:tabs>
+          <w:tab w:val="num" w:pos="4320"/>
+        </w:tabs>
+        <w:ind w:left="4320" w:hanging="360"/>
+      </w:pPr>
+      <w:rPr>
+        <w:rFonts w:ascii="Wingdings" w:hAnsi="Wingdings" w:hint="default"/>
+        <w:sz w:val="20"/>
+      </w:rPr>
+    </w:lvl>
+    <w:lvl w:ilvl="6" w:tentative="1">
+      <w:start w:val="1"/>
+      <w:numFmt w:val="bullet"/>
+      <w:lvlText w:val=""/>
+      <w:lvlJc w:val="left"/>
+      <w:pPr>
+        <w:tabs>
+          <w:tab w:val="num" w:pos="5040"/>
+        </w:tabs>
+        <w:ind w:left="5040" w:hanging="360"/>
+      </w:pPr>
+      <w:rPr>
+        <w:rFonts w:ascii="Wingdings" w:hAnsi="Wingdings" w:hint="default"/>
+        <w:sz w:val="20"/>
+      </w:rPr>
+    </w:lvl>
+    <w:lvl w:ilvl="7" w:tentative="1">
+      <w:start w:val="1"/>
+      <w:numFmt w:val="bullet"/>
+      <w:lvlText w:val=""/>
+      <w:lvlJc w:val="left"/>
+      <w:pPr>
+        <w:tabs>
+          <w:tab w:val="num" w:pos="5760"/>
+        </w:tabs>
+        <w:ind w:left="5760" w:hanging="360"/>
+      </w:pPr>
+      <w:rPr>
+        <w:rFonts w:ascii="Wingdings" w:hAnsi="Wingdings" w:hint="default"/>
+        <w:sz w:val="20"/>
+      </w:rPr>
+    </w:lvl>
+    <w:lvl w:ilvl="8" w:tentative="1">
+      <w:start w:val="1"/>
+      <w:numFmt w:val="bullet"/>
+      <w:lvlText w:val=""/>
+      <w:lvlJc w:val="left"/>
+      <w:pPr>
+        <w:tabs>
+          <w:tab w:val="num" w:pos="6480"/>
+        </w:tabs>
+        <w:ind w:left="6480" w:hanging="360"/>
+      </w:pPr>
+      <w:rPr>
+        <w:rFonts w:ascii="Wingdings" w:hAnsi="Wingdings" w:hint="default"/>
+        <w:sz w:val="20"/>
+      </w:rPr>
+    </w:lvl>
+  </w:abstractNum>
   <w:num w:numId="1">
+    <w:abstractNumId w:val="7"/>
+  </w:num>
+  <w:num w:numId="2">
+    <w:abstractNumId w:val="8"/>
+  </w:num>
+  <w:num w:numId="3">
+    <w:abstractNumId w:val="10"/>
+  </w:num>
+  <w:num w:numId="4">
+    <w:abstractNumId w:val="4"/>
+  </w:num>
+  <w:num w:numId="5">
+    <w:abstractNumId w:val="2"/>
+  </w:num>
+  <w:num w:numId="6">
+    <w:abstractNumId w:val="6"/>
+  </w:num>
+  <w:num w:numId="7">
+    <w:abstractNumId w:val="9"/>
+  </w:num>
+  <w:num w:numId="8">
+    <w:abstractNumId w:val="5"/>
+  </w:num>
+  <w:num w:numId="9">
+    <w:abstractNumId w:val="11"/>
+  </w:num>
+  <w:num w:numId="10">
     <w:abstractNumId w:val="3"/>
   </w:num>
-  <w:num w:numId="2">
-    <w:abstractNumId w:val="4"/>
-  </w:num>
-  <w:num w:numId="3">
-    <w:abstractNumId w:val="5"/>
-  </w:num>
-  <w:num w:numId="4">
-    <w:abstractNumId w:val="1"/>
-  </w:num>
-  <w:num w:numId="5">
+  <w:num w:numId="11">
     <w:abstractNumId w:val="0"/>
   </w:num>
-  <w:num w:numId="6">
-    <w:abstractNumId w:val="2"/>
+  <w:num w:numId="12">
+    <w:abstractNumId w:val="14"/>
+  </w:num>
+  <w:num w:numId="13">
+    <w:abstractNumId w:val="13"/>
+    <w:lvlOverride w:ilvl="0">
+      <w:startOverride w:val="1"/>
+    </w:lvlOverride>
+  </w:num>
+  <w:num w:numId="14">
+    <w:abstractNumId w:val="12"/>
+    <w:lvlOverride w:ilvl="0">
+      <w:startOverride w:val="2"/>
+    </w:lvlOverride>
+  </w:num>
+  <w:num w:numId="15">
+    <w:abstractNumId w:val="1"/>
+    <w:lvlOverride w:ilvl="0">
+      <w:startOverride w:val="3"/>
+    </w:lvlOverride>
   </w:num>
 </w:numbering>
 </file>
@@ -1166,7 +8463,7 @@
     <w:lsdException w:name="Normal" w:uiPriority="0" w:qFormat="1"/>
     <w:lsdException w:name="heading 1" w:uiPriority="9" w:qFormat="1"/>
     <w:lsdException w:name="heading 2" w:semiHidden="1" w:uiPriority="9" w:unhideWhenUsed="1" w:qFormat="1"/>
-    <w:lsdException w:name="heading 3" w:semiHidden="1" w:uiPriority="0" w:unhideWhenUsed="1" w:qFormat="1"/>
+    <w:lsdException w:name="heading 3" w:semiHidden="1" w:uiPriority="9" w:unhideWhenUsed="1" w:qFormat="1"/>
     <w:lsdException w:name="heading 4" w:semiHidden="1" w:uiPriority="9" w:unhideWhenUsed="1" w:qFormat="1"/>
     <w:lsdException w:name="heading 5" w:semiHidden="1" w:uiPriority="9" w:unhideWhenUsed="1" w:qFormat="1"/>
     <w:lsdException w:name="heading 6" w:semiHidden="1" w:uiPriority="9" w:unhideWhenUsed="1" w:qFormat="1"/>
@@ -1580,7 +8877,6 @@
     <w:link w:val="20"/>
     <w:autoRedefine/>
     <w:uiPriority w:val="9"/>
-    <w:semiHidden/>
     <w:unhideWhenUsed/>
     <w:qFormat/>
     <w:rsid w:val="007D63B5"/>
@@ -1602,6 +8898,7 @@
     <w:basedOn w:val="a0"/>
     <w:next w:val="a0"/>
     <w:link w:val="30"/>
+    <w:uiPriority w:val="9"/>
     <w:qFormat/>
     <w:rsid w:val="0070427A"/>
     <w:pPr>
@@ -1713,6 +9010,7 @@
     <w:name w:val="Заголовок 3 Знак"/>
     <w:basedOn w:val="a1"/>
     <w:link w:val="3"/>
+    <w:uiPriority w:val="9"/>
     <w:rsid w:val="0070427A"/>
     <w:rPr>
       <w:rFonts w:ascii="Times New Roman" w:eastAsia="Times New Roman" w:hAnsi="Times New Roman" w:cs="Arial"/>
@@ -1743,7 +9041,6 @@
     <w:basedOn w:val="a1"/>
     <w:link w:val="2"/>
     <w:uiPriority w:val="9"/>
-    <w:semiHidden/>
     <w:rsid w:val="007D63B5"/>
     <w:rPr>
       <w:rFonts w:ascii="Times New Roman" w:eastAsiaTheme="majorEastAsia" w:hAnsi="Times New Roman" w:cstheme="majorBidi"/>
@@ -1775,6 +9072,21 @@
       <w:ind w:left="720"/>
       <w:contextualSpacing/>
     </w:pPr>
+  </w:style>
+  <w:style w:type="character" w:customStyle="1" w:styleId="markdown-bold-text">
+    <w:name w:val="markdown-bold-text"/>
+    <w:basedOn w:val="a1"/>
+    <w:rsid w:val="00CF7D13"/>
+  </w:style>
+  <w:style w:type="character" w:customStyle="1" w:styleId="markdown-inline-code">
+    <w:name w:val="markdown-inline-code"/>
+    <w:basedOn w:val="a1"/>
+    <w:rsid w:val="00CF7D13"/>
+  </w:style>
+  <w:style w:type="character" w:customStyle="1" w:styleId="markdown-italics-text">
+    <w:name w:val="markdown-italics-text"/>
+    <w:basedOn w:val="a1"/>
+    <w:rsid w:val="00CF7D13"/>
   </w:style>
 </w:styles>
 </file>

--- a/docs/chat_bot.docx
+++ b/docs/chat_bot.docx
@@ -32,7 +32,15 @@
         <w:ind w:left="1440"/>
       </w:pPr>
       <w:r>
-        <w:t xml:space="preserve">Необходимо разработать программу которая на естественном языке взаимодействует с пользователем и выполняет один из заданных сценариев (вызов необходимой прогностической модели, ответ пользователю). </w:t>
+        <w:t xml:space="preserve">Необходимо разработать </w:t>
+      </w:r>
+      <w:proofErr w:type="gramStart"/>
+      <w:r>
+        <w:t>программу</w:t>
+      </w:r>
+      <w:proofErr w:type="gramEnd"/>
+      <w:r>
+        <w:t xml:space="preserve"> которая на естественном языке взаимодействует с пользователем и выполняет один из заданных сценариев (вызов необходимой прогностической модели, ответ пользователю). </w:t>
       </w:r>
     </w:p>
     <w:p>
@@ -124,9 +132,11 @@
           <w:numId w:val="3"/>
         </w:numPr>
       </w:pPr>
+      <w:proofErr w:type="spellStart"/>
       <w:r>
         <w:t>Антицели</w:t>
       </w:r>
+      <w:proofErr w:type="spellEnd"/>
     </w:p>
     <w:p>
       <w:pPr>
@@ -236,7 +246,15 @@
         <w:ind w:left="1416"/>
       </w:pPr>
       <w:r>
-        <w:t>- чат бот не сможет понять о каком ряде говорит пользователь или для тех вопросов где пользователь не указывает ряд, чат-бот всё равно будет находить какой-то ряд</w:t>
+        <w:t xml:space="preserve">- чат бот не сможет понять о каком ряде говорит пользователь или для тех </w:t>
+      </w:r>
+      <w:proofErr w:type="gramStart"/>
+      <w:r>
+        <w:t>вопросов</w:t>
+      </w:r>
+      <w:proofErr w:type="gramEnd"/>
+      <w:r>
+        <w:t xml:space="preserve"> где пользователь не указывает ряд, чат-бот всё равно будет находить какой-то ряд</w:t>
       </w:r>
     </w:p>
     <w:p>
@@ -288,7 +306,31 @@
         <w:ind w:left="1416"/>
       </w:pPr>
       <w:r>
-        <w:t>- Что делать если пользователь задал несколько вопросов в одном? Например, оцени как изменятся продажи и поездки через неделю.</w:t>
+        <w:t xml:space="preserve">- Что делать если пользователь задал несколько вопросов в одном? Например, </w:t>
+      </w:r>
+      <w:proofErr w:type="gramStart"/>
+      <w:r>
+        <w:t>оцени</w:t>
+      </w:r>
+      <w:proofErr w:type="gramEnd"/>
+      <w:r>
+        <w:t xml:space="preserve"> как изменятся продажи и поездки через неделю.</w:t>
+      </w:r>
+    </w:p>
+    <w:p>
+      <w:pPr>
+        <w:ind w:left="1416"/>
+      </w:pPr>
+      <w:r>
+        <w:t xml:space="preserve">- Что делать, если боту задают вопрос не по </w:t>
+      </w:r>
+      <w:proofErr w:type="gramStart"/>
+      <w:r>
+        <w:t>теме</w:t>
+      </w:r>
+      <w:proofErr w:type="gramEnd"/>
+      <w:r>
+        <w:t xml:space="preserve"> но с ключевыми словами? Сколько стоит поездка в Дубай на следующей неделе?</w:t>
       </w:r>
     </w:p>
     <w:p/>
@@ -333,7 +375,16 @@
         <w:ind w:left="720"/>
       </w:pPr>
       <w:r>
-        <w:t xml:space="preserve">Предлагается разработать жесткий пайплайн для работы с вопросом пользователя с использованием </w:t>
+        <w:lastRenderedPageBreak/>
+        <w:t xml:space="preserve">Предлагается разработать жесткий </w:t>
+      </w:r>
+      <w:proofErr w:type="spellStart"/>
+      <w:r>
+        <w:t>пайплайн</w:t>
+      </w:r>
+      <w:proofErr w:type="spellEnd"/>
+      <w:r>
+        <w:t xml:space="preserve"> для работы с вопросом пользователя с использованием </w:t>
       </w:r>
       <w:r>
         <w:rPr>
@@ -353,9 +404,13 @@
         </w:rPr>
       </w:pPr>
       <w:r>
-        <w:lastRenderedPageBreak/>
-        <w:t>Этапы пайплайны</w:t>
-      </w:r>
+        <w:t xml:space="preserve">Этапы </w:t>
+      </w:r>
+      <w:proofErr w:type="spellStart"/>
+      <w:r>
+        <w:t>пайплайны</w:t>
+      </w:r>
+      <w:proofErr w:type="spellEnd"/>
       <w:r>
         <w:rPr>
           <w:lang w:val="en-US"/>
@@ -383,14 +438,27 @@
           <w:numId w:val="6"/>
         </w:numPr>
       </w:pPr>
-      <w:r>
-        <w:t>Распарсить из вопроса пользователя дату прогноза или вернуть ответ что информация по дате и длительности прогноза не найдена</w:t>
+      <w:proofErr w:type="spellStart"/>
+      <w:r>
+        <w:t>Распарсить</w:t>
+      </w:r>
+      <w:proofErr w:type="spellEnd"/>
+      <w:r>
+        <w:t xml:space="preserve"> из вопроса пользователя дату прогноза или вернуть ответ что информация по дате и длительности прогноза не найдена</w:t>
       </w:r>
       <w:r>
         <w:t xml:space="preserve">: </w:t>
       </w:r>
       <w:r>
-        <w:t xml:space="preserve">дата парсится в формате </w:t>
+        <w:t xml:space="preserve">дата </w:t>
+      </w:r>
+      <w:proofErr w:type="spellStart"/>
+      <w:r>
+        <w:t>парсится</w:t>
+      </w:r>
+      <w:proofErr w:type="spellEnd"/>
+      <w:r>
+        <w:t xml:space="preserve"> в формате </w:t>
       </w:r>
       <w:r>
         <w:rPr>
@@ -471,7 +539,15 @@
         <w:ind w:left="708"/>
       </w:pPr>
       <w:r>
-        <w:t xml:space="preserve">Данный пайплайн имеет уязвимость к вопросам, которые в себе содержат несколько атомарных вопросов. </w:t>
+        <w:t xml:space="preserve">Данный </w:t>
+      </w:r>
+      <w:proofErr w:type="spellStart"/>
+      <w:r>
+        <w:t>пайплайн</w:t>
+      </w:r>
+      <w:proofErr w:type="spellEnd"/>
+      <w:r>
+        <w:t xml:space="preserve"> имеет уязвимость к вопросам, которые в себе содержат несколько атомарных вопросов. </w:t>
       </w:r>
     </w:p>
     <w:p>
@@ -527,7 +603,15 @@
         <w:t>поскольку не указано относительно чего мы должны указывать текущую дату, будет использоваться дата и время сервера, на котором развернута система</w:t>
       </w:r>
       <w:r>
-        <w:t xml:space="preserve"> (В итоговом решении не используется, текущая дата передается в системный промпт агент)</w:t>
+        <w:t xml:space="preserve"> (В итоговом решении не используется, текущая дата передается в системный </w:t>
+      </w:r>
+      <w:proofErr w:type="spellStart"/>
+      <w:r>
+        <w:t>промпт</w:t>
+      </w:r>
+      <w:proofErr w:type="spellEnd"/>
+      <w:r>
+        <w:t xml:space="preserve"> агент)</w:t>
       </w:r>
     </w:p>
     <w:p>
@@ -553,7 +637,15 @@
         <w:t xml:space="preserve">: </w:t>
       </w:r>
       <w:r>
-        <w:t xml:space="preserve">отдельно оценивается каждый этап пайплайна, затем оценивается итоговый ответ, далее </w:t>
+        <w:t xml:space="preserve">отдельно оценивается каждый этап </w:t>
+      </w:r>
+      <w:proofErr w:type="spellStart"/>
+      <w:r>
+        <w:t>пайплайна</w:t>
+      </w:r>
+      <w:proofErr w:type="spellEnd"/>
+      <w:r>
+        <w:t xml:space="preserve">, затем оценивается итоговый ответ, далее </w:t>
       </w:r>
     </w:p>
     <w:p>
@@ -569,8 +661,13 @@
           <w:numId w:val="7"/>
         </w:numPr>
       </w:pPr>
-      <w:r>
-        <w:t>Парсинг типа задачи</w:t>
+      <w:proofErr w:type="spellStart"/>
+      <w:r>
+        <w:t>Парсинг</w:t>
+      </w:r>
+      <w:proofErr w:type="spellEnd"/>
+      <w:r>
+        <w:t xml:space="preserve"> типа задачи</w:t>
       </w:r>
       <w:r>
         <w:t xml:space="preserve">: </w:t>
@@ -590,12 +687,14 @@
       <w:r>
         <w:t xml:space="preserve">и </w:t>
       </w:r>
+      <w:proofErr w:type="spellStart"/>
       <w:r>
         <w:rPr>
           <w:lang w:val="en-US"/>
         </w:rPr>
         <w:t>specifity</w:t>
       </w:r>
+      <w:proofErr w:type="spellEnd"/>
     </w:p>
     <w:p>
       <w:pPr>
@@ -605,8 +704,13 @@
           <w:numId w:val="7"/>
         </w:numPr>
       </w:pPr>
-      <w:r>
-        <w:t>Парсинг дат</w:t>
+      <w:proofErr w:type="spellStart"/>
+      <w:r>
+        <w:t>Парсинг</w:t>
+      </w:r>
+      <w:proofErr w:type="spellEnd"/>
+      <w:r>
+        <w:t xml:space="preserve"> дат</w:t>
       </w:r>
       <w:r>
         <w:t xml:space="preserve">: </w:t>
@@ -623,12 +727,14 @@
       <w:r>
         <w:t xml:space="preserve">и </w:t>
       </w:r>
+      <w:proofErr w:type="spellStart"/>
       <w:r>
         <w:rPr>
           <w:lang w:val="en-US"/>
         </w:rPr>
         <w:t>specifity</w:t>
       </w:r>
+      <w:proofErr w:type="spellEnd"/>
     </w:p>
     <w:p>
       <w:pPr>
@@ -645,13 +751,48 @@
         <w:t xml:space="preserve">: </w:t>
       </w:r>
       <w:r>
-        <w:t xml:space="preserve">важно чтобы агент ответил правильно на вопросы когда нужен прогноз по временным рядам. При этом мы не знаем цену ошибки если агент дал ложный прогноз когда его об этом не просили. Поэтому будем использовать </w:t>
+        <w:t xml:space="preserve">важно чтобы агент ответил правильно на </w:t>
+      </w:r>
+      <w:proofErr w:type="gramStart"/>
+      <w:r>
+        <w:t>вопросы</w:t>
+      </w:r>
+      <w:proofErr w:type="gramEnd"/>
+      <w:r>
+        <w:t xml:space="preserve"> когда нужен прогноз по временным рядам. При этом мы не знаем цену ошибки если агент дал ложный </w:t>
+      </w:r>
+      <w:proofErr w:type="gramStart"/>
+      <w:r>
+        <w:t>прогноз</w:t>
+      </w:r>
+      <w:proofErr w:type="gramEnd"/>
+      <w:r>
+        <w:t xml:space="preserve"> когда его об этом не просили. Поэтому будем использовать </w:t>
       </w:r>
       <w:r>
         <w:rPr>
           <w:lang w:val="en-US"/>
         </w:rPr>
         <w:t>accuracy</w:t>
+      </w:r>
+    </w:p>
+    <w:p/>
+    <w:p>
+      <w:r>
+        <w:t xml:space="preserve">Необходимо </w:t>
+      </w:r>
+      <w:proofErr w:type="gramStart"/>
+      <w:r>
+        <w:t>определить</w:t>
+      </w:r>
+      <w:proofErr w:type="gramEnd"/>
+      <w:r>
+        <w:t xml:space="preserve"> что означает «на следующей неделе», «в следующем месяце» и т.д. </w:t>
+      </w:r>
+    </w:p>
+    <w:p>
+      <w:r>
+        <w:t>Я делаю допущение, что имеется ввиду первый день недели / месяца и т.д.</w:t>
       </w:r>
     </w:p>
     <w:p>
@@ -682,7 +823,15 @@
         </w:rPr>
       </w:pPr>
       <w:r>
-        <w:t>Первая версия пайплайна, метрики</w:t>
+        <w:t xml:space="preserve">Первая версия </w:t>
+      </w:r>
+      <w:proofErr w:type="spellStart"/>
+      <w:r>
+        <w:t>пайплайна</w:t>
+      </w:r>
+      <w:proofErr w:type="spellEnd"/>
+      <w:r>
+        <w:t>, метрики</w:t>
       </w:r>
       <w:r>
         <w:rPr>
@@ -742,7 +891,6 @@
           <w:szCs w:val="24"/>
           <w:lang w:eastAsia="ru-RU"/>
         </w:rPr>
-        <w:lastRenderedPageBreak/>
         <w:t>Данные: </w:t>
       </w:r>
       <w:r>
@@ -777,7 +925,43 @@
           <w:szCs w:val="24"/>
           <w:lang w:eastAsia="ru-RU"/>
         </w:rPr>
-        <w:t>, сравнение с golden dataset.</w:t>
+        <w:t>, сравнение с </w:t>
+      </w:r>
+      <w:proofErr w:type="spellStart"/>
+      <w:r>
+        <w:rPr>
+          <w:rFonts w:eastAsia="Times New Roman" w:cs="Times New Roman"/>
+          <w:szCs w:val="24"/>
+          <w:lang w:eastAsia="ru-RU"/>
+        </w:rPr>
+        <w:t>golden</w:t>
+      </w:r>
+      <w:proofErr w:type="spellEnd"/>
+      <w:r>
+        <w:rPr>
+          <w:rFonts w:eastAsia="Times New Roman" w:cs="Times New Roman"/>
+          <w:szCs w:val="24"/>
+          <w:lang w:eastAsia="ru-RU"/>
+        </w:rPr>
+        <w:t> </w:t>
+      </w:r>
+      <w:proofErr w:type="spellStart"/>
+      <w:r>
+        <w:rPr>
+          <w:rFonts w:eastAsia="Times New Roman" w:cs="Times New Roman"/>
+          <w:szCs w:val="24"/>
+          <w:lang w:eastAsia="ru-RU"/>
+        </w:rPr>
+        <w:t>dataset</w:t>
+      </w:r>
+      <w:proofErr w:type="spellEnd"/>
+      <w:r>
+        <w:rPr>
+          <w:rFonts w:eastAsia="Times New Roman" w:cs="Times New Roman"/>
+          <w:szCs w:val="24"/>
+          <w:lang w:eastAsia="ru-RU"/>
+        </w:rPr>
+        <w:t>.</w:t>
       </w:r>
     </w:p>
     <w:p>
@@ -822,8 +1006,33 @@
           <w:szCs w:val="28"/>
           <w:lang w:eastAsia="ru-RU"/>
         </w:rPr>
-        <w:t>1. Парсинг типа задачи (</w:t>
-      </w:r>
+        <w:t xml:space="preserve">1. </w:t>
+      </w:r>
+      <w:proofErr w:type="spellStart"/>
+      <w:r>
+        <w:rPr>
+          <w:rFonts w:eastAsia="Times New Roman" w:cs="Times New Roman"/>
+          <w:b/>
+          <w:bCs/>
+          <w:sz w:val="28"/>
+          <w:szCs w:val="28"/>
+          <w:lang w:eastAsia="ru-RU"/>
+        </w:rPr>
+        <w:t>Парсинг</w:t>
+      </w:r>
+      <w:proofErr w:type="spellEnd"/>
+      <w:r>
+        <w:rPr>
+          <w:rFonts w:eastAsia="Times New Roman" w:cs="Times New Roman"/>
+          <w:b/>
+          <w:bCs/>
+          <w:sz w:val="28"/>
+          <w:szCs w:val="28"/>
+          <w:lang w:eastAsia="ru-RU"/>
+        </w:rPr>
+        <w:t xml:space="preserve"> типа задачи (</w:t>
+      </w:r>
+      <w:proofErr w:type="spellStart"/>
       <w:r>
         <w:rPr>
           <w:rFonts w:ascii="Consolas" w:eastAsia="Times New Roman" w:hAnsi="Consolas" w:cs="Times New Roman"/>
@@ -835,6 +1044,7 @@
         </w:rPr>
         <w:t>parse_task_type</w:t>
       </w:r>
+      <w:proofErr w:type="spellEnd"/>
       <w:r>
         <w:rPr>
           <w:rFonts w:eastAsia="Times New Roman" w:cs="Times New Roman"/>
@@ -991,6 +1201,7 @@
                 <w:lang w:eastAsia="ru-RU"/>
               </w:rPr>
             </w:pPr>
+            <w:proofErr w:type="spellStart"/>
             <w:r>
               <w:rPr>
                 <w:rFonts w:eastAsia="Times New Roman" w:cs="Times New Roman"/>
@@ -1001,6 +1212,7 @@
               </w:rPr>
               <w:t>Positive</w:t>
             </w:r>
+            <w:proofErr w:type="spellEnd"/>
             <w:r>
               <w:rPr>
                 <w:rFonts w:eastAsia="Times New Roman" w:cs="Times New Roman"/>
@@ -1112,6 +1324,7 @@
                 <w:lang w:eastAsia="ru-RU"/>
               </w:rPr>
             </w:pPr>
+            <w:proofErr w:type="spellStart"/>
             <w:r>
               <w:rPr>
                 <w:rFonts w:eastAsia="Times New Roman" w:cs="Times New Roman"/>
@@ -1122,6 +1335,7 @@
               </w:rPr>
               <w:t>Negative</w:t>
             </w:r>
+            <w:proofErr w:type="spellEnd"/>
             <w:r>
               <w:rPr>
                 <w:rFonts w:eastAsia="Times New Roman" w:cs="Times New Roman"/>
@@ -1315,6 +1529,7 @@
               </w:rPr>
               <w:t> (Q33 — вернул только </w:t>
             </w:r>
+            <w:proofErr w:type="spellStart"/>
             <w:r>
               <w:rPr>
                 <w:rFonts w:ascii="Consolas" w:eastAsia="Times New Roman" w:hAnsi="Consolas" w:cs="Times New Roman"/>
@@ -1323,6 +1538,7 @@
               </w:rPr>
               <w:t>price</w:t>
             </w:r>
+            <w:proofErr w:type="spellEnd"/>
             <w:r>
               <w:rPr>
                 <w:rFonts w:eastAsia="Times New Roman" w:cs="Times New Roman"/>
@@ -1331,6 +1547,7 @@
               </w:rPr>
               <w:t>, пропустил </w:t>
             </w:r>
+            <w:proofErr w:type="spellStart"/>
             <w:r>
               <w:rPr>
                 <w:rFonts w:ascii="Consolas" w:eastAsia="Times New Roman" w:hAnsi="Consolas" w:cs="Times New Roman"/>
@@ -1339,6 +1556,7 @@
               </w:rPr>
               <w:t>sales</w:t>
             </w:r>
+            <w:proofErr w:type="spellEnd"/>
             <w:r>
               <w:rPr>
                 <w:rFonts w:eastAsia="Times New Roman" w:cs="Times New Roman"/>
@@ -1396,6 +1614,7 @@
           <w:lang w:eastAsia="ru-RU"/>
         </w:rPr>
       </w:pPr>
+      <w:proofErr w:type="spellStart"/>
       <w:r>
         <w:rPr>
           <w:rFonts w:eastAsia="Times New Roman" w:cs="Times New Roman"/>
@@ -1404,24 +1623,9 @@
           <w:szCs w:val="24"/>
           <w:lang w:eastAsia="ru-RU"/>
         </w:rPr>
-        <w:t>Recall = 49 / 50 = 98.0%</w:t>
-      </w:r>
-      <w:r>
-        <w:rPr>
-          <w:rFonts w:eastAsia="Times New Roman" w:cs="Times New Roman"/>
-          <w:szCs w:val="24"/>
-          <w:lang w:eastAsia="ru-RU"/>
-        </w:rPr>
-        <w:t> </w:t>
-      </w:r>
-      <w:r>
-        <w:rPr>
-          <w:rFonts w:ascii="Segoe UI Emoji" w:eastAsia="Times New Roman" w:hAnsi="Segoe UI Emoji" w:cs="Segoe UI Emoji"/>
-          <w:szCs w:val="24"/>
-          <w:lang w:eastAsia="ru-RU"/>
-        </w:rPr>
-        <w:t>✅</w:t>
-      </w:r>
+        <w:t>Recall</w:t>
+      </w:r>
+      <w:proofErr w:type="spellEnd"/>
       <w:r>
         <w:rPr>
           <w:rFonts w:eastAsia="Times New Roman" w:cs="Times New Roman"/>
@@ -1430,7 +1634,7 @@
           <w:szCs w:val="24"/>
           <w:lang w:eastAsia="ru-RU"/>
         </w:rPr>
-        <w:t>Specificity = 4 / 8 = 50.0%</w:t>
+        <w:t> = 49 / 50 = 98.0%</w:t>
       </w:r>
       <w:r>
         <w:rPr>
@@ -1446,6 +1650,44 @@
           <w:szCs w:val="24"/>
           <w:lang w:eastAsia="ru-RU"/>
         </w:rPr>
+        <w:t>✅</w:t>
+      </w:r>
+      <w:proofErr w:type="spellStart"/>
+      <w:r>
+        <w:rPr>
+          <w:rFonts w:eastAsia="Times New Roman" w:cs="Times New Roman"/>
+          <w:b/>
+          <w:bCs/>
+          <w:szCs w:val="24"/>
+          <w:lang w:eastAsia="ru-RU"/>
+        </w:rPr>
+        <w:t>Specificity</w:t>
+      </w:r>
+      <w:proofErr w:type="spellEnd"/>
+      <w:r>
+        <w:rPr>
+          <w:rFonts w:eastAsia="Times New Roman" w:cs="Times New Roman"/>
+          <w:b/>
+          <w:bCs/>
+          <w:szCs w:val="24"/>
+          <w:lang w:eastAsia="ru-RU"/>
+        </w:rPr>
+        <w:t xml:space="preserve"> = 4 / 8 = 50.0%</w:t>
+      </w:r>
+      <w:r>
+        <w:rPr>
+          <w:rFonts w:eastAsia="Times New Roman" w:cs="Times New Roman"/>
+          <w:szCs w:val="24"/>
+          <w:lang w:eastAsia="ru-RU"/>
+        </w:rPr>
+        <w:t> </w:t>
+      </w:r>
+      <w:r>
+        <w:rPr>
+          <w:rFonts w:ascii="Segoe UI Emoji" w:eastAsia="Times New Roman" w:hAnsi="Segoe UI Emoji" w:cs="Segoe UI Emoji"/>
+          <w:szCs w:val="24"/>
+          <w:lang w:eastAsia="ru-RU"/>
+        </w:rPr>
         <w:t>⚠️</w:t>
       </w:r>
       <w:r>
@@ -1454,7 +1696,25 @@
           <w:szCs w:val="24"/>
           <w:lang w:eastAsia="ru-RU"/>
         </w:rPr>
-        <w:t>&lt;details&gt;&lt;summary&gt;Подробности FP (ложно определил серию)&lt;/summary&gt;</w:t>
+        <w:t>&lt;details&gt;&lt;summary&gt;Подробности FP (ложно определил </w:t>
+      </w:r>
+      <w:proofErr w:type="gramStart"/>
+      <w:r>
+        <w:rPr>
+          <w:rFonts w:eastAsia="Times New Roman" w:cs="Times New Roman"/>
+          <w:szCs w:val="24"/>
+          <w:lang w:eastAsia="ru-RU"/>
+        </w:rPr>
+        <w:t>серию)&lt;</w:t>
+      </w:r>
+      <w:proofErr w:type="gramEnd"/>
+      <w:r>
+        <w:rPr>
+          <w:rFonts w:eastAsia="Times New Roman" w:cs="Times New Roman"/>
+          <w:szCs w:val="24"/>
+          <w:lang w:eastAsia="ru-RU"/>
+        </w:rPr>
+        <w:t>/summary&gt;</w:t>
       </w:r>
     </w:p>
     <w:tbl>
@@ -1750,6 +2010,7 @@
                 <w:lang w:eastAsia="ru-RU"/>
               </w:rPr>
             </w:pPr>
+            <w:proofErr w:type="spellStart"/>
             <w:r>
               <w:rPr>
                 <w:rFonts w:eastAsia="Times New Roman" w:cs="Times New Roman"/>
@@ -1758,30 +2019,32 @@
               </w:rPr>
               <w:t>null</w:t>
             </w:r>
-          </w:p>
-        </w:tc>
-        <w:tc>
-          <w:tcPr>
-            <w:tcW w:w="0" w:type="auto"/>
-            <w:noWrap/>
-            <w:tcMar>
-              <w:top w:w="75" w:type="dxa"/>
-              <w:left w:w="135" w:type="dxa"/>
-              <w:bottom w:w="75" w:type="dxa"/>
-              <w:right w:w="135" w:type="dxa"/>
-            </w:tcMar>
-            <w:vAlign w:val="center"/>
-            <w:hideMark/>
-          </w:tcPr>
-          <w:p>
-            <w:pPr>
-              <w:spacing w:after="0" w:line="240" w:lineRule="auto"/>
-              <w:rPr>
-                <w:rFonts w:eastAsia="Times New Roman" w:cs="Times New Roman"/>
-                <w:szCs w:val="24"/>
-                <w:lang w:eastAsia="ru-RU"/>
-              </w:rPr>
-            </w:pPr>
+            <w:proofErr w:type="spellEnd"/>
+          </w:p>
+        </w:tc>
+        <w:tc>
+          <w:tcPr>
+            <w:tcW w:w="0" w:type="auto"/>
+            <w:noWrap/>
+            <w:tcMar>
+              <w:top w:w="75" w:type="dxa"/>
+              <w:left w:w="135" w:type="dxa"/>
+              <w:bottom w:w="75" w:type="dxa"/>
+              <w:right w:w="135" w:type="dxa"/>
+            </w:tcMar>
+            <w:vAlign w:val="center"/>
+            <w:hideMark/>
+          </w:tcPr>
+          <w:p>
+            <w:pPr>
+              <w:spacing w:after="0" w:line="240" w:lineRule="auto"/>
+              <w:rPr>
+                <w:rFonts w:eastAsia="Times New Roman" w:cs="Times New Roman"/>
+                <w:szCs w:val="24"/>
+                <w:lang w:eastAsia="ru-RU"/>
+              </w:rPr>
+            </w:pPr>
+            <w:proofErr w:type="spellStart"/>
             <w:r>
               <w:rPr>
                 <w:rFonts w:eastAsia="Times New Roman" w:cs="Times New Roman"/>
@@ -1790,6 +2053,7 @@
               </w:rPr>
               <w:t>sales</w:t>
             </w:r>
+            <w:proofErr w:type="spellEnd"/>
           </w:p>
         </w:tc>
         <w:tc>
@@ -1915,6 +2179,7 @@
                 <w:lang w:eastAsia="ru-RU"/>
               </w:rPr>
             </w:pPr>
+            <w:proofErr w:type="spellStart"/>
             <w:r>
               <w:rPr>
                 <w:rFonts w:eastAsia="Times New Roman" w:cs="Times New Roman"/>
@@ -1923,30 +2188,32 @@
               </w:rPr>
               <w:t>null</w:t>
             </w:r>
-          </w:p>
-        </w:tc>
-        <w:tc>
-          <w:tcPr>
-            <w:tcW w:w="0" w:type="auto"/>
-            <w:noWrap/>
-            <w:tcMar>
-              <w:top w:w="75" w:type="dxa"/>
-              <w:left w:w="135" w:type="dxa"/>
-              <w:bottom w:w="75" w:type="dxa"/>
-              <w:right w:w="135" w:type="dxa"/>
-            </w:tcMar>
-            <w:vAlign w:val="center"/>
-            <w:hideMark/>
-          </w:tcPr>
-          <w:p>
-            <w:pPr>
-              <w:spacing w:after="0" w:line="240" w:lineRule="auto"/>
-              <w:rPr>
-                <w:rFonts w:eastAsia="Times New Roman" w:cs="Times New Roman"/>
-                <w:szCs w:val="24"/>
-                <w:lang w:eastAsia="ru-RU"/>
-              </w:rPr>
-            </w:pPr>
+            <w:proofErr w:type="spellEnd"/>
+          </w:p>
+        </w:tc>
+        <w:tc>
+          <w:tcPr>
+            <w:tcW w:w="0" w:type="auto"/>
+            <w:noWrap/>
+            <w:tcMar>
+              <w:top w:w="75" w:type="dxa"/>
+              <w:left w:w="135" w:type="dxa"/>
+              <w:bottom w:w="75" w:type="dxa"/>
+              <w:right w:w="135" w:type="dxa"/>
+            </w:tcMar>
+            <w:vAlign w:val="center"/>
+            <w:hideMark/>
+          </w:tcPr>
+          <w:p>
+            <w:pPr>
+              <w:spacing w:after="0" w:line="240" w:lineRule="auto"/>
+              <w:rPr>
+                <w:rFonts w:eastAsia="Times New Roman" w:cs="Times New Roman"/>
+                <w:szCs w:val="24"/>
+                <w:lang w:eastAsia="ru-RU"/>
+              </w:rPr>
+            </w:pPr>
+            <w:proofErr w:type="spellStart"/>
             <w:r>
               <w:rPr>
                 <w:rFonts w:eastAsia="Times New Roman" w:cs="Times New Roman"/>
@@ -1955,6 +2222,7 @@
               </w:rPr>
               <w:t>price</w:t>
             </w:r>
+            <w:proofErr w:type="spellEnd"/>
           </w:p>
         </w:tc>
         <w:tc>
@@ -2080,6 +2348,7 @@
                 <w:lang w:eastAsia="ru-RU"/>
               </w:rPr>
             </w:pPr>
+            <w:proofErr w:type="spellStart"/>
             <w:r>
               <w:rPr>
                 <w:rFonts w:eastAsia="Times New Roman" w:cs="Times New Roman"/>
@@ -2088,30 +2357,32 @@
               </w:rPr>
               <w:t>null</w:t>
             </w:r>
-          </w:p>
-        </w:tc>
-        <w:tc>
-          <w:tcPr>
-            <w:tcW w:w="0" w:type="auto"/>
-            <w:noWrap/>
-            <w:tcMar>
-              <w:top w:w="75" w:type="dxa"/>
-              <w:left w:w="135" w:type="dxa"/>
-              <w:bottom w:w="75" w:type="dxa"/>
-              <w:right w:w="135" w:type="dxa"/>
-            </w:tcMar>
-            <w:vAlign w:val="center"/>
-            <w:hideMark/>
-          </w:tcPr>
-          <w:p>
-            <w:pPr>
-              <w:spacing w:after="0" w:line="240" w:lineRule="auto"/>
-              <w:rPr>
-                <w:rFonts w:eastAsia="Times New Roman" w:cs="Times New Roman"/>
-                <w:szCs w:val="24"/>
-                <w:lang w:eastAsia="ru-RU"/>
-              </w:rPr>
-            </w:pPr>
+            <w:proofErr w:type="spellEnd"/>
+          </w:p>
+        </w:tc>
+        <w:tc>
+          <w:tcPr>
+            <w:tcW w:w="0" w:type="auto"/>
+            <w:noWrap/>
+            <w:tcMar>
+              <w:top w:w="75" w:type="dxa"/>
+              <w:left w:w="135" w:type="dxa"/>
+              <w:bottom w:w="75" w:type="dxa"/>
+              <w:right w:w="135" w:type="dxa"/>
+            </w:tcMar>
+            <w:vAlign w:val="center"/>
+            <w:hideMark/>
+          </w:tcPr>
+          <w:p>
+            <w:pPr>
+              <w:spacing w:after="0" w:line="240" w:lineRule="auto"/>
+              <w:rPr>
+                <w:rFonts w:eastAsia="Times New Roman" w:cs="Times New Roman"/>
+                <w:szCs w:val="24"/>
+                <w:lang w:eastAsia="ru-RU"/>
+              </w:rPr>
+            </w:pPr>
+            <w:proofErr w:type="spellStart"/>
             <w:r>
               <w:rPr>
                 <w:rFonts w:eastAsia="Times New Roman" w:cs="Times New Roman"/>
@@ -2120,6 +2391,7 @@
               </w:rPr>
               <w:t>price</w:t>
             </w:r>
+            <w:proofErr w:type="spellEnd"/>
           </w:p>
         </w:tc>
         <w:tc>
@@ -2225,7 +2497,25 @@
                 <w:szCs w:val="24"/>
                 <w:lang w:eastAsia="ru-RU"/>
               </w:rPr>
-              <w:t>Как выиграть поездку в дубай?</w:t>
+              <w:t xml:space="preserve">Как выиграть поездку в </w:t>
+            </w:r>
+            <w:proofErr w:type="spellStart"/>
+            <w:r>
+              <w:rPr>
+                <w:rFonts w:eastAsia="Times New Roman" w:cs="Times New Roman"/>
+                <w:szCs w:val="24"/>
+                <w:lang w:eastAsia="ru-RU"/>
+              </w:rPr>
+              <w:t>дубай</w:t>
+            </w:r>
+            <w:proofErr w:type="spellEnd"/>
+            <w:r>
+              <w:rPr>
+                <w:rFonts w:eastAsia="Times New Roman" w:cs="Times New Roman"/>
+                <w:szCs w:val="24"/>
+                <w:lang w:eastAsia="ru-RU"/>
+              </w:rPr>
+              <w:t>?</w:t>
             </w:r>
           </w:p>
         </w:tc>
@@ -2254,6 +2544,7 @@
                 <w:lang w:eastAsia="ru-RU"/>
               </w:rPr>
             </w:pPr>
+            <w:proofErr w:type="spellStart"/>
             <w:r>
               <w:rPr>
                 <w:rFonts w:eastAsia="Times New Roman" w:cs="Times New Roman"/>
@@ -2262,6 +2553,7 @@
               </w:rPr>
               <w:t>null</w:t>
             </w:r>
+            <w:proofErr w:type="spellEnd"/>
           </w:p>
         </w:tc>
         <w:tc>
@@ -2289,6 +2581,7 @@
                 <w:lang w:eastAsia="ru-RU"/>
               </w:rPr>
             </w:pPr>
+            <w:proofErr w:type="spellStart"/>
             <w:r>
               <w:rPr>
                 <w:rFonts w:eastAsia="Times New Roman" w:cs="Times New Roman"/>
@@ -2297,6 +2590,7 @@
               </w:rPr>
               <w:t>trips</w:t>
             </w:r>
+            <w:proofErr w:type="spellEnd"/>
           </w:p>
         </w:tc>
         <w:tc>
@@ -2352,7 +2646,26 @@
           <w:szCs w:val="24"/>
           <w:lang w:eastAsia="ru-RU"/>
         </w:rPr>
-        <w:t>&lt;/details&gt;</w:t>
+        <w:t>&lt;/</w:t>
+      </w:r>
+      <w:proofErr w:type="spellStart"/>
+      <w:proofErr w:type="gramStart"/>
+      <w:r>
+        <w:rPr>
+          <w:rFonts w:eastAsia="Times New Roman" w:cs="Times New Roman"/>
+          <w:szCs w:val="24"/>
+          <w:lang w:eastAsia="ru-RU"/>
+        </w:rPr>
+        <w:t>details</w:t>
+      </w:r>
+      <w:proofErr w:type="spellEnd"/>
+      <w:r>
+        <w:rPr>
+          <w:rFonts w:eastAsia="Times New Roman" w:cs="Times New Roman"/>
+          <w:szCs w:val="24"/>
+          <w:lang w:eastAsia="ru-RU"/>
+        </w:rPr>
+        <w:t>&gt;</w:t>
       </w:r>
       <w:r>
         <w:rPr>
@@ -2362,7 +2675,18 @@
           <w:szCs w:val="24"/>
           <w:lang w:eastAsia="ru-RU"/>
         </w:rPr>
-        <w:t>Вывод:</w:t>
+        <w:t>Вывод</w:t>
+      </w:r>
+      <w:proofErr w:type="gramEnd"/>
+      <w:r>
+        <w:rPr>
+          <w:rFonts w:eastAsia="Times New Roman" w:cs="Times New Roman"/>
+          <w:b/>
+          <w:bCs/>
+          <w:szCs w:val="24"/>
+          <w:lang w:eastAsia="ru-RU"/>
+        </w:rPr>
+        <w:t>:</w:t>
       </w:r>
       <w:r>
         <w:rPr>
@@ -2451,8 +2775,33 @@
           <w:szCs w:val="28"/>
           <w:lang w:eastAsia="ru-RU"/>
         </w:rPr>
-        <w:t>2. Парсинг дат (</w:t>
-      </w:r>
+        <w:t xml:space="preserve">2. </w:t>
+      </w:r>
+      <w:proofErr w:type="spellStart"/>
+      <w:r>
+        <w:rPr>
+          <w:rFonts w:eastAsia="Times New Roman" w:cs="Times New Roman"/>
+          <w:b/>
+          <w:bCs/>
+          <w:sz w:val="28"/>
+          <w:szCs w:val="28"/>
+          <w:lang w:eastAsia="ru-RU"/>
+        </w:rPr>
+        <w:t>Парсинг</w:t>
+      </w:r>
+      <w:proofErr w:type="spellEnd"/>
+      <w:r>
+        <w:rPr>
+          <w:rFonts w:eastAsia="Times New Roman" w:cs="Times New Roman"/>
+          <w:b/>
+          <w:bCs/>
+          <w:sz w:val="28"/>
+          <w:szCs w:val="28"/>
+          <w:lang w:eastAsia="ru-RU"/>
+        </w:rPr>
+        <w:t xml:space="preserve"> дат (</w:t>
+      </w:r>
+      <w:proofErr w:type="spellStart"/>
       <w:r>
         <w:rPr>
           <w:rFonts w:ascii="Consolas" w:eastAsia="Times New Roman" w:hAnsi="Consolas" w:cs="Times New Roman"/>
@@ -2466,6 +2815,7 @@
         </w:rPr>
         <w:t>parse_date</w:t>
       </w:r>
+      <w:proofErr w:type="spellEnd"/>
       <w:r>
         <w:rPr>
           <w:rFonts w:eastAsia="Times New Roman" w:cs="Times New Roman"/>
@@ -2622,6 +2972,7 @@
                 <w:lang w:eastAsia="ru-RU"/>
               </w:rPr>
             </w:pPr>
+            <w:proofErr w:type="spellStart"/>
             <w:r>
               <w:rPr>
                 <w:rFonts w:eastAsia="Times New Roman" w:cs="Times New Roman"/>
@@ -2632,6 +2983,7 @@
               </w:rPr>
               <w:t>Positive</w:t>
             </w:r>
+            <w:proofErr w:type="spellEnd"/>
             <w:r>
               <w:rPr>
                 <w:rFonts w:eastAsia="Times New Roman" w:cs="Times New Roman"/>
@@ -2746,6 +3098,7 @@
                 <w:lang w:eastAsia="ru-RU"/>
               </w:rPr>
             </w:pPr>
+            <w:proofErr w:type="spellStart"/>
             <w:r>
               <w:rPr>
                 <w:rFonts w:eastAsia="Times New Roman" w:cs="Times New Roman"/>
@@ -2756,6 +3109,7 @@
               </w:rPr>
               <w:t>Negative</w:t>
             </w:r>
+            <w:proofErr w:type="spellEnd"/>
             <w:r>
               <w:rPr>
                 <w:rFonts w:eastAsia="Times New Roman" w:cs="Times New Roman"/>
@@ -2876,6 +3230,7 @@
           <w:lang w:eastAsia="ru-RU"/>
         </w:rPr>
       </w:pPr>
+      <w:proofErr w:type="spellStart"/>
       <w:r>
         <w:rPr>
           <w:rFonts w:eastAsia="Times New Roman" w:cs="Times New Roman"/>
@@ -2884,24 +3239,9 @@
           <w:szCs w:val="24"/>
           <w:lang w:eastAsia="ru-RU"/>
         </w:rPr>
-        <w:t>Recall = 22 / 40 = 55.0%</w:t>
-      </w:r>
-      <w:r>
-        <w:rPr>
-          <w:rFonts w:eastAsia="Times New Roman" w:cs="Times New Roman"/>
-          <w:szCs w:val="24"/>
-          <w:lang w:eastAsia="ru-RU"/>
-        </w:rPr>
-        <w:t> </w:t>
-      </w:r>
-      <w:r>
-        <w:rPr>
-          <w:rFonts w:ascii="Segoe UI Emoji" w:eastAsia="Times New Roman" w:hAnsi="Segoe UI Emoji" w:cs="Segoe UI Emoji"/>
-          <w:szCs w:val="24"/>
-          <w:lang w:eastAsia="ru-RU"/>
-        </w:rPr>
-        <w:t>❌</w:t>
-      </w:r>
+        <w:t>Recall</w:t>
+      </w:r>
+      <w:proofErr w:type="spellEnd"/>
       <w:r>
         <w:rPr>
           <w:rFonts w:eastAsia="Times New Roman" w:cs="Times New Roman"/>
@@ -2910,7 +3250,7 @@
           <w:szCs w:val="24"/>
           <w:lang w:eastAsia="ru-RU"/>
         </w:rPr>
-        <w:t>Specificity = 8 / 10 = 80.0%</w:t>
+        <w:t xml:space="preserve"> = 22 / 40 = 55.0%</w:t>
       </w:r>
       <w:r>
         <w:rPr>
@@ -2926,6 +3266,44 @@
           <w:szCs w:val="24"/>
           <w:lang w:eastAsia="ru-RU"/>
         </w:rPr>
+        <w:t>❌</w:t>
+      </w:r>
+      <w:proofErr w:type="spellStart"/>
+      <w:r>
+        <w:rPr>
+          <w:rFonts w:eastAsia="Times New Roman" w:cs="Times New Roman"/>
+          <w:b/>
+          <w:bCs/>
+          <w:szCs w:val="24"/>
+          <w:lang w:eastAsia="ru-RU"/>
+        </w:rPr>
+        <w:t>Specificity</w:t>
+      </w:r>
+      <w:proofErr w:type="spellEnd"/>
+      <w:r>
+        <w:rPr>
+          <w:rFonts w:eastAsia="Times New Roman" w:cs="Times New Roman"/>
+          <w:b/>
+          <w:bCs/>
+          <w:szCs w:val="24"/>
+          <w:lang w:eastAsia="ru-RU"/>
+        </w:rPr>
+        <w:t xml:space="preserve"> = 8 / 10 = 80.0%</w:t>
+      </w:r>
+      <w:r>
+        <w:rPr>
+          <w:rFonts w:eastAsia="Times New Roman" w:cs="Times New Roman"/>
+          <w:szCs w:val="24"/>
+          <w:lang w:eastAsia="ru-RU"/>
+        </w:rPr>
+        <w:t> </w:t>
+      </w:r>
+      <w:r>
+        <w:rPr>
+          <w:rFonts w:ascii="Segoe UI Emoji" w:eastAsia="Times New Roman" w:hAnsi="Segoe UI Emoji" w:cs="Segoe UI Emoji"/>
+          <w:szCs w:val="24"/>
+          <w:lang w:eastAsia="ru-RU"/>
+        </w:rPr>
         <w:t>✅</w:t>
       </w:r>
       <w:r>
@@ -2934,7 +3312,89 @@
           <w:szCs w:val="24"/>
           <w:lang w:eastAsia="ru-RU"/>
         </w:rPr>
-        <w:t>&lt;details&gt;&lt;summary&gt;Детальный разбор 18 ошибок парсинга дат&lt;/summary&gt;Ошибки группируются в </w:t>
+        <w:t>&lt;</w:t>
+      </w:r>
+      <w:proofErr w:type="spellStart"/>
+      <w:r>
+        <w:rPr>
+          <w:rFonts w:eastAsia="Times New Roman" w:cs="Times New Roman"/>
+          <w:szCs w:val="24"/>
+          <w:lang w:eastAsia="ru-RU"/>
+        </w:rPr>
+        <w:t>details</w:t>
+      </w:r>
+      <w:proofErr w:type="spellEnd"/>
+      <w:r>
+        <w:rPr>
+          <w:rFonts w:eastAsia="Times New Roman" w:cs="Times New Roman"/>
+          <w:szCs w:val="24"/>
+          <w:lang w:eastAsia="ru-RU"/>
+        </w:rPr>
+        <w:t>&gt;&lt;</w:t>
+      </w:r>
+      <w:proofErr w:type="spellStart"/>
+      <w:r>
+        <w:rPr>
+          <w:rFonts w:eastAsia="Times New Roman" w:cs="Times New Roman"/>
+          <w:szCs w:val="24"/>
+          <w:lang w:eastAsia="ru-RU"/>
+        </w:rPr>
+        <w:t>summary</w:t>
+      </w:r>
+      <w:proofErr w:type="spellEnd"/>
+      <w:r>
+        <w:rPr>
+          <w:rFonts w:eastAsia="Times New Roman" w:cs="Times New Roman"/>
+          <w:szCs w:val="24"/>
+          <w:lang w:eastAsia="ru-RU"/>
+        </w:rPr>
+        <w:t xml:space="preserve">&gt;Детальный разбор 18 ошибок </w:t>
+      </w:r>
+      <w:proofErr w:type="spellStart"/>
+      <w:r>
+        <w:rPr>
+          <w:rFonts w:eastAsia="Times New Roman" w:cs="Times New Roman"/>
+          <w:szCs w:val="24"/>
+          <w:lang w:eastAsia="ru-RU"/>
+        </w:rPr>
+        <w:t>парсинга</w:t>
+      </w:r>
+      <w:proofErr w:type="spellEnd"/>
+      <w:r>
+        <w:rPr>
+          <w:rFonts w:eastAsia="Times New Roman" w:cs="Times New Roman"/>
+          <w:szCs w:val="24"/>
+          <w:lang w:eastAsia="ru-RU"/>
+        </w:rPr>
+        <w:t xml:space="preserve"> дат&lt;/</w:t>
+      </w:r>
+      <w:proofErr w:type="spellStart"/>
+      <w:proofErr w:type="gramStart"/>
+      <w:r>
+        <w:rPr>
+          <w:rFonts w:eastAsia="Times New Roman" w:cs="Times New Roman"/>
+          <w:szCs w:val="24"/>
+          <w:lang w:eastAsia="ru-RU"/>
+        </w:rPr>
+        <w:t>summary</w:t>
+      </w:r>
+      <w:proofErr w:type="spellEnd"/>
+      <w:r>
+        <w:rPr>
+          <w:rFonts w:eastAsia="Times New Roman" w:cs="Times New Roman"/>
+          <w:szCs w:val="24"/>
+          <w:lang w:eastAsia="ru-RU"/>
+        </w:rPr>
+        <w:t>&gt;Ошибки</w:t>
+      </w:r>
+      <w:proofErr w:type="gramEnd"/>
+      <w:r>
+        <w:rPr>
+          <w:rFonts w:eastAsia="Times New Roman" w:cs="Times New Roman"/>
+          <w:szCs w:val="24"/>
+          <w:lang w:eastAsia="ru-RU"/>
+        </w:rPr>
+        <w:t xml:space="preserve"> группируются в </w:t>
       </w:r>
       <w:r>
         <w:rPr>
@@ -3008,6 +3468,7 @@
                 <w:szCs w:val="24"/>
                 <w:lang w:eastAsia="ru-RU"/>
               </w:rPr>
+              <w:lastRenderedPageBreak/>
               <w:t>Паттерн</w:t>
             </w:r>
           </w:p>
@@ -3254,7 +3715,43 @@
                 <w:szCs w:val="24"/>
                 <w:lang w:eastAsia="ru-RU"/>
               </w:rPr>
-              <w:t>Агент считает «ближайшие 7 дней от завтра» (03-03→03-09) вместо «Пн–Вс следующей недели» (03-09→03-15)</w:t>
+              <w:t>Агент считает «ближайшие 7 дней от завтра» (03-03→03-09) вместо «</w:t>
+            </w:r>
+            <w:proofErr w:type="spellStart"/>
+            <w:r>
+              <w:rPr>
+                <w:rFonts w:eastAsia="Times New Roman" w:cs="Times New Roman"/>
+                <w:szCs w:val="24"/>
+                <w:lang w:eastAsia="ru-RU"/>
+              </w:rPr>
+              <w:t>Пн</w:t>
+            </w:r>
+            <w:proofErr w:type="spellEnd"/>
+            <w:r>
+              <w:rPr>
+                <w:rFonts w:eastAsia="Times New Roman" w:cs="Times New Roman"/>
+                <w:szCs w:val="24"/>
+                <w:lang w:eastAsia="ru-RU"/>
+              </w:rPr>
+              <w:t>–</w:t>
+            </w:r>
+            <w:proofErr w:type="spellStart"/>
+            <w:r>
+              <w:rPr>
+                <w:rFonts w:eastAsia="Times New Roman" w:cs="Times New Roman"/>
+                <w:szCs w:val="24"/>
+                <w:lang w:eastAsia="ru-RU"/>
+              </w:rPr>
+              <w:t>Вс</w:t>
+            </w:r>
+            <w:proofErr w:type="spellEnd"/>
+            <w:r>
+              <w:rPr>
+                <w:rFonts w:eastAsia="Times New Roman" w:cs="Times New Roman"/>
+                <w:szCs w:val="24"/>
+                <w:lang w:eastAsia="ru-RU"/>
+              </w:rPr>
+              <w:t xml:space="preserve"> следующей недели» (03-09→03-15)</w:t>
             </w:r>
           </w:p>
         </w:tc>
@@ -3389,7 +3886,25 @@
                 <w:szCs w:val="24"/>
                 <w:lang w:eastAsia="ru-RU"/>
               </w:rPr>
-              <w:t>Агент берёт текущий месяц (03-02→03-31) вместо следующего (04-01→04-30). Q28 — возвращает range вместо одной даты</w:t>
+              <w:t xml:space="preserve">Агент берёт текущий месяц (03-02→03-31) вместо следующего (04-01→04-30). Q28 — возвращает </w:t>
+            </w:r>
+            <w:proofErr w:type="spellStart"/>
+            <w:r>
+              <w:rPr>
+                <w:rFonts w:eastAsia="Times New Roman" w:cs="Times New Roman"/>
+                <w:szCs w:val="24"/>
+                <w:lang w:eastAsia="ru-RU"/>
+              </w:rPr>
+              <w:t>range</w:t>
+            </w:r>
+            <w:proofErr w:type="spellEnd"/>
+            <w:r>
+              <w:rPr>
+                <w:rFonts w:eastAsia="Times New Roman" w:cs="Times New Roman"/>
+                <w:szCs w:val="24"/>
+                <w:lang w:eastAsia="ru-RU"/>
+              </w:rPr>
+              <w:t xml:space="preserve"> вместо одной даты</w:t>
             </w:r>
           </w:p>
         </w:tc>
@@ -3423,16 +3938,7 @@
                 <w:szCs w:val="24"/>
                 <w:lang w:eastAsia="ru-RU"/>
               </w:rPr>
-              <w:t xml:space="preserve">«Следующий </w:t>
-            </w:r>
-            <w:r>
-              <w:rPr>
-                <w:rFonts w:eastAsia="Times New Roman" w:cs="Times New Roman"/>
-                <w:szCs w:val="24"/>
-                <w:lang w:eastAsia="ru-RU"/>
-              </w:rPr>
-              <w:lastRenderedPageBreak/>
-              <w:t>день недели»</w:t>
+              <w:t>«Следующий день недели»</w:t>
             </w:r>
           </w:p>
         </w:tc>
@@ -3466,7 +3972,6 @@
                 <w:szCs w:val="24"/>
                 <w:lang w:eastAsia="ru-RU"/>
               </w:rPr>
-              <w:lastRenderedPageBreak/>
               <w:t>3</w:t>
             </w:r>
           </w:p>
@@ -3534,7 +4039,43 @@
                 <w:szCs w:val="24"/>
                 <w:lang w:eastAsia="ru-RU"/>
               </w:rPr>
-              <w:t>«Следующий понедельник» → 03-03 (вт) вместо 03-09. «Следующая пятница» → 03-07 (сб) вместо 03-06</w:t>
+              <w:t>«Следующий понедельник» → 03-03 (</w:t>
+            </w:r>
+            <w:proofErr w:type="spellStart"/>
+            <w:r>
+              <w:rPr>
+                <w:rFonts w:eastAsia="Times New Roman" w:cs="Times New Roman"/>
+                <w:szCs w:val="24"/>
+                <w:lang w:eastAsia="ru-RU"/>
+              </w:rPr>
+              <w:t>вт</w:t>
+            </w:r>
+            <w:proofErr w:type="spellEnd"/>
+            <w:r>
+              <w:rPr>
+                <w:rFonts w:eastAsia="Times New Roman" w:cs="Times New Roman"/>
+                <w:szCs w:val="24"/>
+                <w:lang w:eastAsia="ru-RU"/>
+              </w:rPr>
+              <w:t>) вместо 03-09. «Следующая пятница» → 03-07 (</w:t>
+            </w:r>
+            <w:proofErr w:type="spellStart"/>
+            <w:r>
+              <w:rPr>
+                <w:rFonts w:eastAsia="Times New Roman" w:cs="Times New Roman"/>
+                <w:szCs w:val="24"/>
+                <w:lang w:eastAsia="ru-RU"/>
+              </w:rPr>
+              <w:t>сб</w:t>
+            </w:r>
+            <w:proofErr w:type="spellEnd"/>
+            <w:r>
+              <w:rPr>
+                <w:rFonts w:eastAsia="Times New Roman" w:cs="Times New Roman"/>
+                <w:szCs w:val="24"/>
+                <w:lang w:eastAsia="ru-RU"/>
+              </w:rPr>
+              <w:t>) вместо 03-06</w:t>
             </w:r>
           </w:p>
         </w:tc>
@@ -3559,16 +4100,48 @@
               <w:rPr>
                 <w:rFonts w:eastAsia="Times New Roman" w:cs="Times New Roman"/>
                 <w:szCs w:val="24"/>
-                <w:lang w:eastAsia="ru-RU"/>
-              </w:rPr>
-            </w:pPr>
-            <w:r>
-              <w:rPr>
-                <w:rFonts w:eastAsia="Times New Roman" w:cs="Times New Roman"/>
-                <w:szCs w:val="24"/>
-                <w:lang w:eastAsia="ru-RU"/>
-              </w:rPr>
-              <w:t>«Через N дней» off-by-1</w:t>
+                <w:lang w:val="en-US" w:eastAsia="ru-RU"/>
+              </w:rPr>
+            </w:pPr>
+            <w:r>
+              <w:rPr>
+                <w:rFonts w:eastAsia="Times New Roman" w:cs="Times New Roman"/>
+                <w:szCs w:val="24"/>
+                <w:lang w:val="en-US" w:eastAsia="ru-RU"/>
+              </w:rPr>
+              <w:t>«</w:t>
+            </w:r>
+            <w:r>
+              <w:rPr>
+                <w:rFonts w:eastAsia="Times New Roman" w:cs="Times New Roman"/>
+                <w:szCs w:val="24"/>
+                <w:lang w:eastAsia="ru-RU"/>
+              </w:rPr>
+              <w:t>Через</w:t>
+            </w:r>
+            <w:r>
+              <w:rPr>
+                <w:rFonts w:eastAsia="Times New Roman" w:cs="Times New Roman"/>
+                <w:szCs w:val="24"/>
+                <w:lang w:val="en-US" w:eastAsia="ru-RU"/>
+              </w:rPr>
+              <w:t xml:space="preserve"> N </w:t>
+            </w:r>
+            <w:r>
+              <w:rPr>
+                <w:rFonts w:eastAsia="Times New Roman" w:cs="Times New Roman"/>
+                <w:szCs w:val="24"/>
+                <w:lang w:eastAsia="ru-RU"/>
+              </w:rPr>
+              <w:t>дней</w:t>
+            </w:r>
+            <w:r>
+              <w:rPr>
+                <w:rFonts w:eastAsia="Times New Roman" w:cs="Times New Roman"/>
+                <w:szCs w:val="24"/>
+                <w:lang w:val="en-US" w:eastAsia="ru-RU"/>
+              </w:rPr>
+              <w:t>» off-by-1</w:t>
             </w:r>
           </w:p>
         </w:tc>
@@ -3814,7 +4387,25 @@
                 <w:szCs w:val="24"/>
                 <w:lang w:eastAsia="ru-RU"/>
               </w:rPr>
-              <w:t>«Полгода» → 08-31 вместо 09-02. «От последней даты в данных» → null. Расширенные диапазоны</w:t>
+              <w:t xml:space="preserve">«Полгода» → 08-31 вместо 09-02. «От последней даты в данных» → </w:t>
+            </w:r>
+            <w:proofErr w:type="spellStart"/>
+            <w:r>
+              <w:rPr>
+                <w:rFonts w:eastAsia="Times New Roman" w:cs="Times New Roman"/>
+                <w:szCs w:val="24"/>
+                <w:lang w:eastAsia="ru-RU"/>
+              </w:rPr>
+              <w:t>null</w:t>
+            </w:r>
+            <w:proofErr w:type="spellEnd"/>
+            <w:r>
+              <w:rPr>
+                <w:rFonts w:eastAsia="Times New Roman" w:cs="Times New Roman"/>
+                <w:szCs w:val="24"/>
+                <w:lang w:eastAsia="ru-RU"/>
+              </w:rPr>
+              <w:t>. Расширенные диапазоны</w:t>
             </w:r>
           </w:p>
         </w:tc>
@@ -3826,16 +4417,122 @@
         <w:rPr>
           <w:rFonts w:eastAsia="Times New Roman" w:cs="Times New Roman"/>
           <w:szCs w:val="24"/>
-          <w:lang w:eastAsia="ru-RU"/>
-        </w:rPr>
-      </w:pPr>
-      <w:r>
-        <w:rPr>
-          <w:rFonts w:eastAsia="Times New Roman" w:cs="Times New Roman"/>
-          <w:szCs w:val="24"/>
-          <w:lang w:eastAsia="ru-RU"/>
-        </w:rPr>
-        <w:t>&lt;/details&gt;&lt;details&gt;&lt;summary&gt;FP даты (нашёл дату, когда её нет)&lt;/summary&gt;</w:t>
+          <w:lang w:val="en-US" w:eastAsia="ru-RU"/>
+        </w:rPr>
+      </w:pPr>
+      <w:r>
+        <w:rPr>
+          <w:rFonts w:eastAsia="Times New Roman" w:cs="Times New Roman"/>
+          <w:szCs w:val="24"/>
+          <w:lang w:val="en-US" w:eastAsia="ru-RU"/>
+        </w:rPr>
+        <w:t>&lt;/details&gt;&lt;details&gt;&lt;summary&gt;FP </w:t>
+      </w:r>
+      <w:r>
+        <w:rPr>
+          <w:rFonts w:eastAsia="Times New Roman" w:cs="Times New Roman"/>
+          <w:szCs w:val="24"/>
+          <w:lang w:eastAsia="ru-RU"/>
+        </w:rPr>
+        <w:t>даты</w:t>
+      </w:r>
+      <w:r>
+        <w:rPr>
+          <w:rFonts w:eastAsia="Times New Roman" w:cs="Times New Roman"/>
+          <w:szCs w:val="24"/>
+          <w:lang w:val="en-US" w:eastAsia="ru-RU"/>
+        </w:rPr>
+        <w:t xml:space="preserve"> (</w:t>
+      </w:r>
+      <w:r>
+        <w:rPr>
+          <w:rFonts w:eastAsia="Times New Roman" w:cs="Times New Roman"/>
+          <w:szCs w:val="24"/>
+          <w:lang w:eastAsia="ru-RU"/>
+        </w:rPr>
+        <w:t>нашёл</w:t>
+      </w:r>
+      <w:r>
+        <w:rPr>
+          <w:rFonts w:eastAsia="Times New Roman" w:cs="Times New Roman"/>
+          <w:szCs w:val="24"/>
+          <w:lang w:val="en-US" w:eastAsia="ru-RU"/>
+        </w:rPr>
+        <w:t xml:space="preserve"> </w:t>
+      </w:r>
+      <w:r>
+        <w:rPr>
+          <w:rFonts w:eastAsia="Times New Roman" w:cs="Times New Roman"/>
+          <w:szCs w:val="24"/>
+          <w:lang w:eastAsia="ru-RU"/>
+        </w:rPr>
+        <w:t>дату</w:t>
+      </w:r>
+      <w:r>
+        <w:rPr>
+          <w:rFonts w:eastAsia="Times New Roman" w:cs="Times New Roman"/>
+          <w:szCs w:val="24"/>
+          <w:lang w:val="en-US" w:eastAsia="ru-RU"/>
+        </w:rPr>
+        <w:t xml:space="preserve">, </w:t>
+      </w:r>
+      <w:r>
+        <w:rPr>
+          <w:rFonts w:eastAsia="Times New Roman" w:cs="Times New Roman"/>
+          <w:szCs w:val="24"/>
+          <w:lang w:eastAsia="ru-RU"/>
+        </w:rPr>
+        <w:t>когда</w:t>
+      </w:r>
+      <w:r>
+        <w:rPr>
+          <w:rFonts w:eastAsia="Times New Roman" w:cs="Times New Roman"/>
+          <w:szCs w:val="24"/>
+          <w:lang w:val="en-US" w:eastAsia="ru-RU"/>
+        </w:rPr>
+        <w:t xml:space="preserve"> </w:t>
+      </w:r>
+      <w:r>
+        <w:rPr>
+          <w:rFonts w:eastAsia="Times New Roman" w:cs="Times New Roman"/>
+          <w:szCs w:val="24"/>
+          <w:lang w:eastAsia="ru-RU"/>
+        </w:rPr>
+        <w:t>её</w:t>
+      </w:r>
+      <w:r>
+        <w:rPr>
+          <w:rFonts w:eastAsia="Times New Roman" w:cs="Times New Roman"/>
+          <w:szCs w:val="24"/>
+          <w:lang w:val="en-US" w:eastAsia="ru-RU"/>
+        </w:rPr>
+        <w:t xml:space="preserve"> </w:t>
+      </w:r>
+      <w:proofErr w:type="gramStart"/>
+      <w:r>
+        <w:rPr>
+          <w:rFonts w:eastAsia="Times New Roman" w:cs="Times New Roman"/>
+          <w:szCs w:val="24"/>
+          <w:lang w:eastAsia="ru-RU"/>
+        </w:rPr>
+        <w:t>нет</w:t>
+      </w:r>
+      <w:r>
+        <w:rPr>
+          <w:rFonts w:eastAsia="Times New Roman" w:cs="Times New Roman"/>
+          <w:szCs w:val="24"/>
+          <w:lang w:val="en-US" w:eastAsia="ru-RU"/>
+        </w:rPr>
+        <w:t>)&lt;</w:t>
+      </w:r>
+      <w:proofErr w:type="gramEnd"/>
+      <w:r>
+        <w:rPr>
+          <w:rFonts w:eastAsia="Times New Roman" w:cs="Times New Roman"/>
+          <w:szCs w:val="24"/>
+          <w:lang w:val="en-US" w:eastAsia="ru-RU"/>
+        </w:rPr>
+        <w:t>/summary&gt;</w:t>
       </w:r>
     </w:p>
     <w:tbl>
@@ -4094,6 +4791,7 @@
                 <w:lang w:eastAsia="ru-RU"/>
               </w:rPr>
             </w:pPr>
+            <w:proofErr w:type="spellStart"/>
             <w:r>
               <w:rPr>
                 <w:rFonts w:eastAsia="Times New Roman" w:cs="Times New Roman"/>
@@ -4102,6 +4800,7 @@
               </w:rPr>
               <w:t>null</w:t>
             </w:r>
+            <w:proofErr w:type="spellEnd"/>
           </w:p>
         </w:tc>
         <w:tc>
@@ -4236,6 +4935,7 @@
                 <w:lang w:eastAsia="ru-RU"/>
               </w:rPr>
             </w:pPr>
+            <w:proofErr w:type="spellStart"/>
             <w:r>
               <w:rPr>
                 <w:rFonts w:eastAsia="Times New Roman" w:cs="Times New Roman"/>
@@ -4244,6 +4944,7 @@
               </w:rPr>
               <w:t>null</w:t>
             </w:r>
+            <w:proofErr w:type="spellEnd"/>
           </w:p>
         </w:tc>
         <w:tc>
@@ -4299,7 +5000,43 @@
           <w:szCs w:val="24"/>
           <w:lang w:eastAsia="ru-RU"/>
         </w:rPr>
-        <w:t>Агент интерпретировал «дальше» и «в ближайшее время» как «сегодня».&lt;/details&gt;</w:t>
+        <w:t>Агент интерпретировал «дальше» и «в ближайшее время» как «сегодня</w:t>
+      </w:r>
+      <w:proofErr w:type="gramStart"/>
+      <w:r>
+        <w:rPr>
+          <w:rFonts w:eastAsia="Times New Roman" w:cs="Times New Roman"/>
+          <w:szCs w:val="24"/>
+          <w:lang w:eastAsia="ru-RU"/>
+        </w:rPr>
+        <w:t>».&lt;</w:t>
+      </w:r>
+      <w:proofErr w:type="gramEnd"/>
+      <w:r>
+        <w:rPr>
+          <w:rFonts w:eastAsia="Times New Roman" w:cs="Times New Roman"/>
+          <w:szCs w:val="24"/>
+          <w:lang w:eastAsia="ru-RU"/>
+        </w:rPr>
+        <w:t>/</w:t>
+      </w:r>
+      <w:proofErr w:type="spellStart"/>
+      <w:r>
+        <w:rPr>
+          <w:rFonts w:eastAsia="Times New Roman" w:cs="Times New Roman"/>
+          <w:szCs w:val="24"/>
+          <w:lang w:eastAsia="ru-RU"/>
+        </w:rPr>
+        <w:t>details</w:t>
+      </w:r>
+      <w:proofErr w:type="spellEnd"/>
+      <w:r>
+        <w:rPr>
+          <w:rFonts w:eastAsia="Times New Roman" w:cs="Times New Roman"/>
+          <w:szCs w:val="24"/>
+          <w:lang w:eastAsia="ru-RU"/>
+        </w:rPr>
+        <w:t>&gt;</w:t>
       </w:r>
       <w:r>
         <w:rPr>
@@ -4327,8 +5064,20 @@
           <w:szCs w:val="24"/>
           <w:lang w:eastAsia="ru-RU"/>
         </w:rPr>
-        <w:t>55% recall</w:t>
-      </w:r>
+        <w:t xml:space="preserve">55% </w:t>
+      </w:r>
+      <w:proofErr w:type="spellStart"/>
+      <w:r>
+        <w:rPr>
+          <w:rFonts w:eastAsia="Times New Roman" w:cs="Times New Roman"/>
+          <w:b/>
+          <w:bCs/>
+          <w:szCs w:val="24"/>
+          <w:lang w:eastAsia="ru-RU"/>
+        </w:rPr>
+        <w:t>recall</w:t>
+      </w:r>
+      <w:proofErr w:type="spellEnd"/>
       <w:r>
         <w:rPr>
           <w:rFonts w:eastAsia="Times New Roman" w:cs="Times New Roman"/>
@@ -4382,6 +5131,7 @@
         </w:rPr>
         <w:t>3. Итоговый ответ (</w:t>
       </w:r>
+      <w:proofErr w:type="spellStart"/>
       <w:r>
         <w:rPr>
           <w:rFonts w:ascii="Consolas" w:eastAsia="Times New Roman" w:hAnsi="Consolas" w:cs="Times New Roman"/>
@@ -4393,6 +5143,7 @@
         </w:rPr>
         <w:t>accuracy</w:t>
       </w:r>
+      <w:proofErr w:type="spellEnd"/>
       <w:r>
         <w:rPr>
           <w:rFonts w:eastAsia="Times New Roman" w:cs="Times New Roman"/>
@@ -4702,6 +5453,7 @@
                 <w:lang w:eastAsia="ru-RU"/>
               </w:rPr>
             </w:pPr>
+            <w:proofErr w:type="spellStart"/>
             <w:r>
               <w:rPr>
                 <w:rFonts w:eastAsia="Times New Roman" w:cs="Times New Roman"/>
@@ -4712,6 +5464,7 @@
               </w:rPr>
               <w:t>Accuracy</w:t>
             </w:r>
+            <w:proofErr w:type="spellEnd"/>
           </w:p>
         </w:tc>
       </w:tr>
@@ -5436,15 +6189,81 @@
           <w:szCs w:val="24"/>
           <w:lang w:eastAsia="ru-RU"/>
         </w:rPr>
-        <w:t xml:space="preserve"> слишком далеко» — засчитано как корректное поведение (агент правильно распознал задачу, ограничение модели).</w:t>
-      </w:r>
-      <w:r>
-        <w:rPr>
-          <w:rFonts w:eastAsia="Times New Roman" w:cs="Times New Roman"/>
-          <w:szCs w:val="24"/>
-          <w:lang w:eastAsia="ru-RU"/>
-        </w:rPr>
-        <w:t>&lt;details&gt;&lt;summary&gt;Детализация ошибок по категориям&lt;/summary&gt;</w:t>
+        <w:t xml:space="preserve"> слишком далеко» — засчитано как корректное поведение (агент правильно распознал задачу, ограничение модели</w:t>
+      </w:r>
+      <w:proofErr w:type="gramStart"/>
+      <w:r>
+        <w:rPr>
+          <w:rFonts w:eastAsia="Times New Roman" w:cs="Times New Roman"/>
+          <w:i/>
+          <w:iCs/>
+          <w:szCs w:val="24"/>
+          <w:lang w:eastAsia="ru-RU"/>
+        </w:rPr>
+        <w:t>).</w:t>
+      </w:r>
+      <w:r>
+        <w:rPr>
+          <w:rFonts w:eastAsia="Times New Roman" w:cs="Times New Roman"/>
+          <w:szCs w:val="24"/>
+          <w:lang w:eastAsia="ru-RU"/>
+        </w:rPr>
+        <w:t>&lt;</w:t>
+      </w:r>
+      <w:proofErr w:type="spellStart"/>
+      <w:proofErr w:type="gramEnd"/>
+      <w:r>
+        <w:rPr>
+          <w:rFonts w:eastAsia="Times New Roman" w:cs="Times New Roman"/>
+          <w:szCs w:val="24"/>
+          <w:lang w:eastAsia="ru-RU"/>
+        </w:rPr>
+        <w:t>details</w:t>
+      </w:r>
+      <w:proofErr w:type="spellEnd"/>
+      <w:r>
+        <w:rPr>
+          <w:rFonts w:eastAsia="Times New Roman" w:cs="Times New Roman"/>
+          <w:szCs w:val="24"/>
+          <w:lang w:eastAsia="ru-RU"/>
+        </w:rPr>
+        <w:t>&gt;&lt;</w:t>
+      </w:r>
+      <w:proofErr w:type="spellStart"/>
+      <w:r>
+        <w:rPr>
+          <w:rFonts w:eastAsia="Times New Roman" w:cs="Times New Roman"/>
+          <w:szCs w:val="24"/>
+          <w:lang w:eastAsia="ru-RU"/>
+        </w:rPr>
+        <w:t>summary</w:t>
+      </w:r>
+      <w:proofErr w:type="spellEnd"/>
+      <w:r>
+        <w:rPr>
+          <w:rFonts w:eastAsia="Times New Roman" w:cs="Times New Roman"/>
+          <w:szCs w:val="24"/>
+          <w:lang w:eastAsia="ru-RU"/>
+        </w:rPr>
+        <w:t>&gt;Детализация ошибок по категориям&lt;/</w:t>
+      </w:r>
+      <w:proofErr w:type="spellStart"/>
+      <w:r>
+        <w:rPr>
+          <w:rFonts w:eastAsia="Times New Roman" w:cs="Times New Roman"/>
+          <w:szCs w:val="24"/>
+          <w:lang w:eastAsia="ru-RU"/>
+        </w:rPr>
+        <w:t>summary</w:t>
+      </w:r>
+      <w:proofErr w:type="spellEnd"/>
+      <w:r>
+        <w:rPr>
+          <w:rFonts w:eastAsia="Times New Roman" w:cs="Times New Roman"/>
+          <w:szCs w:val="24"/>
+          <w:lang w:eastAsia="ru-RU"/>
+        </w:rPr>
+        <w:t>&gt;</w:t>
       </w:r>
       <w:r>
         <w:rPr>
@@ -5500,23 +6319,88 @@
           <w:szCs w:val="24"/>
           <w:lang w:eastAsia="ru-RU"/>
         </w:rPr>
+        <w:lastRenderedPageBreak/>
         <w:t>Q31, Q34, Q37, Q38, Q40 → ERROR </w:t>
       </w:r>
+      <w:proofErr w:type="spellStart"/>
       <w:r>
         <w:rPr>
           <w:rFonts w:ascii="Consolas" w:eastAsia="Times New Roman" w:hAnsi="Consolas" w:cs="Times New Roman"/>
           <w:sz w:val="22"/>
           <w:lang w:eastAsia="ru-RU"/>
         </w:rPr>
-        <w:t>unhashable type: 'list'</w:t>
-      </w:r>
-      <w:r>
-        <w:rPr>
-          <w:rFonts w:eastAsia="Times New Roman" w:cs="Times New Roman"/>
-          <w:szCs w:val="24"/>
-          <w:lang w:eastAsia="ru-RU"/>
-        </w:rPr>
-        <w:t> (баг — pipeline не поддерживает список серий)</w:t>
+        <w:t>unhashable</w:t>
+      </w:r>
+      <w:proofErr w:type="spellEnd"/>
+      <w:r>
+        <w:rPr>
+          <w:rFonts w:ascii="Consolas" w:eastAsia="Times New Roman" w:hAnsi="Consolas" w:cs="Times New Roman"/>
+          <w:sz w:val="22"/>
+          <w:lang w:eastAsia="ru-RU"/>
+        </w:rPr>
+        <w:t xml:space="preserve"> </w:t>
+      </w:r>
+      <w:proofErr w:type="spellStart"/>
+      <w:r>
+        <w:rPr>
+          <w:rFonts w:ascii="Consolas" w:eastAsia="Times New Roman" w:hAnsi="Consolas" w:cs="Times New Roman"/>
+          <w:sz w:val="22"/>
+          <w:lang w:eastAsia="ru-RU"/>
+        </w:rPr>
+        <w:t>type</w:t>
+      </w:r>
+      <w:proofErr w:type="spellEnd"/>
+      <w:r>
+        <w:rPr>
+          <w:rFonts w:ascii="Consolas" w:eastAsia="Times New Roman" w:hAnsi="Consolas" w:cs="Times New Roman"/>
+          <w:sz w:val="22"/>
+          <w:lang w:eastAsia="ru-RU"/>
+        </w:rPr>
+        <w:t>: '</w:t>
+      </w:r>
+      <w:proofErr w:type="spellStart"/>
+      <w:r>
+        <w:rPr>
+          <w:rFonts w:ascii="Consolas" w:eastAsia="Times New Roman" w:hAnsi="Consolas" w:cs="Times New Roman"/>
+          <w:sz w:val="22"/>
+          <w:lang w:eastAsia="ru-RU"/>
+        </w:rPr>
+        <w:t>list</w:t>
+      </w:r>
+      <w:proofErr w:type="spellEnd"/>
+      <w:r>
+        <w:rPr>
+          <w:rFonts w:ascii="Consolas" w:eastAsia="Times New Roman" w:hAnsi="Consolas" w:cs="Times New Roman"/>
+          <w:sz w:val="22"/>
+          <w:lang w:eastAsia="ru-RU"/>
+        </w:rPr>
+        <w:t>'</w:t>
+      </w:r>
+      <w:r>
+        <w:rPr>
+          <w:rFonts w:eastAsia="Times New Roman" w:cs="Times New Roman"/>
+          <w:szCs w:val="24"/>
+          <w:lang w:eastAsia="ru-RU"/>
+        </w:rPr>
+        <w:t xml:space="preserve"> (баг — </w:t>
+      </w:r>
+      <w:proofErr w:type="spellStart"/>
+      <w:r>
+        <w:rPr>
+          <w:rFonts w:eastAsia="Times New Roman" w:cs="Times New Roman"/>
+          <w:szCs w:val="24"/>
+          <w:lang w:eastAsia="ru-RU"/>
+        </w:rPr>
+        <w:t>pipeline</w:t>
+      </w:r>
+      <w:proofErr w:type="spellEnd"/>
+      <w:r>
+        <w:rPr>
+          <w:rFonts w:eastAsia="Times New Roman" w:cs="Times New Roman"/>
+          <w:szCs w:val="24"/>
+          <w:lang w:eastAsia="ru-RU"/>
+        </w:rPr>
+        <w:t xml:space="preserve"> не поддерживает список серий)</w:t>
       </w:r>
     </w:p>
     <w:p>
@@ -5539,7 +6423,43 @@
           <w:szCs w:val="24"/>
           <w:lang w:eastAsia="ru-RU"/>
         </w:rPr>
-        <w:t>Q32, Q35, Q36, Q39 → «Неизвестный тип: sales, trips» (та же проблема — мульти-серии)</w:t>
+        <w:t xml:space="preserve">Q32, Q35, Q36, Q39 → «Неизвестный тип: </w:t>
+      </w:r>
+      <w:proofErr w:type="spellStart"/>
+      <w:r>
+        <w:rPr>
+          <w:rFonts w:eastAsia="Times New Roman" w:cs="Times New Roman"/>
+          <w:szCs w:val="24"/>
+          <w:lang w:eastAsia="ru-RU"/>
+        </w:rPr>
+        <w:t>sales</w:t>
+      </w:r>
+      <w:proofErr w:type="spellEnd"/>
+      <w:r>
+        <w:rPr>
+          <w:rFonts w:eastAsia="Times New Roman" w:cs="Times New Roman"/>
+          <w:szCs w:val="24"/>
+          <w:lang w:eastAsia="ru-RU"/>
+        </w:rPr>
+        <w:t xml:space="preserve">, </w:t>
+      </w:r>
+      <w:proofErr w:type="spellStart"/>
+      <w:r>
+        <w:rPr>
+          <w:rFonts w:eastAsia="Times New Roman" w:cs="Times New Roman"/>
+          <w:szCs w:val="24"/>
+          <w:lang w:eastAsia="ru-RU"/>
+        </w:rPr>
+        <w:t>trips</w:t>
+      </w:r>
+      <w:proofErr w:type="spellEnd"/>
+      <w:r>
+        <w:rPr>
+          <w:rFonts w:eastAsia="Times New Roman" w:cs="Times New Roman"/>
+          <w:szCs w:val="24"/>
+          <w:lang w:eastAsia="ru-RU"/>
+        </w:rPr>
+        <w:t>» (та же проблема — мульти-серии)</w:t>
       </w:r>
     </w:p>
     <w:p>
@@ -5602,7 +6522,6 @@
           <w:szCs w:val="24"/>
           <w:lang w:eastAsia="ru-RU"/>
         </w:rPr>
-        <w:lastRenderedPageBreak/>
         <w:t>Q51–Q58 (ожидание: отказ):</w:t>
       </w:r>
     </w:p>
@@ -5644,7 +6563,25 @@
           <w:szCs w:val="24"/>
           <w:lang w:eastAsia="ru-RU"/>
         </w:rPr>
-        <w:t>&lt;/details&gt;</w:t>
+        <w:t>&lt;/</w:t>
+      </w:r>
+      <w:proofErr w:type="spellStart"/>
+      <w:r>
+        <w:rPr>
+          <w:rFonts w:eastAsia="Times New Roman" w:cs="Times New Roman"/>
+          <w:szCs w:val="24"/>
+          <w:lang w:eastAsia="ru-RU"/>
+        </w:rPr>
+        <w:t>details</w:t>
+      </w:r>
+      <w:proofErr w:type="spellEnd"/>
+      <w:r>
+        <w:rPr>
+          <w:rFonts w:eastAsia="Times New Roman" w:cs="Times New Roman"/>
+          <w:szCs w:val="24"/>
+          <w:lang w:eastAsia="ru-RU"/>
+        </w:rPr>
+        <w:t>&gt;</w:t>
       </w:r>
     </w:p>
     <w:p>
@@ -5855,8 +6792,20 @@
                 <w:szCs w:val="24"/>
                 <w:lang w:eastAsia="ru-RU"/>
               </w:rPr>
-              <w:t>Task Type Recall</w:t>
-            </w:r>
+              <w:t xml:space="preserve">Task Type </w:t>
+            </w:r>
+            <w:proofErr w:type="spellStart"/>
+            <w:r>
+              <w:rPr>
+                <w:rFonts w:eastAsia="Times New Roman" w:cs="Times New Roman"/>
+                <w:b/>
+                <w:bCs/>
+                <w:szCs w:val="24"/>
+                <w:lang w:eastAsia="ru-RU"/>
+              </w:rPr>
+              <w:t>Recall</w:t>
+            </w:r>
+            <w:proofErr w:type="spellEnd"/>
           </w:p>
         </w:tc>
         <w:tc>
@@ -5966,8 +6915,20 @@
                 <w:szCs w:val="24"/>
                 <w:lang w:eastAsia="ru-RU"/>
               </w:rPr>
-              <w:t>Task Type Specificity</w:t>
-            </w:r>
+              <w:t xml:space="preserve">Task Type </w:t>
+            </w:r>
+            <w:proofErr w:type="spellStart"/>
+            <w:r>
+              <w:rPr>
+                <w:rFonts w:eastAsia="Times New Roman" w:cs="Times New Roman"/>
+                <w:b/>
+                <w:bCs/>
+                <w:szCs w:val="24"/>
+                <w:lang w:eastAsia="ru-RU"/>
+              </w:rPr>
+              <w:t>Specificity</w:t>
+            </w:r>
+            <w:proofErr w:type="spellEnd"/>
           </w:p>
         </w:tc>
         <w:tc>
@@ -6041,8 +7002,18 @@
                 <w:szCs w:val="24"/>
                 <w:lang w:eastAsia="ru-RU"/>
               </w:rPr>
-              <w:t xml:space="preserve"> Нужна доработка промпта</w:t>
-            </w:r>
+              <w:t xml:space="preserve"> Нужна доработка </w:t>
+            </w:r>
+            <w:proofErr w:type="spellStart"/>
+            <w:r>
+              <w:rPr>
+                <w:rFonts w:eastAsia="Times New Roman" w:cs="Times New Roman"/>
+                <w:szCs w:val="24"/>
+                <w:lang w:eastAsia="ru-RU"/>
+              </w:rPr>
+              <w:t>промпта</w:t>
+            </w:r>
+            <w:proofErr w:type="spellEnd"/>
           </w:p>
         </w:tc>
       </w:tr>
@@ -6069,6 +7040,7 @@
                 <w:lang w:eastAsia="ru-RU"/>
               </w:rPr>
             </w:pPr>
+            <w:proofErr w:type="spellStart"/>
             <w:r>
               <w:rPr>
                 <w:rFonts w:eastAsia="Times New Roman" w:cs="Times New Roman"/>
@@ -6077,8 +7049,31 @@
                 <w:szCs w:val="24"/>
                 <w:lang w:eastAsia="ru-RU"/>
               </w:rPr>
-              <w:t>Date Recall</w:t>
-            </w:r>
+              <w:t>Date</w:t>
+            </w:r>
+            <w:proofErr w:type="spellEnd"/>
+            <w:r>
+              <w:rPr>
+                <w:rFonts w:eastAsia="Times New Roman" w:cs="Times New Roman"/>
+                <w:b/>
+                <w:bCs/>
+                <w:szCs w:val="24"/>
+                <w:lang w:eastAsia="ru-RU"/>
+              </w:rPr>
+              <w:t xml:space="preserve"> </w:t>
+            </w:r>
+            <w:proofErr w:type="spellStart"/>
+            <w:r>
+              <w:rPr>
+                <w:rFonts w:eastAsia="Times New Roman" w:cs="Times New Roman"/>
+                <w:b/>
+                <w:bCs/>
+                <w:szCs w:val="24"/>
+                <w:lang w:eastAsia="ru-RU"/>
+              </w:rPr>
+              <w:t>Recall</w:t>
+            </w:r>
+            <w:proofErr w:type="spellEnd"/>
           </w:p>
         </w:tc>
         <w:tc>
@@ -6180,6 +7175,7 @@
                 <w:lang w:eastAsia="ru-RU"/>
               </w:rPr>
             </w:pPr>
+            <w:proofErr w:type="spellStart"/>
             <w:r>
               <w:rPr>
                 <w:rFonts w:eastAsia="Times New Roman" w:cs="Times New Roman"/>
@@ -6188,8 +7184,31 @@
                 <w:szCs w:val="24"/>
                 <w:lang w:eastAsia="ru-RU"/>
               </w:rPr>
-              <w:t>Date Specificity</w:t>
-            </w:r>
+              <w:t>Date</w:t>
+            </w:r>
+            <w:proofErr w:type="spellEnd"/>
+            <w:r>
+              <w:rPr>
+                <w:rFonts w:eastAsia="Times New Roman" w:cs="Times New Roman"/>
+                <w:b/>
+                <w:bCs/>
+                <w:szCs w:val="24"/>
+                <w:lang w:eastAsia="ru-RU"/>
+              </w:rPr>
+              <w:t xml:space="preserve"> </w:t>
+            </w:r>
+            <w:proofErr w:type="spellStart"/>
+            <w:r>
+              <w:rPr>
+                <w:rFonts w:eastAsia="Times New Roman" w:cs="Times New Roman"/>
+                <w:b/>
+                <w:bCs/>
+                <w:szCs w:val="24"/>
+                <w:lang w:eastAsia="ru-RU"/>
+              </w:rPr>
+              <w:t>Specificity</w:t>
+            </w:r>
+            <w:proofErr w:type="spellEnd"/>
           </w:p>
         </w:tc>
         <w:tc>
@@ -6294,6 +7313,7 @@
                 <w:lang w:eastAsia="ru-RU"/>
               </w:rPr>
             </w:pPr>
+            <w:proofErr w:type="spellStart"/>
             <w:r>
               <w:rPr>
                 <w:rFonts w:eastAsia="Times New Roman" w:cs="Times New Roman"/>
@@ -6302,8 +7322,31 @@
                 <w:szCs w:val="24"/>
                 <w:lang w:eastAsia="ru-RU"/>
               </w:rPr>
-              <w:t>Answer Accuracy</w:t>
-            </w:r>
+              <w:t>Answer</w:t>
+            </w:r>
+            <w:proofErr w:type="spellEnd"/>
+            <w:r>
+              <w:rPr>
+                <w:rFonts w:eastAsia="Times New Roman" w:cs="Times New Roman"/>
+                <w:b/>
+                <w:bCs/>
+                <w:szCs w:val="24"/>
+                <w:lang w:eastAsia="ru-RU"/>
+              </w:rPr>
+              <w:t xml:space="preserve"> </w:t>
+            </w:r>
+            <w:proofErr w:type="spellStart"/>
+            <w:r>
+              <w:rPr>
+                <w:rFonts w:eastAsia="Times New Roman" w:cs="Times New Roman"/>
+                <w:b/>
+                <w:bCs/>
+                <w:szCs w:val="24"/>
+                <w:lang w:eastAsia="ru-RU"/>
+              </w:rPr>
+              <w:t>Accuracy</w:t>
+            </w:r>
+            <w:proofErr w:type="spellEnd"/>
           </w:p>
         </w:tc>
         <w:tc>
@@ -6442,8 +7485,27 @@
           <w:szCs w:val="24"/>
           <w:lang w:eastAsia="ru-RU"/>
         </w:rPr>
-        <w:t> Pipeline не поддерживает </w:t>
-      </w:r>
+        <w:t> </w:t>
+      </w:r>
+      <w:proofErr w:type="spellStart"/>
+      <w:r>
+        <w:rPr>
+          <w:rFonts w:eastAsia="Times New Roman" w:cs="Times New Roman"/>
+          <w:szCs w:val="24"/>
+          <w:lang w:eastAsia="ru-RU"/>
+        </w:rPr>
+        <w:t>Pipeline</w:t>
+      </w:r>
+      <w:proofErr w:type="spellEnd"/>
+      <w:r>
+        <w:rPr>
+          <w:rFonts w:eastAsia="Times New Roman" w:cs="Times New Roman"/>
+          <w:szCs w:val="24"/>
+          <w:lang w:eastAsia="ru-RU"/>
+        </w:rPr>
+        <w:t> не поддерживает </w:t>
+      </w:r>
+      <w:proofErr w:type="spellStart"/>
       <w:r>
         <w:rPr>
           <w:rFonts w:ascii="Consolas" w:eastAsia="Times New Roman" w:hAnsi="Consolas" w:cs="Times New Roman"/>
@@ -6452,6 +7514,7 @@
         </w:rPr>
         <w:t>series</w:t>
       </w:r>
+      <w:proofErr w:type="spellEnd"/>
       <w:r>
         <w:rPr>
           <w:rFonts w:eastAsia="Times New Roman" w:cs="Times New Roman"/>
@@ -6507,7 +7570,25 @@
           <w:szCs w:val="24"/>
           <w:lang w:eastAsia="ru-RU"/>
         </w:rPr>
-        <w:t> не учитывает контекст — цепляется за слова «цена», «продажи», «поездку». Нужно добавить примеры ловушек в промпт.</w:t>
+        <w:t xml:space="preserve"> не учитывает контекст — цепляется за слова «цена», «продажи», «поездку». Нужно добавить примеры ловушек в </w:t>
+      </w:r>
+      <w:proofErr w:type="spellStart"/>
+      <w:r>
+        <w:rPr>
+          <w:rFonts w:eastAsia="Times New Roman" w:cs="Times New Roman"/>
+          <w:szCs w:val="24"/>
+          <w:lang w:eastAsia="ru-RU"/>
+        </w:rPr>
+        <w:t>промпт</w:t>
+      </w:r>
+      <w:proofErr w:type="spellEnd"/>
+      <w:r>
+        <w:rPr>
+          <w:rFonts w:eastAsia="Times New Roman" w:cs="Times New Roman"/>
+          <w:szCs w:val="24"/>
+          <w:lang w:eastAsia="ru-RU"/>
+        </w:rPr>
+        <w:t>.</w:t>
       </w:r>
     </w:p>
     <w:p>
@@ -6532,15 +7613,35 @@
           <w:szCs w:val="24"/>
           <w:lang w:eastAsia="ru-RU"/>
         </w:rPr>
-        <w:t>Относительные даты (18 из 40 ошибок):</w:t>
-      </w:r>
-      <w:r>
-        <w:rPr>
-          <w:rFonts w:eastAsia="Times New Roman" w:cs="Times New Roman"/>
-          <w:szCs w:val="24"/>
-          <w:lang w:eastAsia="ru-RU"/>
-        </w:rPr>
-        <w:t> Нужно уточнить </w:t>
+        <w:t>Относительные даты (18 из 40 ошибок)</w:t>
+      </w:r>
+      <w:proofErr w:type="gramStart"/>
+      <w:r>
+        <w:rPr>
+          <w:rFonts w:eastAsia="Times New Roman" w:cs="Times New Roman"/>
+          <w:b/>
+          <w:bCs/>
+          <w:szCs w:val="24"/>
+          <w:lang w:eastAsia="ru-RU"/>
+        </w:rPr>
+        <w:t>:</w:t>
+      </w:r>
+      <w:r>
+        <w:rPr>
+          <w:rFonts w:eastAsia="Times New Roman" w:cs="Times New Roman"/>
+          <w:szCs w:val="24"/>
+          <w:lang w:eastAsia="ru-RU"/>
+        </w:rPr>
+        <w:t> Нужно</w:t>
+      </w:r>
+      <w:proofErr w:type="gramEnd"/>
+      <w:r>
+        <w:rPr>
+          <w:rFonts w:eastAsia="Times New Roman" w:cs="Times New Roman"/>
+          <w:szCs w:val="24"/>
+          <w:lang w:eastAsia="ru-RU"/>
+        </w:rPr>
+        <w:t xml:space="preserve"> уточнить </w:t>
       </w:r>
       <w:r>
         <w:rPr>
@@ -6556,7 +7657,43 @@
           <w:szCs w:val="24"/>
           <w:lang w:eastAsia="ru-RU"/>
         </w:rPr>
-        <w:t> — явно определить, что «следующая неделя» = Пн–Вс </w:t>
+        <w:t xml:space="preserve"> — явно определить, что «следующая неделя» = </w:t>
+      </w:r>
+      <w:proofErr w:type="spellStart"/>
+      <w:r>
+        <w:rPr>
+          <w:rFonts w:eastAsia="Times New Roman" w:cs="Times New Roman"/>
+          <w:szCs w:val="24"/>
+          <w:lang w:eastAsia="ru-RU"/>
+        </w:rPr>
+        <w:t>Пн</w:t>
+      </w:r>
+      <w:proofErr w:type="spellEnd"/>
+      <w:r>
+        <w:rPr>
+          <w:rFonts w:eastAsia="Times New Roman" w:cs="Times New Roman"/>
+          <w:szCs w:val="24"/>
+          <w:lang w:eastAsia="ru-RU"/>
+        </w:rPr>
+        <w:t>–</w:t>
+      </w:r>
+      <w:proofErr w:type="spellStart"/>
+      <w:r>
+        <w:rPr>
+          <w:rFonts w:eastAsia="Times New Roman" w:cs="Times New Roman"/>
+          <w:szCs w:val="24"/>
+          <w:lang w:eastAsia="ru-RU"/>
+        </w:rPr>
+        <w:t>Вс</w:t>
+      </w:r>
+      <w:proofErr w:type="spellEnd"/>
+      <w:r>
+        <w:rPr>
+          <w:rFonts w:eastAsia="Times New Roman" w:cs="Times New Roman"/>
+          <w:szCs w:val="24"/>
+          <w:lang w:eastAsia="ru-RU"/>
+        </w:rPr>
+        <w:t> </w:t>
       </w:r>
       <w:r>
         <w:rPr>
